--- a/PM_Collegio_Documentazione.docx
+++ b/PM_Collegio_Documentazione.docx
@@ -44,14 +44,12 @@
         </w:rPr>
         <w:t xml:space="preserve">Data: </w:t>
       </w:r>
-      <w:proofErr w:type="gramStart"/>
       <w:r>
         <w:rPr>
           <w:sz w:val="22"/>
         </w:rPr>
-        <w:t>Giugno</w:t>
-      </w:r>
-      <w:proofErr w:type="gramEnd"/>
+        <w:t>giugno</w:t>
+      </w:r>
       <w:r>
         <w:rPr>
           <w:sz w:val="22"/>
@@ -1333,8 +1331,6 @@
         <w:t>, Lombok.</w:t>
       </w:r>
     </w:p>
-    <w:p/>
-    <w:p/>
     <w:p>
       <w:pPr>
         <w:pStyle w:val="Titolo1"/>
@@ -1343,31 +1339,13 @@
     <w:p>
       <w:pPr>
         <w:pStyle w:val="Titolo1"/>
-      </w:pPr>
-    </w:p>
-    <w:p>
-      <w:pPr>
-        <w:pStyle w:val="Titolo1"/>
-      </w:pPr>
-    </w:p>
-    <w:p>
-      <w:pPr>
-        <w:pStyle w:val="Titolo1"/>
-      </w:pPr>
-    </w:p>
-    <w:p>
-      <w:pPr>
-        <w:pStyle w:val="Titolo1"/>
-        <w:rPr>
-          <w:b/>
-          <w:bCs/>
-        </w:rPr>
-      </w:pPr>
-      <w:r>
-        <w:t>4</w:t>
-      </w:r>
-      <w:r>
-        <w:t xml:space="preserve">. </w:t>
+        <w:rPr>
+          <w:b/>
+          <w:bCs/>
+        </w:rPr>
+      </w:pPr>
+      <w:r>
+        <w:t xml:space="preserve">4. </w:t>
       </w:r>
       <w:r>
         <w:rPr>
@@ -1897,7 +1875,6 @@
           <w:sz w:val="28"/>
           <w:szCs w:val="28"/>
         </w:rPr>
-        <w:lastRenderedPageBreak/>
         <w:t>4.</w:t>
       </w:r>
       <w:r>
@@ -2735,6 +2712,7 @@
     </w:p>
     <w:p>
       <w:r>
+        <w:lastRenderedPageBreak/>
         <w:t xml:space="preserve">         stato </w:t>
       </w:r>
       <w:proofErr w:type="gramStart"/>
@@ -2794,7 +2772,6 @@
           <w:i/>
           <w:iCs/>
         </w:rPr>
-        <w:lastRenderedPageBreak/>
         <w:t>Pagamento</w:t>
       </w:r>
       <w:r>
@@ -3235,25 +3212,3086 @@
         <w:t>).</w:t>
       </w:r>
     </w:p>
-    <w:p>
-      <w:pPr>
-        <w:sectPr>
-          <w:headerReference w:type="even" r:id="rId9"/>
-          <w:headerReference w:type="default" r:id="rId10"/>
-          <w:footerReference w:type="even" r:id="rId11"/>
-          <w:footerReference w:type="default" r:id="rId12"/>
-          <w:headerReference w:type="first" r:id="rId13"/>
-          <w:footerReference w:type="first" r:id="rId14"/>
-          <w:pgSz w:w="11906" w:h="16838"/>
-          <w:pgMar w:top="1417" w:right="1134" w:bottom="1134" w:left="1134" w:header="708" w:footer="708" w:gutter="0"/>
-          <w:cols w:space="708"/>
-          <w:docGrid w:linePitch="360"/>
-        </w:sectPr>
-      </w:pPr>
+    <w:p/>
+    <w:p>
+      <w:pPr>
+        <w:rPr>
+          <w:b/>
+          <w:bCs/>
+        </w:rPr>
+      </w:pPr>
+      <w:r>
+        <w:rPr>
+          <w:b/>
+          <w:bCs/>
+        </w:rPr>
+        <w:t>5.2 Stato Models / DAO</w:t>
+      </w:r>
+    </w:p>
+    <w:tbl>
+      <w:tblPr>
+        <w:tblStyle w:val="Grigliatabella"/>
+        <w:tblW w:w="10485" w:type="dxa"/>
+        <w:tblLook w:val="04A0" w:firstRow="1" w:lastRow="0" w:firstColumn="1" w:lastColumn="0" w:noHBand="0" w:noVBand="1"/>
+      </w:tblPr>
+      <w:tblGrid>
+        <w:gridCol w:w="6045"/>
+        <w:gridCol w:w="2220"/>
+        <w:gridCol w:w="2220"/>
+      </w:tblGrid>
+      <w:tr>
+        <w:tc>
+          <w:tcPr>
+            <w:tcW w:w="6045" w:type="dxa"/>
+          </w:tcPr>
+          <w:p>
+            <w:r>
+              <w:rPr>
+                <w:b/>
+                <w:bCs/>
+              </w:rPr>
+              <w:t>Tabella DB</w:t>
+            </w:r>
+          </w:p>
+        </w:tc>
+        <w:tc>
+          <w:tcPr>
+            <w:tcW w:w="2220" w:type="dxa"/>
+          </w:tcPr>
+          <w:p>
+            <w:r>
+              <w:rPr>
+                <w:b/>
+                <w:bCs/>
+              </w:rPr>
+              <w:t>Model</w:t>
+            </w:r>
+          </w:p>
+        </w:tc>
+        <w:tc>
+          <w:tcPr>
+            <w:tcW w:w="2220" w:type="dxa"/>
+          </w:tcPr>
+          <w:p>
+            <w:r>
+              <w:rPr>
+                <w:b/>
+                <w:bCs/>
+              </w:rPr>
+              <w:t>DAO</w:t>
+            </w:r>
+          </w:p>
+        </w:tc>
+      </w:tr>
+      <w:tr>
+        <w:tc>
+          <w:tcPr>
+            <w:tcW w:w="6045" w:type="dxa"/>
+          </w:tcPr>
+          <w:p>
+            <w:r>
+              <w:t>Indirizzo</w:t>
+            </w:r>
+          </w:p>
+        </w:tc>
+        <w:tc>
+          <w:tcPr>
+            <w:tcW w:w="2220" w:type="dxa"/>
+          </w:tcPr>
+          <w:p>
+            <w:r>
+              <w:t>✓</w:t>
+            </w:r>
+          </w:p>
+        </w:tc>
+        <w:tc>
+          <w:tcPr>
+            <w:tcW w:w="2220" w:type="dxa"/>
+          </w:tcPr>
+          <w:p>
+            <w:r>
+              <w:t>✓</w:t>
+            </w:r>
+          </w:p>
+        </w:tc>
+      </w:tr>
+      <w:tr>
+        <w:tc>
+          <w:tcPr>
+            <w:tcW w:w="6045" w:type="dxa"/>
+          </w:tcPr>
+          <w:p>
+            <w:r>
+              <w:t>Mansione</w:t>
+            </w:r>
+          </w:p>
+        </w:tc>
+        <w:tc>
+          <w:tcPr>
+            <w:tcW w:w="2220" w:type="dxa"/>
+          </w:tcPr>
+          <w:p>
+            <w:r>
+              <w:t>✓</w:t>
+            </w:r>
+          </w:p>
+        </w:tc>
+        <w:tc>
+          <w:tcPr>
+            <w:tcW w:w="2220" w:type="dxa"/>
+          </w:tcPr>
+          <w:p>
+            <w:r>
+              <w:t>✓</w:t>
+            </w:r>
+          </w:p>
+        </w:tc>
+      </w:tr>
+      <w:tr>
+        <w:tc>
+          <w:tcPr>
+            <w:tcW w:w="6045" w:type="dxa"/>
+          </w:tcPr>
+          <w:p>
+            <w:r>
+              <w:t>Committente</w:t>
+            </w:r>
+          </w:p>
+        </w:tc>
+        <w:tc>
+          <w:tcPr>
+            <w:tcW w:w="2220" w:type="dxa"/>
+          </w:tcPr>
+          <w:p>
+            <w:r>
+              <w:t>✓</w:t>
+            </w:r>
+          </w:p>
+        </w:tc>
+        <w:tc>
+          <w:tcPr>
+            <w:tcW w:w="2220" w:type="dxa"/>
+          </w:tcPr>
+          <w:p>
+            <w:r>
+              <w:t>✓</w:t>
+            </w:r>
+          </w:p>
+        </w:tc>
+      </w:tr>
+      <w:tr>
+        <w:tc>
+          <w:tcPr>
+            <w:tcW w:w="6045" w:type="dxa"/>
+          </w:tcPr>
+          <w:p>
+            <w:r>
+              <w:t>User</w:t>
+            </w:r>
+          </w:p>
+        </w:tc>
+        <w:tc>
+          <w:tcPr>
+            <w:tcW w:w="2220" w:type="dxa"/>
+          </w:tcPr>
+          <w:p>
+            <w:r>
+              <w:t>✓</w:t>
+            </w:r>
+          </w:p>
+        </w:tc>
+        <w:tc>
+          <w:tcPr>
+            <w:tcW w:w="2220" w:type="dxa"/>
+          </w:tcPr>
+          <w:p>
+            <w:r>
+              <w:t>✓</w:t>
+            </w:r>
+          </w:p>
+        </w:tc>
+      </w:tr>
+      <w:tr>
+        <w:tc>
+          <w:tcPr>
+            <w:tcW w:w="6045" w:type="dxa"/>
+          </w:tcPr>
+          <w:p>
+            <w:r>
+              <w:t>Room</w:t>
+            </w:r>
+          </w:p>
+        </w:tc>
+        <w:tc>
+          <w:tcPr>
+            <w:tcW w:w="2220" w:type="dxa"/>
+          </w:tcPr>
+          <w:p>
+            <w:r>
+              <w:t>✓</w:t>
+            </w:r>
+          </w:p>
+        </w:tc>
+        <w:tc>
+          <w:tcPr>
+            <w:tcW w:w="2220" w:type="dxa"/>
+          </w:tcPr>
+          <w:p>
+            <w:r>
+              <w:t>✓</w:t>
+            </w:r>
+          </w:p>
+        </w:tc>
+      </w:tr>
+      <w:tr>
+        <w:tc>
+          <w:tcPr>
+            <w:tcW w:w="6045" w:type="dxa"/>
+          </w:tcPr>
+          <w:p>
+            <w:r>
+              <w:t>Reservation</w:t>
+            </w:r>
+          </w:p>
+        </w:tc>
+        <w:tc>
+          <w:tcPr>
+            <w:tcW w:w="2220" w:type="dxa"/>
+          </w:tcPr>
+          <w:p>
+            <w:r>
+              <w:t>✓</w:t>
+            </w:r>
+          </w:p>
+        </w:tc>
+        <w:tc>
+          <w:tcPr>
+            <w:tcW w:w="2220" w:type="dxa"/>
+          </w:tcPr>
+          <w:p>
+            <w:r>
+              <w:t>✓</w:t>
+            </w:r>
+          </w:p>
+        </w:tc>
+      </w:tr>
+      <w:tr>
+        <w:tc>
+          <w:tcPr>
+            <w:tcW w:w="6045" w:type="dxa"/>
+          </w:tcPr>
+          <w:p>
+            <w:r>
+              <w:t>Fattura</w:t>
+            </w:r>
+          </w:p>
+        </w:tc>
+        <w:tc>
+          <w:tcPr>
+            <w:tcW w:w="2220" w:type="dxa"/>
+          </w:tcPr>
+          <w:p>
+            <w:r>
+              <w:t>✓</w:t>
+            </w:r>
+          </w:p>
+        </w:tc>
+        <w:tc>
+          <w:tcPr>
+            <w:tcW w:w="2220" w:type="dxa"/>
+          </w:tcPr>
+          <w:p>
+            <w:r>
+              <w:t>✓</w:t>
+            </w:r>
+          </w:p>
+        </w:tc>
+      </w:tr>
+      <w:tr>
+        <w:tc>
+          <w:tcPr>
+            <w:tcW w:w="6045" w:type="dxa"/>
+          </w:tcPr>
+          <w:p>
+            <w:r>
+              <w:t>MetodoPagamento</w:t>
+            </w:r>
+          </w:p>
+        </w:tc>
+        <w:tc>
+          <w:tcPr>
+            <w:tcW w:w="2220" w:type="dxa"/>
+          </w:tcPr>
+          <w:p>
+            <w:r>
+              <w:t>✓</w:t>
+            </w:r>
+          </w:p>
+        </w:tc>
+        <w:tc>
+          <w:tcPr>
+            <w:tcW w:w="2220" w:type="dxa"/>
+          </w:tcPr>
+          <w:p>
+            <w:r>
+              <w:t>✓</w:t>
+            </w:r>
+          </w:p>
+        </w:tc>
+      </w:tr>
+      <w:tr>
+        <w:tc>
+          <w:tcPr>
+            <w:tcW w:w="6045" w:type="dxa"/>
+          </w:tcPr>
+          <w:p>
+            <w:r>
+              <w:t>Pagamento</w:t>
+            </w:r>
+          </w:p>
+        </w:tc>
+        <w:tc>
+          <w:tcPr>
+            <w:tcW w:w="2220" w:type="dxa"/>
+          </w:tcPr>
+          <w:p>
+            <w:r>
+              <w:t>✓</w:t>
+            </w:r>
+          </w:p>
+        </w:tc>
+        <w:tc>
+          <w:tcPr>
+            <w:tcW w:w="2220" w:type="dxa"/>
+          </w:tcPr>
+          <w:p>
+            <w:r>
+              <w:t>✓</w:t>
+            </w:r>
+          </w:p>
+        </w:tc>
+      </w:tr>
+      <w:tr>
+        <w:tc>
+          <w:tcPr>
+            <w:tcW w:w="6045" w:type="dxa"/>
+          </w:tcPr>
+          <w:p>
+            <w:r>
+              <w:t>AccessLog</w:t>
+            </w:r>
+          </w:p>
+        </w:tc>
+        <w:tc>
+          <w:tcPr>
+            <w:tcW w:w="2220" w:type="dxa"/>
+          </w:tcPr>
+          <w:p>
+            <w:r>
+              <w:t>✓</w:t>
+            </w:r>
+          </w:p>
+        </w:tc>
+        <w:tc>
+          <w:tcPr>
+            <w:tcW w:w="2220" w:type="dxa"/>
+          </w:tcPr>
+          <w:p>
+            <w:r>
+              <w:t>✓</w:t>
+            </w:r>
+          </w:p>
+        </w:tc>
+      </w:tr>
+      <w:tr>
+        <w:tc>
+          <w:tcPr>
+            <w:tcW w:w="6045" w:type="dxa"/>
+          </w:tcPr>
+          <w:p>
+            <w:r>
+              <w:t>sessions</w:t>
+            </w:r>
+          </w:p>
+        </w:tc>
+        <w:tc>
+          <w:tcPr>
+            <w:tcW w:w="2220" w:type="dxa"/>
+          </w:tcPr>
+          <w:p>
+            <w:r>
+              <w:t>✓</w:t>
+            </w:r>
+          </w:p>
+        </w:tc>
+        <w:tc>
+          <w:tcPr>
+            <w:tcW w:w="2220" w:type="dxa"/>
+          </w:tcPr>
+          <w:p>
+            <w:r>
+              <w:t>✓</w:t>
+            </w:r>
+          </w:p>
+        </w:tc>
+      </w:tr>
+      <w:tr>
+        <w:tc>
+          <w:tcPr>
+            <w:tcW w:w="6045" w:type="dxa"/>
+          </w:tcPr>
+          <w:p>
+            <w:r>
+              <w:t>StoricoPrenotazioni</w:t>
+            </w:r>
+          </w:p>
+        </w:tc>
+        <w:tc>
+          <w:tcPr>
+            <w:tcW w:w="2220" w:type="dxa"/>
+          </w:tcPr>
+          <w:p>
+            <w:r>
+              <w:t>✓</w:t>
+            </w:r>
+          </w:p>
+        </w:tc>
+        <w:tc>
+          <w:tcPr>
+            <w:tcW w:w="2220" w:type="dxa"/>
+          </w:tcPr>
+          <w:p>
+            <w:r>
+              <w:t>✓</w:t>
+            </w:r>
+          </w:p>
+        </w:tc>
+      </w:tr>
+    </w:tbl>
+    <w:p>
+      <w:pPr>
+        <w:rPr>
+          <w:b/>
+          <w:bCs/>
+        </w:rPr>
+      </w:pPr>
+      <w:r>
+        <w:rPr>
+          <w:b/>
+          <w:bCs/>
+        </w:rPr>
+        <w:lastRenderedPageBreak/>
+        <w:t>5.3 Configurazione connessione</w:t>
+      </w:r>
+    </w:p>
+    <w:p>
+      <w:r>
+        <w:t>I parametri di connessione vivono in src/db.properties (non versionato per sicurezza) :</w:t>
+      </w:r>
+    </w:p>
+    <w:p>
+      <w:pPr>
+        <w:pBdr>
+          <w:top w:val="single" w:sz="4" w:space="4" w:color="D0D7DE"/>
+          <w:left w:val="single" w:sz="4" w:space="4" w:color="D0D7DE"/>
+          <w:bottom w:val="single" w:sz="4" w:space="4" w:color="D0D7DE"/>
+          <w:right w:val="single" w:sz="4" w:space="4" w:color="D0D7DE"/>
+        </w:pBdr>
+        <w:shd w:val="clear" w:color="auto" w:fill="F2F2F2"/>
+        <w:spacing w:after="0" w:line="240" w:lineRule="auto"/>
+        <w:rPr>
+          <w:rFonts w:ascii="Consolas" w:hAnsi="Consolas" w:cs="Consolas"/>
+          <w:sz w:val="18"/>
+          <w:szCs w:val="18"/>
+        </w:rPr>
+      </w:pPr>
+      <w:r>
+        <w:rPr>
+          <w:rFonts w:ascii="Consolas" w:hAnsi="Consolas" w:cs="Consolas"/>
+          <w:sz w:val="18"/>
+          <w:szCs w:val="18"/>
+        </w:rPr>
+        <w:t>db.url=jdbc:mysql://localhost:3306/pm_collegio</w:t>
+      </w:r>
+      <w:r>
+        <w:rPr>
+          <w:rFonts w:ascii="Consolas" w:hAnsi="Consolas" w:cs="Consolas"/>
+          <w:sz w:val="18"/>
+          <w:szCs w:val="18"/>
+        </w:rPr>
+        <w:br/>
+        <w:t>db.user=root</w:t>
+      </w:r>
+      <w:r>
+        <w:rPr>
+          <w:rFonts w:ascii="Consolas" w:hAnsi="Consolas" w:cs="Consolas"/>
+          <w:sz w:val="18"/>
+          <w:szCs w:val="18"/>
+        </w:rPr>
+        <w:br/>
+        <w:t>db.password=YOUR_PASSWORD</w:t>
+      </w:r>
+    </w:p>
+    <w:p/>
+    <w:p>
+      <w:pPr>
+        <w:pStyle w:val="Titolo2"/>
+        <w:pBdr>
+          <w:bottom w:val="single" w:sz="6" w:space="8" w:color="D0D7DE"/>
+        </w:pBdr>
+        <w:shd w:val="clear" w:color="auto" w:fill="FFFFFF"/>
+        <w:spacing w:before="0"/>
+        <w:rPr>
+          <w:rFonts w:ascii="Segoe UI" w:hAnsi="Segoe UI" w:cs="Segoe UI"/>
+          <w:color w:val="003366"/>
+          <w:sz w:val="42"/>
+          <w:szCs w:val="42"/>
+        </w:rPr>
+      </w:pPr>
+      <w:r>
+        <w:rPr>
+          <w:rFonts w:ascii="Segoe UI" w:hAnsi="Segoe UI" w:cs="Segoe UI"/>
+          <w:color w:val="003366"/>
+          <w:sz w:val="42"/>
+          <w:szCs w:val="42"/>
+        </w:rPr>
+        <w:t>6. Layer applicativi</w:t>
+      </w:r>
+    </w:p>
+    <w:p>
+      <w:pPr>
+        <w:rPr>
+          <w:b/>
+          <w:bCs/>
+        </w:rPr>
+      </w:pPr>
+      <w:r>
+        <w:rPr>
+          <w:b/>
+          <w:bCs/>
+        </w:rPr>
+        <w:t>6.1 Models</w:t>
+      </w:r>
+    </w:p>
+    <w:p>
+      <w:r>
+        <w:t>POJO che rappresentano 1:1 una tabella del DB. Solo dati + getter/setter, niente logica. Esempio :</w:t>
+      </w:r>
+    </w:p>
+    <w:p>
+      <w:pPr>
+        <w:pBdr>
+          <w:top w:val="single" w:sz="4" w:space="4" w:color="D0D7DE"/>
+          <w:left w:val="single" w:sz="4" w:space="4" w:color="D0D7DE"/>
+          <w:bottom w:val="single" w:sz="4" w:space="4" w:color="D0D7DE"/>
+          <w:right w:val="single" w:sz="4" w:space="4" w:color="D0D7DE"/>
+        </w:pBdr>
+        <w:shd w:val="clear" w:color="auto" w:fill="F2F2F2"/>
+        <w:spacing w:after="0" w:line="240" w:lineRule="auto"/>
+        <w:rPr>
+          <w:rFonts w:ascii="Consolas" w:hAnsi="Consolas" w:cs="Consolas"/>
+          <w:sz w:val="18"/>
+          <w:szCs w:val="18"/>
+        </w:rPr>
+      </w:pPr>
+      <w:r>
+        <w:rPr>
+          <w:rFonts w:ascii="Consolas" w:hAnsi="Consolas" w:cs="Consolas"/>
+          <w:sz w:val="18"/>
+          <w:szCs w:val="18"/>
+        </w:rPr>
+        <w:t>public class Room {</w:t>
+      </w:r>
+      <w:r>
+        <w:rPr>
+          <w:rFonts w:ascii="Consolas" w:hAnsi="Consolas" w:cs="Consolas"/>
+          <w:sz w:val="18"/>
+          <w:szCs w:val="18"/>
+        </w:rPr>
+        <w:br/>
+        <w:t xml:space="preserve">    private int id;</w:t>
+      </w:r>
+      <w:r>
+        <w:rPr>
+          <w:rFonts w:ascii="Consolas" w:hAnsi="Consolas" w:cs="Consolas"/>
+          <w:sz w:val="18"/>
+          <w:szCs w:val="18"/>
+        </w:rPr>
+        <w:br/>
+        <w:t xml:space="preserve">    private int id_committente;</w:t>
+      </w:r>
+      <w:r>
+        <w:rPr>
+          <w:rFonts w:ascii="Consolas" w:hAnsi="Consolas" w:cs="Consolas"/>
+          <w:sz w:val="18"/>
+          <w:szCs w:val="18"/>
+        </w:rPr>
+        <w:br/>
+        <w:t xml:space="preserve">    private int numeroStanza;</w:t>
+      </w:r>
+      <w:r>
+        <w:rPr>
+          <w:rFonts w:ascii="Consolas" w:hAnsi="Consolas" w:cs="Consolas"/>
+          <w:sz w:val="18"/>
+          <w:szCs w:val="18"/>
+        </w:rPr>
+        <w:br/>
+        <w:t xml:space="preserve">    private double prezzo;</w:t>
+      </w:r>
+      <w:r>
+        <w:rPr>
+          <w:rFonts w:ascii="Consolas" w:hAnsi="Consolas" w:cs="Consolas"/>
+          <w:sz w:val="18"/>
+          <w:szCs w:val="18"/>
+        </w:rPr>
+        <w:br/>
+        <w:t xml:space="preserve">    private RoomType rTipo;</w:t>
+      </w:r>
+      <w:r>
+        <w:rPr>
+          <w:rFonts w:ascii="Consolas" w:hAnsi="Consolas" w:cs="Consolas"/>
+          <w:sz w:val="18"/>
+          <w:szCs w:val="18"/>
+        </w:rPr>
+        <w:br/>
+        <w:t xml:space="preserve">    private BedType lettoTipo;</w:t>
+      </w:r>
+      <w:r>
+        <w:rPr>
+          <w:rFonts w:ascii="Consolas" w:hAnsi="Consolas" w:cs="Consolas"/>
+          <w:sz w:val="18"/>
+          <w:szCs w:val="18"/>
+        </w:rPr>
+        <w:br/>
+        <w:t xml:space="preserve">    private RoomStatus stato;</w:t>
+      </w:r>
+      <w:r>
+        <w:rPr>
+          <w:rFonts w:ascii="Consolas" w:hAnsi="Consolas" w:cs="Consolas"/>
+          <w:sz w:val="18"/>
+          <w:szCs w:val="18"/>
+        </w:rPr>
+        <w:br/>
+        <w:t xml:space="preserve">    // getter / setter / costruttori</w:t>
+      </w:r>
+      <w:r>
+        <w:rPr>
+          <w:rFonts w:ascii="Consolas" w:hAnsi="Consolas" w:cs="Consolas"/>
+          <w:sz w:val="18"/>
+          <w:szCs w:val="18"/>
+        </w:rPr>
+        <w:br/>
+        <w:t>}</w:t>
+      </w:r>
+    </w:p>
+    <w:p/>
+    <w:p>
+      <w:pPr>
+        <w:rPr>
+          <w:b/>
+          <w:bCs/>
+        </w:rPr>
+      </w:pPr>
+      <w:r>
+        <w:rPr>
+          <w:b/>
+          <w:bCs/>
+        </w:rPr>
+        <w:t>6.2 Enums</w:t>
+      </w:r>
+    </w:p>
+    <w:p>
+      <w:r>
+        <w:t>Due categorie :</w:t>
+      </w:r>
+    </w:p>
+    <w:p>
+      <w:pPr>
+        <w:rPr>
+          <w:b/>
+          <w:bCs/>
+        </w:rPr>
+      </w:pPr>
+      <w:r>
+        <w:rPr>
+          <w:b/>
+          <w:bCs/>
+        </w:rPr>
+        <w:t>Enum semplici (match diretto via uppercase/lowercase)</w:t>
+      </w:r>
+    </w:p>
+    <w:p>
+      <w:pPr>
+        <w:numPr>
+          <w:ilvl w:val="0"/>
+          <w:numId w:val="2"/>
+        </w:numPr>
+      </w:pPr>
+      <w:r>
+        <w:t>UserStatus : ATTIVO, DISATTIVATO, ATTESA</w:t>
+      </w:r>
+    </w:p>
+    <w:p>
+      <w:pPr>
+        <w:numPr>
+          <w:ilvl w:val="0"/>
+          <w:numId w:val="2"/>
+        </w:numPr>
+      </w:pPr>
+      <w:r>
+        <w:t>Genere : MASCHIO, FEMMINA, ALTRO</w:t>
+      </w:r>
+    </w:p>
+    <w:p>
+      <w:pPr>
+        <w:numPr>
+          <w:ilvl w:val="0"/>
+          <w:numId w:val="2"/>
+        </w:numPr>
+      </w:pPr>
+      <w:r>
+        <w:t>RoomType : SINGOLA, DOPPIA, SUITE</w:t>
+      </w:r>
+    </w:p>
+    <w:p>
+      <w:pPr>
+        <w:numPr>
+          <w:ilvl w:val="0"/>
+          <w:numId w:val="2"/>
+        </w:numPr>
+      </w:pPr>
+      <w:r>
+        <w:t>RoomStatus : DISPONIBILE, OCCUPATA, MANUTENZIONE</w:t>
+      </w:r>
+    </w:p>
+    <w:p>
+      <w:pPr>
+        <w:numPr>
+          <w:ilvl w:val="0"/>
+          <w:numId w:val="2"/>
+        </w:numPr>
+      </w:pPr>
+      <w:r>
+        <w:t>ReservationStatus : ATTIVA, CANCELLATA, COMPLETATA</w:t>
+      </w:r>
+    </w:p>
+    <w:p>
+      <w:pPr>
+        <w:rPr>
+          <w:b/>
+          <w:bCs/>
+        </w:rPr>
+      </w:pPr>
+      <w:r>
+        <w:rPr>
+          <w:b/>
+          <w:bCs/>
+        </w:rPr>
+        <w:t>Smart enum (campo dbValue esplicito, per valori DB con spazi/trattini)</w:t>
+      </w:r>
+    </w:p>
+    <w:p>
+      <w:pPr>
+        <w:pBdr>
+          <w:top w:val="single" w:sz="4" w:space="4" w:color="D0D7DE"/>
+          <w:left w:val="single" w:sz="4" w:space="4" w:color="D0D7DE"/>
+          <w:bottom w:val="single" w:sz="4" w:space="4" w:color="D0D7DE"/>
+          <w:right w:val="single" w:sz="4" w:space="4" w:color="D0D7DE"/>
+        </w:pBdr>
+        <w:shd w:val="clear" w:color="auto" w:fill="F2F2F2"/>
+        <w:spacing w:after="0" w:line="240" w:lineRule="auto"/>
+        <w:rPr>
+          <w:rFonts w:ascii="Consolas" w:hAnsi="Consolas" w:cs="Consolas"/>
+          <w:sz w:val="18"/>
+          <w:szCs w:val="18"/>
+        </w:rPr>
+      </w:pPr>
+      <w:r>
+        <w:rPr>
+          <w:rFonts w:ascii="Consolas" w:hAnsi="Consolas" w:cs="Consolas"/>
+          <w:sz w:val="18"/>
+          <w:szCs w:val="18"/>
+        </w:rPr>
+        <w:t>public enum FatturaStatus {</w:t>
+      </w:r>
+      <w:r>
+        <w:rPr>
+          <w:rFonts w:ascii="Consolas" w:hAnsi="Consolas" w:cs="Consolas"/>
+          <w:sz w:val="18"/>
+          <w:szCs w:val="18"/>
+        </w:rPr>
+        <w:br/>
+        <w:t xml:space="preserve">    PAGATA("pagato"),</w:t>
+      </w:r>
+      <w:r>
+        <w:rPr>
+          <w:rFonts w:ascii="Consolas" w:hAnsi="Consolas" w:cs="Consolas"/>
+          <w:sz w:val="18"/>
+          <w:szCs w:val="18"/>
+        </w:rPr>
+        <w:br/>
+        <w:t xml:space="preserve">    NON_PAGATA("non pagato"),</w:t>
+      </w:r>
+      <w:r>
+        <w:rPr>
+          <w:rFonts w:ascii="Consolas" w:hAnsi="Consolas" w:cs="Consolas"/>
+          <w:sz w:val="18"/>
+          <w:szCs w:val="18"/>
+        </w:rPr>
+        <w:br/>
+        <w:t xml:space="preserve">    IN_ATTESA("in attesa");</w:t>
+      </w:r>
+      <w:r>
+        <w:rPr>
+          <w:rFonts w:ascii="Consolas" w:hAnsi="Consolas" w:cs="Consolas"/>
+          <w:sz w:val="18"/>
+          <w:szCs w:val="18"/>
+        </w:rPr>
+        <w:br/>
+        <w:t xml:space="preserve">    private final String dbValue;</w:t>
+      </w:r>
+      <w:r>
+        <w:rPr>
+          <w:rFonts w:ascii="Consolas" w:hAnsi="Consolas" w:cs="Consolas"/>
+          <w:sz w:val="18"/>
+          <w:szCs w:val="18"/>
+        </w:rPr>
+        <w:br/>
+        <w:t xml:space="preserve">    FatturaStatus(String dbValue) { this.dbValue = dbValue; }</w:t>
+      </w:r>
+      <w:r>
+        <w:rPr>
+          <w:rFonts w:ascii="Consolas" w:hAnsi="Consolas" w:cs="Consolas"/>
+          <w:sz w:val="18"/>
+          <w:szCs w:val="18"/>
+        </w:rPr>
+        <w:br/>
+        <w:t xml:space="preserve">    public String getDbValue() { return dbValue; }</w:t>
+      </w:r>
+      <w:r>
+        <w:rPr>
+          <w:rFonts w:ascii="Consolas" w:hAnsi="Consolas" w:cs="Consolas"/>
+          <w:sz w:val="18"/>
+          <w:szCs w:val="18"/>
+        </w:rPr>
+        <w:br/>
+        <w:t xml:space="preserve">    public static FatturaStatus fromDb(String dbValue) { ... }</w:t>
+      </w:r>
+      <w:r>
+        <w:rPr>
+          <w:rFonts w:ascii="Consolas" w:hAnsi="Consolas" w:cs="Consolas"/>
+          <w:sz w:val="18"/>
+          <w:szCs w:val="18"/>
+        </w:rPr>
+        <w:br/>
+        <w:t>}</w:t>
+      </w:r>
+    </w:p>
+    <w:p>
+      <w:r>
+        <w:lastRenderedPageBreak/>
+        <w:t>Stesso pattern per BedType ("king-size" con trattino).</w:t>
+      </w:r>
+    </w:p>
+    <w:p/>
+    <w:p>
+      <w:pPr>
+        <w:rPr>
+          <w:b/>
+          <w:bCs/>
+        </w:rPr>
+      </w:pPr>
+      <w:r>
+        <w:rPr>
+          <w:b/>
+          <w:bCs/>
+        </w:rPr>
+        <w:t>6.3 DTO</w:t>
+      </w:r>
+    </w:p>
+    <w:p>
+      <w:r>
+        <w:t>Oggetti di trasporto per dati joinati o calcolati. Read-only nel senso applicativo : non vanno mai serializzati al DB direttamente.</w:t>
+      </w:r>
+    </w:p>
+    <w:tbl>
+      <w:tblPr>
+        <w:tblStyle w:val="Grigliatabella"/>
+        <w:tblW w:w="10485" w:type="dxa"/>
+        <w:tblLook w:val="04A0" w:firstRow="1" w:lastRow="0" w:firstColumn="1" w:lastColumn="0" w:noHBand="0" w:noVBand="1"/>
+      </w:tblPr>
+      <w:tblGrid>
+        <w:gridCol w:w="3000"/>
+        <w:gridCol w:w="7485"/>
+      </w:tblGrid>
+      <w:tr>
+        <w:tc>
+          <w:tcPr>
+            <w:tcW w:w="3000" w:type="dxa"/>
+          </w:tcPr>
+          <w:p>
+            <w:r>
+              <w:rPr>
+                <w:b/>
+                <w:bCs/>
+              </w:rPr>
+              <w:t>DTO</w:t>
+            </w:r>
+          </w:p>
+        </w:tc>
+        <w:tc>
+          <w:tcPr>
+            <w:tcW w:w="7485" w:type="dxa"/>
+          </w:tcPr>
+          <w:p>
+            <w:r>
+              <w:rPr>
+                <w:b/>
+                <w:bCs/>
+              </w:rPr>
+              <w:t>Scopo</w:t>
+            </w:r>
+          </w:p>
+        </w:tc>
+      </w:tr>
+      <w:tr>
+        <w:tc>
+          <w:tcPr>
+            <w:tcW w:w="3000" w:type="dxa"/>
+          </w:tcPr>
+          <w:p>
+            <w:r>
+              <w:t>LoginResponse</w:t>
+            </w:r>
+          </w:p>
+        </w:tc>
+        <w:tc>
+          <w:tcPr>
+            <w:tcW w:w="7485" w:type="dxa"/>
+          </w:tcPr>
+          <w:p>
+            <w:r>
+              <w:t>Esito login : successful, user, errorMessage. Factory ok() / error()</w:t>
+            </w:r>
+          </w:p>
+        </w:tc>
+      </w:tr>
+      <w:tr>
+        <w:tc>
+          <w:tcPr>
+            <w:tcW w:w="3000" w:type="dxa"/>
+          </w:tcPr>
+          <w:p>
+            <w:r>
+              <w:t>FatturaDettaglio</w:t>
+            </w:r>
+          </w:p>
+        </w:tc>
+        <w:tc>
+          <w:tcPr>
+            <w:tcW w:w="7485" w:type="dxa"/>
+          </w:tcPr>
+          <w:p>
+            <w:r>
+              <w:t>Vista joinata Fattura + Cliente + Camera per GestioneFatture</w:t>
+            </w:r>
+          </w:p>
+        </w:tc>
+      </w:tr>
+      <w:tr>
+        <w:tc>
+          <w:tcPr>
+            <w:tcW w:w="3000" w:type="dxa"/>
+          </w:tcPr>
+          <w:p>
+            <w:r>
+              <w:t>ReservationDettaglio</w:t>
+            </w:r>
+          </w:p>
+        </w:tc>
+        <w:tc>
+          <w:tcPr>
+            <w:tcW w:w="7485" w:type="dxa"/>
+          </w:tcPr>
+          <w:p>
+            <w:r>
+              <w:t>Vista joinata Reservation + User.nome + Room + totale calcolato</w:t>
+            </w:r>
+          </w:p>
+        </w:tc>
+      </w:tr>
+      <w:tr>
+        <w:tc>
+          <w:tcPr>
+            <w:tcW w:w="3000" w:type="dxa"/>
+          </w:tcPr>
+          <w:p>
+            <w:r>
+              <w:t>CommittenteDettaglio</w:t>
+            </w:r>
+          </w:p>
+        </w:tc>
+        <w:tc>
+          <w:tcPr>
+            <w:tcW w:w="7485" w:type="dxa"/>
+          </w:tcPr>
+          <w:p>
+            <w:r>
+              <w:t>Committente + email del gestore + via dell'indirizzo</w:t>
+            </w:r>
+          </w:p>
+        </w:tc>
+      </w:tr>
+      <w:tr>
+        <w:tc>
+          <w:tcPr>
+            <w:tcW w:w="3000" w:type="dxa"/>
+          </w:tcPr>
+          <w:p>
+            <w:r>
+              <w:t>CheckoutPreview</w:t>
+            </w:r>
+          </w:p>
+        </w:tc>
+        <w:tc>
+          <w:tcPr>
+            <w:tcW w:w="7485" w:type="dxa"/>
+          </w:tcPr>
+          <w:p>
+            <w:r>
+              <w:t>Dati pre-calcolati per la schermata CheckOut (giorni, totale)</w:t>
+            </w:r>
+          </w:p>
+        </w:tc>
+      </w:tr>
+      <w:tr>
+        <w:tc>
+          <w:tcPr>
+            <w:tcW w:w="3000" w:type="dxa"/>
+          </w:tcPr>
+          <w:p>
+            <w:r>
+              <w:t>AccessLogDettaglio</w:t>
+            </w:r>
+          </w:p>
+        </w:tc>
+        <w:tc>
+          <w:tcPr>
+            <w:tcW w:w="7485" w:type="dxa"/>
+          </w:tcPr>
+          <w:p>
+            <w:r>
+              <w:t>Log + nome utente + ruolo nome (per LogsView)</w:t>
+            </w:r>
+          </w:p>
+        </w:tc>
+      </w:tr>
+    </w:tbl>
+    <w:p/>
+    <w:p>
+      <w:pPr>
+        <w:rPr>
+          <w:b/>
+          <w:bCs/>
+        </w:rPr>
+      </w:pPr>
+      <w:r>
+        <w:rPr>
+          <w:b/>
+          <w:bCs/>
+        </w:rPr>
+        <w:t>6.4 DAO</w:t>
+      </w:r>
+    </w:p>
+    <w:p>
+      <w:r>
+        <w:t>Una classe per ogni tabella del DB. Espongono i metodi CRUD :</w:t>
+      </w:r>
+    </w:p>
+    <w:p>
+      <w:pPr>
+        <w:numPr>
+          <w:ilvl w:val="0"/>
+          <w:numId w:val="2"/>
+        </w:numPr>
+      </w:pPr>
+      <w:r>
+        <w:t>insertXxx(model) : ritorna l'ID generato o false</w:t>
+      </w:r>
+    </w:p>
+    <w:p>
+      <w:pPr>
+        <w:numPr>
+          <w:ilvl w:val="0"/>
+          <w:numId w:val="2"/>
+        </w:numPr>
+      </w:pPr>
+      <w:r>
+        <w:t>updateXxx(model) : ritorna true/false</w:t>
+      </w:r>
+    </w:p>
+    <w:p>
+      <w:pPr>
+        <w:numPr>
+          <w:ilvl w:val="0"/>
+          <w:numId w:val="2"/>
+        </w:numPr>
+      </w:pPr>
+      <w:r>
+        <w:t>deleteXxx(id) : ritorna true/false</w:t>
+      </w:r>
+    </w:p>
+    <w:p>
+      <w:pPr>
+        <w:numPr>
+          <w:ilvl w:val="0"/>
+          <w:numId w:val="2"/>
+        </w:numPr>
+      </w:pPr>
+      <w:r>
+        <w:t>getById(id) : ritorna model o null</w:t>
+      </w:r>
+    </w:p>
+    <w:p>
+      <w:pPr>
+        <w:numPr>
+          <w:ilvl w:val="0"/>
+          <w:numId w:val="2"/>
+        </w:numPr>
+      </w:pPr>
+      <w:r>
+        <w:t>getAll() : ritorna List&lt;Model&gt;</w:t>
+      </w:r>
+    </w:p>
+    <w:p>
+      <w:pPr>
+        <w:numPr>
+          <w:ilvl w:val="0"/>
+          <w:numId w:val="2"/>
+        </w:numPr>
+      </w:pPr>
+      <w:r>
+        <w:t>getXxxBy...(parametro) : filtri specifici</w:t>
+      </w:r>
+    </w:p>
+    <w:p>
+      <w:r>
+        <w:t>Per query joinate i DAO espongono metodi che ritornano DTO (es. FatturaDao.getDettaglio()).</w:t>
+      </w:r>
+    </w:p>
+    <w:p>
+      <w:pPr>
+        <w:rPr>
+          <w:b/>
+          <w:bCs/>
+        </w:rPr>
+      </w:pPr>
+      <w:r>
+        <w:rPr>
+          <w:b/>
+          <w:bCs/>
+        </w:rPr>
+        <w:t>Pattern usati nei DAO</w:t>
+      </w:r>
+    </w:p>
+    <w:p>
+      <w:pPr>
+        <w:numPr>
+          <w:ilvl w:val="0"/>
+          <w:numId w:val="2"/>
+        </w:numPr>
+      </w:pPr>
+      <w:r>
+        <w:t>Singleton di DatabaseConnection : tutti i DAO condividono la stessa connessione (essenziale per transazioni)</w:t>
+      </w:r>
+    </w:p>
+    <w:p>
+      <w:pPr>
+        <w:numPr>
+          <w:ilvl w:val="0"/>
+          <w:numId w:val="2"/>
+        </w:numPr>
+      </w:pPr>
+      <w:r>
+        <w:t>try-with-resources per chiudere automaticamente PreparedStatement e ResultSet</w:t>
+      </w:r>
+    </w:p>
+    <w:p>
+      <w:pPr>
+        <w:numPr>
+          <w:ilvl w:val="0"/>
+          <w:numId w:val="2"/>
+        </w:numPr>
+      </w:pPr>
+      <w:r>
+        <w:t>Statement.RETURN_GENERATED_KEYS per recuperare l'ID dopo INSERT su AUTO_INCREMENT</w:t>
+      </w:r>
+    </w:p>
+    <w:p>
+      <w:pPr>
+        <w:numPr>
+          <w:ilvl w:val="0"/>
+          <w:numId w:val="2"/>
+        </w:numPr>
+      </w:pPr>
+      <w:r>
+        <w:t>mapRow(ResultSet) privato : metodo helper che converte una riga del ResultSet in un model, riusato in tutti i metodi che leggono</w:t>
+      </w:r>
+    </w:p>
+    <w:p>
+      <w:pPr>
+        <w:numPr>
+          <w:ilvl w:val="0"/>
+          <w:numId w:val="2"/>
+        </w:numPr>
+      </w:pPr>
+      <w:r>
+        <w:t>Lazy loading per FK : se un model ha un riferimento a un altro (es. Committente.admin: User), il DAO popola un User "shell" con solo counter. Chi serve i dati completi chiama userDao.getUser(...). Evita N+1 query.</w:t>
+      </w:r>
+    </w:p>
+    <w:p/>
+    <w:p>
+      <w:pPr>
+        <w:rPr>
+          <w:b/>
+          <w:bCs/>
+        </w:rPr>
+      </w:pPr>
+      <w:r>
+        <w:rPr>
+          <w:b/>
+          <w:bCs/>
+        </w:rPr>
+        <w:t>6.5 Controllers</w:t>
+      </w:r>
+    </w:p>
+    <w:p>
+      <w:r>
+        <w:t>Orchestrazione tra View e DAO. Ogni view ha tipicamente il suo controller dedicato.</w:t>
+      </w:r>
+    </w:p>
+    <w:p>
+      <w:pPr>
+        <w:rPr>
+          <w:b/>
+          <w:bCs/>
+        </w:rPr>
+      </w:pPr>
+      <w:r>
+        <w:rPr>
+          <w:b/>
+          <w:bCs/>
+        </w:rPr>
+        <w:t>Responsabilità del controller</w:t>
+      </w:r>
+    </w:p>
+    <w:p>
+      <w:pPr>
+        <w:numPr>
+          <w:ilvl w:val="0"/>
+          <w:numId w:val="2"/>
+        </w:numPr>
+      </w:pPr>
+      <w:r>
+        <w:t>Validazioni business (es. "una camera occupata non può essere cancellata")</w:t>
+      </w:r>
+    </w:p>
+    <w:p>
+      <w:pPr>
+        <w:numPr>
+          <w:ilvl w:val="0"/>
+          <w:numId w:val="2"/>
+        </w:numPr>
+      </w:pPr>
+      <w:r>
+        <w:t>Filtri basati sul ruolo utente (es. ruolo U vede solo le proprie prenotazioni)</w:t>
+      </w:r>
+    </w:p>
+    <w:p>
+      <w:pPr>
+        <w:numPr>
+          <w:ilvl w:val="0"/>
+          <w:numId w:val="2"/>
+        </w:numPr>
+      </w:pPr>
+      <w:r>
+        <w:t>Gestione transazioni cross-DAO (CheckIn, CheckOut, aggiornamento Reservation con audit)</w:t>
+      </w:r>
+    </w:p>
+    <w:p>
+      <w:pPr>
+        <w:numPr>
+          <w:ilvl w:val="0"/>
+          <w:numId w:val="2"/>
+        </w:numPr>
+      </w:pPr>
+      <w:r>
+        <w:t>Trasformazione di parametri view (String) in tipi del dominio (enum, Date, ecc.)</w:t>
+      </w:r>
+    </w:p>
+    <w:p>
+      <w:pPr>
+        <w:numPr>
+          <w:ilvl w:val="0"/>
+          <w:numId w:val="2"/>
+        </w:numPr>
+      </w:pPr>
+      <w:r>
+        <w:t>Generazione di ID applicativi (es. user_counter)</w:t>
+      </w:r>
+    </w:p>
+    <w:p>
+      <w:pPr>
+        <w:rPr>
+          <w:b/>
+          <w:bCs/>
+        </w:rPr>
+      </w:pPr>
+      <w:r>
+        <w:rPr>
+          <w:b/>
+          <w:bCs/>
+        </w:rPr>
+        <w:t>Esempi notevoli</w:t>
+      </w:r>
+    </w:p>
+    <w:p>
+      <w:pPr>
+        <w:numPr>
+          <w:ilvl w:val="0"/>
+          <w:numId w:val="2"/>
+        </w:numPr>
+      </w:pPr>
+      <w:r>
+        <w:t>LoginController.login(email, pw) : valida credenziali, controlla stato attivo, crea AccessLog (con generated key), crea Sessions (token UUID), popola SessionContext. Ritorna LoginResponse.</w:t>
+      </w:r>
+    </w:p>
+    <w:p>
+      <w:pPr>
+        <w:numPr>
+          <w:ilvl w:val="0"/>
+          <w:numId w:val="2"/>
+        </w:numPr>
+      </w:pPr>
+      <w:r>
+        <w:t>CheckInController.prenota(...) : transazione con setAutoCommit(false) → insert Reservation → insert Fattura (importo 0) → update Room=OCCUPATA → commit (o rollback in caso di errore).</w:t>
+      </w:r>
+    </w:p>
+    <w:p>
+      <w:pPr>
+        <w:numPr>
+          <w:ilvl w:val="0"/>
+          <w:numId w:val="2"/>
+        </w:numPr>
+      </w:pPr>
+      <w:r>
+        <w:t>CheckOutController.eseguiCheckout(...) : ricalcola server-side importo e giorni (no fiducia nei dati view), poi transazione UPDATE Reservation + UPDATE Room + upsert Fattura.</w:t>
+      </w:r>
+    </w:p>
+    <w:p>
+      <w:pPr>
+        <w:numPr>
+          <w:ilvl w:val="0"/>
+          <w:numId w:val="2"/>
+        </w:numPr>
+      </w:pPr>
+      <w:r>
+        <w:t>ReservationController.aggiornaConStorico(...) : UPDATE Reservation + INSERT StoricoPrenotazioni (audit con vecchie date) in transazione.</w:t>
+      </w:r>
+    </w:p>
+    <w:p>
+      <w:pPr>
+        <w:numPr>
+          <w:ilvl w:val="0"/>
+          <w:numId w:val="2"/>
+        </w:numPr>
+      </w:pPr>
+      <w:r>
+        <w:t>UserDao.generateUniqueCounter(nome) : conta utenti esistenti, prova XXX{count+1}{NOME}, se collide incrementa fino a max 100 retry.</w:t>
+      </w:r>
+    </w:p>
+    <w:p/>
+    <w:p>
+      <w:pPr>
+        <w:rPr>
+          <w:b/>
+          <w:bCs/>
+        </w:rPr>
+      </w:pPr>
+      <w:r>
+        <w:rPr>
+          <w:b/>
+          <w:bCs/>
+        </w:rPr>
+        <w:t>6.6 Views</w:t>
+      </w:r>
+    </w:p>
+    <w:p>
+      <w:r>
+        <w:t>JFrame Swing. Ogni view :</w:t>
+      </w:r>
+    </w:p>
+    <w:p>
+      <w:pPr>
+        <w:numPr>
+          <w:ilvl w:val="0"/>
+          <w:numId w:val="2"/>
+        </w:numPr>
+      </w:pPr>
+      <w:r>
+        <w:t>Si costruisce con un controller dedicato come campo final</w:t>
+      </w:r>
+    </w:p>
+    <w:p>
+      <w:pPr>
+        <w:numPr>
+          <w:ilvl w:val="0"/>
+          <w:numId w:val="2"/>
+        </w:numPr>
+      </w:pPr>
+      <w:r>
+        <w:t>Chiama initComponents() (autogenerato da NetBeans Form Editor) per i componenti UI</w:t>
+      </w:r>
+    </w:p>
+    <w:p>
+      <w:pPr>
+        <w:numPr>
+          <w:ilvl w:val="0"/>
+          <w:numId w:val="2"/>
+        </w:numPr>
+      </w:pPr>
+      <w:r>
+        <w:t>Aggancia action listener custom (programmatici) che chiamano metodi del controller</w:t>
+      </w:r>
+    </w:p>
+    <w:p>
+      <w:pPr>
+        <w:numPr>
+          <w:ilvl w:val="0"/>
+          <w:numId w:val="2"/>
+        </w:numPr>
+      </w:pPr>
+      <w:r>
+        <w:lastRenderedPageBreak/>
+        <w:t>Riceve Model o DTO dal controller e li riversa nei componenti UI</w:t>
+      </w:r>
+    </w:p>
+    <w:p>
+      <w:pPr>
+        <w:numPr>
+          <w:ilvl w:val="0"/>
+          <w:numId w:val="2"/>
+        </w:numPr>
+      </w:pPr>
+      <w:r>
+        <w:t>Non esegue mai query SQL</w:t>
+      </w:r>
+    </w:p>
+    <w:p>
+      <w:pPr>
+        <w:rPr>
+          <w:b/>
+          <w:bCs/>
+        </w:rPr>
+      </w:pPr>
+      <w:r>
+        <w:rPr>
+          <w:b/>
+          <w:bCs/>
+        </w:rPr>
+        <w:t>Pattern UI ricorrenti</w:t>
+      </w:r>
+    </w:p>
+    <w:p>
+      <w:pPr>
+        <w:numPr>
+          <w:ilvl w:val="0"/>
+          <w:numId w:val="2"/>
+        </w:numPr>
+      </w:pPr>
+      <w:r>
+        <w:t>Validazione live (key released su email/telefono) → label con feedback ✅/❌</w:t>
+      </w:r>
+    </w:p>
+    <w:p>
+      <w:pPr>
+        <w:numPr>
+          <w:ilvl w:val="0"/>
+          <w:numId w:val="2"/>
+        </w:numPr>
+      </w:pPr>
+      <w:r>
+        <w:t>Add/Update mutex : click su una riga della tabella → Add disabilitato + Update abilitato. Sempre presente in ManageUser, ManageTenant, ManageRoom.</w:t>
+      </w:r>
+    </w:p>
+    <w:p>
+      <w:pPr>
+        <w:numPr>
+          <w:ilvl w:val="0"/>
+          <w:numId w:val="2"/>
+        </w:numPr>
+      </w:pPr>
+      <w:r>
+        <w:t>configureForRole() : per ruolo U nasconde/disabilita elementi non permessi.</w:t>
+      </w:r>
+    </w:p>
+    <w:p/>
+    <w:p>
+      <w:pPr>
+        <w:rPr>
+          <w:b/>
+          <w:bCs/>
+        </w:rPr>
+      </w:pPr>
+      <w:r>
+        <w:rPr>
+          <w:b/>
+          <w:bCs/>
+        </w:rPr>
+        <w:t>6.7 Utilities</w:t>
+      </w:r>
+    </w:p>
+    <w:tbl>
+      <w:tblPr>
+        <w:tblStyle w:val="Grigliatabella"/>
+        <w:tblW w:w="10485" w:type="dxa"/>
+        <w:tblLook w:val="04A0" w:firstRow="1" w:lastRow="0" w:firstColumn="1" w:lastColumn="0" w:noHBand="0" w:noVBand="1"/>
+      </w:tblPr>
+      <w:tblGrid>
+        <w:gridCol w:w="2600"/>
+        <w:gridCol w:w="7885"/>
+      </w:tblGrid>
+      <w:tr>
+        <w:tc>
+          <w:tcPr>
+            <w:tcW w:w="2600" w:type="dxa"/>
+          </w:tcPr>
+          <w:p>
+            <w:r>
+              <w:rPr>
+                <w:b/>
+                <w:bCs/>
+              </w:rPr>
+              <w:t>Classe</w:t>
+            </w:r>
+          </w:p>
+        </w:tc>
+        <w:tc>
+          <w:tcPr>
+            <w:tcW w:w="7885" w:type="dxa"/>
+          </w:tcPr>
+          <w:p>
+            <w:r>
+              <w:rPr>
+                <w:b/>
+                <w:bCs/>
+              </w:rPr>
+              <w:t>Scopo</w:t>
+            </w:r>
+          </w:p>
+        </w:tc>
+      </w:tr>
+      <w:tr>
+        <w:tc>
+          <w:tcPr>
+            <w:tcW w:w="2600" w:type="dxa"/>
+          </w:tcPr>
+          <w:p>
+            <w:r>
+              <w:t>utility</w:t>
+            </w:r>
+          </w:p>
+        </w:tc>
+        <w:tc>
+          <w:tcPr>
+            <w:tcW w:w="7885" w:type="dxa"/>
+          </w:tcPr>
+          <w:p>
+            <w:r>
+              <w:t>Helper statici : convAlfaR(int)→"R0042", convAlfaP(int)→"P0042", convInt(String)→42, isValidEmail, validaNumeroTelefono, calculDate(d1, d2)</w:t>
+            </w:r>
+          </w:p>
+        </w:tc>
+      </w:tr>
+      <w:tr>
+        <w:tc>
+          <w:tcPr>
+            <w:tcW w:w="2600" w:type="dxa"/>
+          </w:tcPr>
+          <w:p>
+            <w:r>
+              <w:t>QueryContainer</w:t>
+            </w:r>
+          </w:p>
+        </w:tc>
+        <w:tc>
+          <w:tcPr>
+            <w:tcW w:w="7885" w:type="dxa"/>
+          </w:tcPr>
+          <w:p>
+            <w:r>
+              <w:t>Tutte le query SQL del progetto come public static String. Centro unico per modificarle.</w:t>
+            </w:r>
+          </w:p>
+        </w:tc>
+      </w:tr>
+      <w:tr>
+        <w:tc>
+          <w:tcPr>
+            <w:tcW w:w="2600" w:type="dxa"/>
+          </w:tcPr>
+          <w:p>
+            <w:r>
+              <w:t>SessionContext</w:t>
+            </w:r>
+          </w:p>
+        </w:tc>
+        <w:tc>
+          <w:tcPr>
+            <w:tcW w:w="7885" w:type="dxa"/>
+          </w:tcPr>
+          <w:p>
+            <w:r>
+              <w:t>Stato globale dell'utente loggato (campi static : userCounter, email, nome, cognome, roleType, sessionToken, logId, ecc.). clear() al logout, isLoggedIn() come check.</w:t>
+            </w:r>
+          </w:p>
+        </w:tc>
+      </w:tr>
+    </w:tbl>
+    <w:p/>
+    <w:p>
+      <w:r>
+        <w:t>Attenzione : SessionContext (utility, stato in memoria) è diverso da Sessions (model della tabella sessions nel DB). Naming volutamente differente per evitare ambiguità.</w:t>
+      </w:r>
+    </w:p>
+    <w:p/>
+    <w:p>
+      <w:pPr>
+        <w:pStyle w:val="Titolo2"/>
+        <w:pBdr>
+          <w:bottom w:val="single" w:sz="6" w:space="8" w:color="D0D7DE"/>
+        </w:pBdr>
+        <w:shd w:val="clear" w:color="auto" w:fill="FFFFFF"/>
+        <w:spacing w:before="0"/>
+        <w:rPr>
+          <w:rFonts w:ascii="Segoe UI" w:hAnsi="Segoe UI" w:cs="Segoe UI"/>
+          <w:color w:val="003366"/>
+          <w:sz w:val="42"/>
+          <w:szCs w:val="42"/>
+        </w:rPr>
+      </w:pPr>
+    </w:p>
+    <w:p>
+      <w:pPr>
+        <w:pStyle w:val="Titolo2"/>
+        <w:pBdr>
+          <w:bottom w:val="single" w:sz="6" w:space="8" w:color="D0D7DE"/>
+        </w:pBdr>
+        <w:shd w:val="clear" w:color="auto" w:fill="FFFFFF"/>
+        <w:spacing w:before="0"/>
+        <w:rPr>
+          <w:rFonts w:ascii="Segoe UI" w:hAnsi="Segoe UI" w:cs="Segoe UI"/>
+          <w:color w:val="003366"/>
+          <w:sz w:val="42"/>
+          <w:szCs w:val="42"/>
+        </w:rPr>
+      </w:pPr>
+      <w:r>
+        <w:rPr>
+          <w:rFonts w:ascii="Segoe UI" w:hAnsi="Segoe UI" w:cs="Segoe UI"/>
+          <w:color w:val="003366"/>
+          <w:sz w:val="42"/>
+          <w:szCs w:val="42"/>
+        </w:rPr>
+        <w:t>7. Flusso applicativo end-to-end</w:t>
+      </w:r>
+    </w:p>
+    <w:p>
+      <w:r>
+        <w:t>Scenario:</w:t>
+      </w:r>
+      <w:r>
+        <w:t xml:space="preserve"> utente cliente prenota una camera e paga la fattura.</w:t>
+      </w:r>
+    </w:p>
+    <w:p/>
+    <w:p/>
+    <w:p/>
+    <w:p/>
+    <w:p>
+      <w:r>
+        <w:rPr>
+          <w:noProof/>
+        </w:rPr>
+        <w:lastRenderedPageBreak/>
+        <w:drawing>
+          <wp:inline distT="0" distB="0" distL="0" distR="0" wp14:anchorId="29D5437C" wp14:editId="4A12CE2D">
+            <wp:extent cx="6115050" cy="6515100"/>
+            <wp:effectExtent l="0" t="0" r="0" b="0"/>
+            <wp:docPr id="624667042" name="Immagine 1"/>
+            <wp:cNvGraphicFramePr>
+              <a:graphicFrameLocks xmlns:a="http://schemas.openxmlformats.org/drawingml/2006/main" noChangeAspect="1"/>
+            </wp:cNvGraphicFramePr>
+            <a:graphic xmlns:a="http://schemas.openxmlformats.org/drawingml/2006/main">
+              <a:graphicData uri="http://schemas.openxmlformats.org/drawingml/2006/picture">
+                <pic:pic xmlns:pic="http://schemas.openxmlformats.org/drawingml/2006/picture">
+                  <pic:nvPicPr>
+                    <pic:cNvPr id="0" name="Picture 1"/>
+                    <pic:cNvPicPr>
+                      <a:picLocks noChangeAspect="1" noChangeArrowheads="1"/>
+                    </pic:cNvPicPr>
+                  </pic:nvPicPr>
+                  <pic:blipFill>
+                    <a:blip r:embed="rId9">
+                      <a:extLst>
+                        <a:ext uri="{28A0092B-C50C-407E-A947-70E740481C1C}">
+                          <a14:useLocalDpi xmlns:a14="http://schemas.microsoft.com/office/drawing/2010/main" val="0"/>
+                        </a:ext>
+                      </a:extLst>
+                    </a:blip>
+                    <a:srcRect/>
+                    <a:stretch>
+                      <a:fillRect/>
+                    </a:stretch>
+                  </pic:blipFill>
+                  <pic:spPr bwMode="auto">
+                    <a:xfrm>
+                      <a:off x="0" y="0"/>
+                      <a:ext cx="6115050" cy="6515100"/>
+                    </a:xfrm>
+                    <a:prstGeom prst="rect">
+                      <a:avLst/>
+                    </a:prstGeom>
+                    <a:noFill/>
+                    <a:ln>
+                      <a:noFill/>
+                    </a:ln>
+                  </pic:spPr>
+                </pic:pic>
+              </a:graphicData>
+            </a:graphic>
+          </wp:inline>
+        </w:drawing>
+      </w:r>
+    </w:p>
+    <w:p>
+      <w:r>
+        <w:rPr>
+          <w:noProof/>
+        </w:rPr>
+        <w:lastRenderedPageBreak/>
+        <w:drawing>
+          <wp:inline distT="0" distB="0" distL="0" distR="0" wp14:anchorId="69FC90BE" wp14:editId="5388E990">
+            <wp:extent cx="6115050" cy="2847975"/>
+            <wp:effectExtent l="0" t="0" r="0" b="9525"/>
+            <wp:docPr id="1023277751" name="Immagine 2"/>
+            <wp:cNvGraphicFramePr>
+              <a:graphicFrameLocks xmlns:a="http://schemas.openxmlformats.org/drawingml/2006/main" noChangeAspect="1"/>
+            </wp:cNvGraphicFramePr>
+            <a:graphic xmlns:a="http://schemas.openxmlformats.org/drawingml/2006/main">
+              <a:graphicData uri="http://schemas.openxmlformats.org/drawingml/2006/picture">
+                <pic:pic xmlns:pic="http://schemas.openxmlformats.org/drawingml/2006/picture">
+                  <pic:nvPicPr>
+                    <pic:cNvPr id="0" name="Picture 2"/>
+                    <pic:cNvPicPr>
+                      <a:picLocks noChangeAspect="1" noChangeArrowheads="1"/>
+                    </pic:cNvPicPr>
+                  </pic:nvPicPr>
+                  <pic:blipFill>
+                    <a:blip r:embed="rId10">
+                      <a:extLst>
+                        <a:ext uri="{28A0092B-C50C-407E-A947-70E740481C1C}">
+                          <a14:useLocalDpi xmlns:a14="http://schemas.microsoft.com/office/drawing/2010/main" val="0"/>
+                        </a:ext>
+                      </a:extLst>
+                    </a:blip>
+                    <a:srcRect/>
+                    <a:stretch>
+                      <a:fillRect/>
+                    </a:stretch>
+                  </pic:blipFill>
+                  <pic:spPr bwMode="auto">
+                    <a:xfrm>
+                      <a:off x="0" y="0"/>
+                      <a:ext cx="6115050" cy="2847975"/>
+                    </a:xfrm>
+                    <a:prstGeom prst="rect">
+                      <a:avLst/>
+                    </a:prstGeom>
+                    <a:noFill/>
+                    <a:ln>
+                      <a:noFill/>
+                    </a:ln>
+                  </pic:spPr>
+                </pic:pic>
+              </a:graphicData>
+            </a:graphic>
+          </wp:inline>
+        </w:drawing>
+      </w:r>
+    </w:p>
+    <w:p/>
+    <w:p>
+      <w:pPr>
+        <w:pStyle w:val="Titolo2"/>
+        <w:pBdr>
+          <w:bottom w:val="single" w:sz="6" w:space="8" w:color="D0D7DE"/>
+        </w:pBdr>
+        <w:shd w:val="clear" w:color="auto" w:fill="FFFFFF"/>
+        <w:spacing w:before="0"/>
+        <w:rPr>
+          <w:rFonts w:ascii="Segoe UI" w:hAnsi="Segoe UI" w:cs="Segoe UI"/>
+          <w:color w:val="003366"/>
+          <w:sz w:val="42"/>
+          <w:szCs w:val="42"/>
+        </w:rPr>
+      </w:pPr>
+      <w:r>
+        <w:rPr>
+          <w:rFonts w:ascii="Segoe UI" w:hAnsi="Segoe UI" w:cs="Segoe UI"/>
+          <w:color w:val="003366"/>
+          <w:sz w:val="42"/>
+          <w:szCs w:val="42"/>
+        </w:rPr>
+        <w:t>8. Pattern e principi applicati</w:t>
+      </w:r>
+    </w:p>
+    <w:p>
+      <w:pPr>
+        <w:rPr>
+          <w:b/>
+          <w:bCs/>
+        </w:rPr>
+      </w:pPr>
+      <w:r>
+        <w:rPr>
+          <w:b/>
+          <w:bCs/>
+        </w:rPr>
+        <w:t>8.1 Principi SOLID</w:t>
+      </w:r>
+    </w:p>
+    <w:p>
+      <w:pPr>
+        <w:rPr>
+          <w:b/>
+          <w:bCs/>
+        </w:rPr>
+      </w:pPr>
+    </w:p>
+    <w:tbl>
+      <w:tblPr>
+        <w:tblStyle w:val="Grigliatabella"/>
+        <w:tblW w:w="10485" w:type="dxa"/>
+        <w:tblLook w:val="04A0" w:firstRow="1" w:lastRow="0" w:firstColumn="1" w:lastColumn="0" w:noHBand="0" w:noVBand="1"/>
+      </w:tblPr>
+      <w:tblGrid>
+        <w:gridCol w:w="3200"/>
+        <w:gridCol w:w="7285"/>
+      </w:tblGrid>
+      <w:tr>
+        <w:tc>
+          <w:tcPr>
+            <w:tcW w:w="3200" w:type="dxa"/>
+          </w:tcPr>
+          <w:p>
+            <w:r>
+              <w:rPr>
+                <w:b/>
+                <w:bCs/>
+              </w:rPr>
+              <w:t>Principio</w:t>
+            </w:r>
+          </w:p>
+        </w:tc>
+        <w:tc>
+          <w:tcPr>
+            <w:tcW w:w="7285" w:type="dxa"/>
+          </w:tcPr>
+          <w:p>
+            <w:r>
+              <w:rPr>
+                <w:b/>
+                <w:bCs/>
+              </w:rPr>
+              <w:t>Applicazione in v2</w:t>
+            </w:r>
+          </w:p>
+        </w:tc>
+      </w:tr>
+      <w:tr>
+        <w:tc>
+          <w:tcPr>
+            <w:tcW w:w="3200" w:type="dxa"/>
+          </w:tcPr>
+          <w:p>
+            <w:r>
+              <w:rPr>
+                <w:b/>
+                <w:bCs/>
+              </w:rPr>
+              <w:t>S - Single Responsibility</w:t>
+            </w:r>
+          </w:p>
+        </w:tc>
+        <w:tc>
+          <w:tcPr>
+            <w:tcW w:w="7285" w:type="dxa"/>
+          </w:tcPr>
+          <w:p>
+            <w:r>
+              <w:t>Ogni DAO una sola tabella. UserDao gestisce solo User, AccessLogDao solo AccessLog. Niente God object.</w:t>
+            </w:r>
+          </w:p>
+        </w:tc>
+      </w:tr>
+      <w:tr>
+        <w:tc>
+          <w:tcPr>
+            <w:tcW w:w="3200" w:type="dxa"/>
+          </w:tcPr>
+          <w:p>
+            <w:r>
+              <w:rPr>
+                <w:b/>
+                <w:bCs/>
+              </w:rPr>
+              <w:t>O - Open/Closed</w:t>
+            </w:r>
+          </w:p>
+        </w:tc>
+        <w:tc>
+          <w:tcPr>
+            <w:tcW w:w="7285" w:type="dxa"/>
+          </w:tcPr>
+          <w:p>
+            <w:r>
+              <w:t>Aggiungere un nuovo stato fattura (es. RIMBORSATA) richiede solo di estendere l'enum FatturaStatus. Niente modifiche al DAO.</w:t>
+            </w:r>
+          </w:p>
+        </w:tc>
+      </w:tr>
+      <w:tr>
+        <w:tc>
+          <w:tcPr>
+            <w:tcW w:w="3200" w:type="dxa"/>
+          </w:tcPr>
+          <w:p>
+            <w:r>
+              <w:rPr>
+                <w:b/>
+                <w:bCs/>
+              </w:rPr>
+              <w:t>L - Liskov Substitution</w:t>
+            </w:r>
+          </w:p>
+        </w:tc>
+        <w:tc>
+          <w:tcPr>
+            <w:tcW w:w="7285" w:type="dxa"/>
+          </w:tcPr>
+          <w:p>
+            <w:r>
+              <w:t>Non particolarmente esposto (poche gerarchie), ma rispettato dove c'è.</w:t>
+            </w:r>
+          </w:p>
+        </w:tc>
+      </w:tr>
+      <w:tr>
+        <w:tc>
+          <w:tcPr>
+            <w:tcW w:w="3200" w:type="dxa"/>
+          </w:tcPr>
+          <w:p>
+            <w:r>
+              <w:rPr>
+                <w:b/>
+                <w:bCs/>
+              </w:rPr>
+              <w:t>I - Interface Segregation</w:t>
+            </w:r>
+          </w:p>
+        </w:tc>
+        <w:tc>
+          <w:tcPr>
+            <w:tcW w:w="7285" w:type="dxa"/>
+          </w:tcPr>
+          <w:p>
+            <w:r>
+              <w:t>Niente interfacce in v2 (semplicità). In un sistema reale i DAO esporrebbero IXxxDao.</w:t>
+            </w:r>
+          </w:p>
+        </w:tc>
+      </w:tr>
+      <w:tr>
+        <w:tc>
+          <w:tcPr>
+            <w:tcW w:w="3200" w:type="dxa"/>
+          </w:tcPr>
+          <w:p>
+            <w:r>
+              <w:rPr>
+                <w:b/>
+                <w:bCs/>
+              </w:rPr>
+              <w:t>D - Dependency Inversion</w:t>
+            </w:r>
+          </w:p>
+        </w:tc>
+        <w:tc>
+          <w:tcPr>
+            <w:tcW w:w="7285" w:type="dxa"/>
+          </w:tcPr>
+          <w:p>
+            <w:r>
+              <w:t>Parzialmente. I controller dipendono dai DAO concreti. Con DI vera (Spring / .NET) sarebbe meglio.</w:t>
+            </w:r>
+          </w:p>
+        </w:tc>
+      </w:tr>
+    </w:tbl>
+    <w:p/>
+    <w:p>
+      <w:pPr>
+        <w:rPr>
+          <w:b/>
+          <w:bCs/>
+        </w:rPr>
+      </w:pPr>
+      <w:r>
+        <w:rPr>
+          <w:b/>
+          <w:bCs/>
+        </w:rPr>
+        <w:t>8.2 Pattern strutturali</w:t>
+      </w:r>
+    </w:p>
+    <w:p>
+      <w:pPr>
+        <w:numPr>
+          <w:ilvl w:val="0"/>
+          <w:numId w:val="2"/>
+        </w:numPr>
+      </w:pPr>
+      <w:r>
+        <w:t>MVC esteso a MVC + DAO + DTO</w:t>
+      </w:r>
+    </w:p>
+    <w:p>
+      <w:pPr>
+        <w:numPr>
+          <w:ilvl w:val="0"/>
+          <w:numId w:val="2"/>
+        </w:numPr>
+      </w:pPr>
+      <w:r>
+        <w:t>Singleton : DatabaseConnection.getDatabaseConnection() ritorna sempre la stessa istanza. Essenziale per transazioni cross-DAO.</w:t>
+      </w:r>
+    </w:p>
+    <w:p>
+      <w:pPr>
+        <w:numPr>
+          <w:ilvl w:val="0"/>
+          <w:numId w:val="2"/>
+        </w:numPr>
+      </w:pPr>
+      <w:r>
+        <w:t>Factory Method : LoginResponse.ok(user) / LoginResponse.error(msg) per costruire DTO in modo leggibile.</w:t>
+      </w:r>
+    </w:p>
+    <w:p>
+      <w:pPr>
+        <w:numPr>
+          <w:ilvl w:val="0"/>
+          <w:numId w:val="2"/>
+        </w:numPr>
+      </w:pPr>
+      <w:r>
+        <w:lastRenderedPageBreak/>
+        <w:t>Lazy Loading : i FK nei model (es. Committente.admin: User) vengono caricati come shell con solo l'ID, il resto on-demand.</w:t>
+      </w:r>
+    </w:p>
+    <w:p>
+      <w:pPr>
+        <w:numPr>
+          <w:ilvl w:val="0"/>
+          <w:numId w:val="2"/>
+        </w:numPr>
+      </w:pPr>
+      <w:r>
+        <w:t>Smart Enum : valori enum con campo associato per la mappatura DB (FatturaStatus, BedType).</w:t>
+      </w:r>
+    </w:p>
+    <w:p>
+      <w:pPr>
+        <w:numPr>
+          <w:ilvl w:val="0"/>
+          <w:numId w:val="2"/>
+        </w:numPr>
+      </w:pPr>
+      <w:r>
+        <w:t>Audit log : StoricoPrenotazioni registra le vecchie+nuove date a ogni update di prenotazione.</w:t>
+      </w:r>
+    </w:p>
+    <w:p/>
+    <w:p>
+      <w:pPr>
+        <w:rPr>
+          <w:b/>
+          <w:bCs/>
+        </w:rPr>
+      </w:pPr>
+      <w:r>
+        <w:rPr>
+          <w:b/>
+          <w:bCs/>
+        </w:rPr>
+        <w:t>8.3 Pattern di gestione dati</w:t>
+      </w:r>
+    </w:p>
+    <w:p>
+      <w:pPr>
+        <w:numPr>
+          <w:ilvl w:val="0"/>
+          <w:numId w:val="2"/>
+        </w:numPr>
+      </w:pPr>
+      <w:r>
+        <w:t>mapRow(ResultSet) privato : ogni DAO ha un metodo helper che converte una riga in model. Evita duplicazione.</w:t>
+      </w:r>
+    </w:p>
+    <w:p>
+      <w:pPr>
+        <w:numPr>
+          <w:ilvl w:val="0"/>
+          <w:numId w:val="2"/>
+        </w:numPr>
+      </w:pPr>
+      <w:r>
+        <w:t>Generated Keys : INSERT che usano RETURN_GENERATED_KEYS per recuperare l'ID auto-generato.</w:t>
+      </w:r>
+    </w:p>
+    <w:p>
+      <w:pPr>
+        <w:numPr>
+          <w:ilvl w:val="0"/>
+          <w:numId w:val="2"/>
+        </w:numPr>
+      </w:pPr>
+      <w:r>
+        <w:t>Try-with-resources doppio : try (PreparedStatement) { try (ResultSet) { ... } } chiude entrambi anche in caso di eccezione.</w:t>
+      </w:r>
+    </w:p>
+    <w:p>
+      <w:pPr>
+        <w:numPr>
+          <w:ilvl w:val="0"/>
+          <w:numId w:val="2"/>
+        </w:numPr>
+      </w:pPr>
+      <w:r>
+        <w:t>Transazione esplicita : setAutoCommit(false) → operazioni → commit() / rollback() → finally setAutoCommit(true).</w:t>
+      </w:r>
+    </w:p>
+    <w:p/>
+    <w:p>
+      <w:pPr>
+        <w:rPr>
+          <w:b/>
+          <w:bCs/>
+        </w:rPr>
+      </w:pPr>
+      <w:r>
+        <w:rPr>
+          <w:b/>
+          <w:bCs/>
+        </w:rPr>
+        <w:t>8.4 Pattern di sicurezza</w:t>
+      </w:r>
+    </w:p>
+    <w:p>
+      <w:pPr>
+        <w:numPr>
+          <w:ilvl w:val="0"/>
+          <w:numId w:val="2"/>
+        </w:numPr>
+      </w:pPr>
+      <w:r>
+        <w:t>Server-side recalc : CheckOutController.eseguiCheckout non si fida dei campi della view per l'importo. Lo ricalcola sempre dal DB.</w:t>
+      </w:r>
+    </w:p>
+    <w:p>
+      <w:pPr>
+        <w:numPr>
+          <w:ilvl w:val="0"/>
+          <w:numId w:val="2"/>
+        </w:numPr>
+      </w:pPr>
+      <w:r>
+        <w:t>Filtro by-role nel Controller : ReservationController.cercaDettaglio aggiunge AND user_id = ? se il chiamante è ruolo U.</w:t>
+      </w:r>
+    </w:p>
+    <w:p>
+      <w:pPr>
+        <w:numPr>
+          <w:ilvl w:val="0"/>
+          <w:numId w:val="2"/>
+        </w:numPr>
+      </w:pPr>
+      <w:r>
+        <w:t>Email enumeration prevention : PasswordResetController.resetPassword ritorna sempre lo stesso messaggio generico.</w:t>
+      </w:r>
+    </w:p>
+    <w:p>
+      <w:pPr>
+        <w:numPr>
+          <w:ilvl w:val="0"/>
+          <w:numId w:val="2"/>
+        </w:numPr>
+      </w:pPr>
+      <w:r>
+        <w:t>Account in stato ATTESA : la registrazione crea utenti che non possono ancora loggare. Richiede approvazione admin.</w:t>
+      </w:r>
+    </w:p>
+    <w:p/>
+    <w:p>
+      <w:pPr>
+        <w:rPr>
+          <w:b/>
+          <w:bCs/>
+        </w:rPr>
+      </w:pPr>
+      <w:r>
+        <w:rPr>
+          <w:b/>
+          <w:bCs/>
+        </w:rPr>
+        <w:t>8.5 Pattern UI</w:t>
+      </w:r>
+    </w:p>
+    <w:p>
+      <w:pPr>
+        <w:numPr>
+          <w:ilvl w:val="0"/>
+          <w:numId w:val="2"/>
+        </w:numPr>
+      </w:pPr>
+      <w:r>
+        <w:t>Coordinate assolute con spacing costante : in HomeView gap = 115 pixel tra bottoni.</w:t>
+      </w:r>
+    </w:p>
+    <w:p>
+      <w:pPr>
+        <w:numPr>
+          <w:ilvl w:val="0"/>
+          <w:numId w:val="2"/>
+        </w:numPr>
+      </w:pPr>
+      <w:r>
+        <w:t>setComponentZOrder(component, 0) : per i componenti aggiunti dopo bgLabel, forzano il rendering sopra lo sfondo.</w:t>
+      </w:r>
+    </w:p>
+    <w:p>
+      <w:pPr>
+        <w:numPr>
+          <w:ilvl w:val="0"/>
+          <w:numId w:val="2"/>
+        </w:numPr>
+      </w:pPr>
+      <w:r>
+        <w:t>Add/Update mutex : un solo bottone attivo alla volta in base allo stato.</w:t>
+      </w:r>
+    </w:p>
+    <w:p>
+      <w:pPr>
+        <w:numPr>
+          <w:ilvl w:val="0"/>
+          <w:numId w:val="2"/>
+        </w:numPr>
+      </w:pPr>
+      <w:r>
+        <w:lastRenderedPageBreak/>
+        <w:t>Validazione live con label feedback : ✅ verde se valido, ❌ rosso se invalido, neutro nero se vuoto.</w:t>
+      </w:r>
+    </w:p>
+    <w:p/>
+    <w:p>
+      <w:pPr>
+        <w:pStyle w:val="Titolo2"/>
+        <w:pBdr>
+          <w:bottom w:val="single" w:sz="6" w:space="8" w:color="D0D7DE"/>
+        </w:pBdr>
+        <w:shd w:val="clear" w:color="auto" w:fill="FFFFFF"/>
+        <w:spacing w:before="0"/>
+        <w:rPr>
+          <w:rFonts w:ascii="Segoe UI" w:hAnsi="Segoe UI" w:cs="Segoe UI"/>
+          <w:color w:val="003366"/>
+          <w:sz w:val="42"/>
+          <w:szCs w:val="42"/>
+        </w:rPr>
+      </w:pPr>
+      <w:r>
+        <w:rPr>
+          <w:rFonts w:ascii="Segoe UI" w:hAnsi="Segoe UI" w:cs="Segoe UI"/>
+          <w:color w:val="003366"/>
+          <w:sz w:val="42"/>
+          <w:szCs w:val="42"/>
+        </w:rPr>
+        <w:t>9. Sicurezza e validazioni</w:t>
+      </w:r>
+    </w:p>
+    <w:p>
+      <w:pPr>
+        <w:rPr>
+          <w:b/>
+          <w:bCs/>
+        </w:rPr>
+      </w:pPr>
+      <w:r>
+        <w:rPr>
+          <w:b/>
+          <w:bCs/>
+        </w:rPr>
+        <w:t>9.1 Validazioni client-side (View)</w:t>
+      </w:r>
+    </w:p>
+    <w:p>
+      <w:pPr>
+        <w:numPr>
+          <w:ilvl w:val="0"/>
+          <w:numId w:val="2"/>
+        </w:numPr>
+      </w:pPr>
+      <w:r>
+        <w:t>Email : regex ^[a-zA-Z0-9._%+-]+@[a-zA-Z0-9.-]+\.[a-zA-Z]{2,6}$ in utility.isValidEmail. Feedback live su keyReleased.</w:t>
+      </w:r>
+    </w:p>
+    <w:p>
+      <w:pPr>
+        <w:numPr>
+          <w:ilvl w:val="0"/>
+          <w:numId w:val="2"/>
+        </w:numPr>
+      </w:pPr>
+      <w:r>
+        <w:t>Telefono : esattamente 10 cifre in utility.validaNumeroTelefono. Feedback live.</w:t>
+      </w:r>
+    </w:p>
+    <w:p>
+      <w:pPr>
+        <w:numPr>
+          <w:ilvl w:val="0"/>
+          <w:numId w:val="2"/>
+        </w:numPr>
+      </w:pPr>
+      <w:r>
+        <w:t>Campi obbligatori : check isEmpty() prima di chiamare il controller.</w:t>
+      </w:r>
+    </w:p>
+    <w:p>
+      <w:pPr>
+        <w:numPr>
+          <w:ilvl w:val="0"/>
+          <w:numId w:val="2"/>
+        </w:numPr>
+      </w:pPr>
+      <w:r>
+        <w:t>Conferme distruttive : JOptionPane.showConfirmDialog prima di Delete / Logout / Annulla fattura.</w:t>
+      </w:r>
+    </w:p>
+    <w:p>
+      <w:pPr>
+        <w:rPr>
+          <w:b/>
+          <w:bCs/>
+        </w:rPr>
+      </w:pPr>
+      <w:r>
+        <w:rPr>
+          <w:b/>
+          <w:bCs/>
+        </w:rPr>
+        <w:t>9.2 Validazioni server-side (Controller)</w:t>
+      </w:r>
+    </w:p>
+    <w:p>
+      <w:pPr>
+        <w:numPr>
+          <w:ilvl w:val="0"/>
+          <w:numId w:val="2"/>
+        </w:numPr>
+      </w:pPr>
+      <w:r>
+        <w:t>CheckOut : importo ricalcolato dal DB, non dal form</w:t>
+      </w:r>
+    </w:p>
+    <w:p>
+      <w:pPr>
+        <w:numPr>
+          <w:ilvl w:val="0"/>
+          <w:numId w:val="2"/>
+        </w:numPr>
+      </w:pPr>
+      <w:r>
+        <w:t>Cambio prenotazione : registra audit in StoricoPrenotazioni</w:t>
+      </w:r>
+    </w:p>
+    <w:p>
+      <w:pPr>
+        <w:numPr>
+          <w:ilvl w:val="0"/>
+          <w:numId w:val="2"/>
+        </w:numPr>
+      </w:pPr>
+      <w:r>
+        <w:t>Filtro ruolo U : sempre lato server, anche se la UI già limita</w:t>
+      </w:r>
+    </w:p>
+    <w:p>
+      <w:pPr>
+        <w:numPr>
+          <w:ilvl w:val="0"/>
+          <w:numId w:val="2"/>
+        </w:numPr>
+      </w:pPr>
+      <w:r>
+        <w:t>existsByEmail / existsByCounter : nel UserDao prima di INSERT per evitare duplicati</w:t>
+      </w:r>
+    </w:p>
+    <w:p>
+      <w:pPr>
+        <w:numPr>
+          <w:ilvl w:val="0"/>
+          <w:numId w:val="2"/>
+        </w:numPr>
+      </w:pPr>
+      <w:r>
+        <w:t>isOccupata : ManageRoomController blocca delete/update di camere occupate</w:t>
+      </w:r>
+    </w:p>
+    <w:p>
+      <w:pPr>
+        <w:rPr>
+          <w:b/>
+          <w:bCs/>
+        </w:rPr>
+      </w:pPr>
+      <w:r>
+        <w:rPr>
+          <w:b/>
+          <w:bCs/>
+        </w:rPr>
+        <w:t xml:space="preserve">9.3 Limiti di sicurezza </w:t>
+      </w:r>
+    </w:p>
+    <w:p>
+      <w:pPr>
+        <w:numPr>
+          <w:ilvl w:val="0"/>
+          <w:numId w:val="2"/>
+        </w:numPr>
+      </w:pPr>
+      <w:r>
+        <w:t xml:space="preserve">Password in chiaro nel DB (campo User.access). </w:t>
+      </w:r>
+    </w:p>
+    <w:p>
+      <w:pPr>
+        <w:numPr>
+          <w:ilvl w:val="0"/>
+          <w:numId w:val="2"/>
+        </w:numPr>
+      </w:pPr>
+      <w:r>
+        <w:t xml:space="preserve">Niente rate </w:t>
+      </w:r>
+      <w:proofErr w:type="gramStart"/>
+      <w:r>
+        <w:t>limiting :</w:t>
+      </w:r>
+      <w:proofErr w:type="gramEnd"/>
+      <w:r>
+        <w:t xml:space="preserve"> su login e reset password un attaccante può provare migliaia di volte.</w:t>
+      </w:r>
+    </w:p>
+    <w:p>
+      <w:pPr>
+        <w:numPr>
+          <w:ilvl w:val="0"/>
+          <w:numId w:val="2"/>
+        </w:numPr>
+      </w:pPr>
+      <w:r>
+        <w:t xml:space="preserve">Domanda di sicurezza è notoriamente </w:t>
+      </w:r>
+      <w:proofErr w:type="gramStart"/>
+      <w:r>
+        <w:t>debole :</w:t>
+      </w:r>
+      <w:proofErr w:type="gramEnd"/>
+      <w:r>
+        <w:t xml:space="preserve"> un domain expert dell'utente la </w:t>
+      </w:r>
+      <w:proofErr w:type="gramStart"/>
+      <w:r>
+        <w:t>trova .</w:t>
+      </w:r>
+      <w:proofErr w:type="gramEnd"/>
+    </w:p>
+    <w:p>
+      <w:pPr>
+        <w:ind w:left="720"/>
+      </w:pPr>
+    </w:p>
+    <w:p/>
+    <w:p>
+      <w:pPr>
+        <w:pStyle w:val="Titolo2"/>
+        <w:pBdr>
+          <w:bottom w:val="single" w:sz="6" w:space="8" w:color="D0D7DE"/>
+        </w:pBdr>
+        <w:shd w:val="clear" w:color="auto" w:fill="FFFFFF"/>
+        <w:spacing w:before="0"/>
+        <w:rPr>
+          <w:rFonts w:ascii="Segoe UI" w:hAnsi="Segoe UI" w:cs="Segoe UI"/>
+          <w:color w:val="003366"/>
+          <w:sz w:val="42"/>
+          <w:szCs w:val="42"/>
+        </w:rPr>
+      </w:pPr>
+      <w:r>
+        <w:rPr>
+          <w:rFonts w:ascii="Segoe UI" w:hAnsi="Segoe UI" w:cs="Segoe UI"/>
+          <w:color w:val="003366"/>
+          <w:sz w:val="42"/>
+          <w:szCs w:val="42"/>
+        </w:rPr>
+        <w:t>10. Setup ed esecuzione</w:t>
+      </w:r>
+    </w:p>
+    <w:p>
+      <w:pPr>
+        <w:rPr>
+          <w:b/>
+          <w:bCs/>
+        </w:rPr>
+      </w:pPr>
+      <w:r>
+        <w:rPr>
+          <w:b/>
+          <w:bCs/>
+        </w:rPr>
+        <w:t>10.1 Prerequisiti</w:t>
+      </w:r>
+    </w:p>
+    <w:p>
+      <w:pPr>
+        <w:numPr>
+          <w:ilvl w:val="0"/>
+          <w:numId w:val="2"/>
+        </w:numPr>
+      </w:pPr>
+      <w:r>
+        <w:t>JDK 8+</w:t>
+      </w:r>
+    </w:p>
+    <w:p>
+      <w:pPr>
+        <w:numPr>
+          <w:ilvl w:val="0"/>
+          <w:numId w:val="2"/>
+        </w:numPr>
+      </w:pPr>
+      <w:r>
+        <w:t>NetBeans 12+ (con Ant)</w:t>
+      </w:r>
+    </w:p>
+    <w:p>
+      <w:pPr>
+        <w:numPr>
+          <w:ilvl w:val="0"/>
+          <w:numId w:val="2"/>
+        </w:numPr>
+      </w:pPr>
+      <w:r>
+        <w:lastRenderedPageBreak/>
+        <w:t>MySQL 5.7+ (server in esecuzione su localhost:3306)</w:t>
+      </w:r>
+    </w:p>
+    <w:p>
+      <w:pPr>
+        <w:numPr>
+          <w:ilvl w:val="0"/>
+          <w:numId w:val="2"/>
+        </w:numPr>
+      </w:pPr>
+      <w:r>
+        <w:t>Connector mysql-connector-j nelle library NetBeans</w:t>
+      </w:r>
+    </w:p>
+    <w:p>
+      <w:pPr>
+        <w:rPr>
+          <w:b/>
+          <w:bCs/>
+        </w:rPr>
+      </w:pPr>
+      <w:r>
+        <w:rPr>
+          <w:b/>
+          <w:bCs/>
+        </w:rPr>
+        <w:t>10.2 Setup database</w:t>
+      </w:r>
+    </w:p>
+    <w:p>
+      <w:pPr>
+        <w:numPr>
+          <w:ilvl w:val="0"/>
+          <w:numId w:val="3"/>
+        </w:numPr>
+      </w:pPr>
+      <w:r>
+        <w:t>Aprire MySQL Workbench (o riga di comando)</w:t>
+      </w:r>
+    </w:p>
+    <w:p>
+      <w:pPr>
+        <w:numPr>
+          <w:ilvl w:val="0"/>
+          <w:numId w:val="3"/>
+        </w:numPr>
+      </w:pPr>
+      <w:r>
+        <w:t>Creare schema : CREATE DATABASE pm_collegio;</w:t>
+      </w:r>
+    </w:p>
+    <w:p>
+      <w:pPr>
+        <w:numPr>
+          <w:ilvl w:val="0"/>
+          <w:numId w:val="3"/>
+        </w:numPr>
+      </w:pPr>
+      <w:r>
+        <w:t>Eseguire lo script SQL completo (incluso in SpecificaTecnica.docx) per creare tutte le tabelle + seed</w:t>
+      </w:r>
+    </w:p>
+    <w:p>
+      <w:pPr>
+        <w:numPr>
+          <w:ilvl w:val="0"/>
+          <w:numId w:val="3"/>
+        </w:numPr>
+      </w:pPr>
+      <w:r>
+        <w:t>Verificare che ci sia almeno un utente con stato='attivo' per fare login</w:t>
+      </w:r>
+    </w:p>
+    <w:p>
+      <w:pPr>
+        <w:rPr>
+          <w:b/>
+          <w:bCs/>
+        </w:rPr>
+      </w:pPr>
+      <w:r>
+        <w:rPr>
+          <w:b/>
+          <w:bCs/>
+        </w:rPr>
+        <w:t>10.3 Configurazione connessione</w:t>
+      </w:r>
+    </w:p>
+    <w:p>
+      <w:r>
+        <w:t xml:space="preserve">In </w:t>
+      </w:r>
+      <w:proofErr w:type="spellStart"/>
+      <w:r>
+        <w:t>config</w:t>
+      </w:r>
+      <w:proofErr w:type="spellEnd"/>
+      <w:r>
+        <w:t>/</w:t>
+      </w:r>
+      <w:proofErr w:type="spellStart"/>
+      <w:r>
+        <w:t>db.properties</w:t>
+      </w:r>
+      <w:proofErr w:type="spellEnd"/>
+      <w:r>
+        <w:t xml:space="preserve"> (creare se non esiste</w:t>
+      </w:r>
+      <w:r>
+        <w:t>):</w:t>
+      </w:r>
+    </w:p>
+    <w:p>
+      <w:pPr>
+        <w:pBdr>
+          <w:top w:val="single" w:sz="4" w:space="4" w:color="D0D7DE"/>
+          <w:left w:val="single" w:sz="4" w:space="4" w:color="D0D7DE"/>
+          <w:bottom w:val="single" w:sz="4" w:space="4" w:color="D0D7DE"/>
+          <w:right w:val="single" w:sz="4" w:space="4" w:color="D0D7DE"/>
+        </w:pBdr>
+        <w:shd w:val="clear" w:color="auto" w:fill="F2F2F2"/>
+        <w:spacing w:after="0" w:line="240" w:lineRule="auto"/>
+        <w:rPr>
+          <w:rFonts w:ascii="Consolas" w:hAnsi="Consolas" w:cs="Consolas"/>
+          <w:sz w:val="18"/>
+          <w:szCs w:val="18"/>
+        </w:rPr>
+      </w:pPr>
+      <w:r>
+        <w:rPr>
+          <w:rFonts w:ascii="Consolas" w:hAnsi="Consolas" w:cs="Consolas"/>
+          <w:sz w:val="18"/>
+          <w:szCs w:val="18"/>
+        </w:rPr>
+        <w:t>db.url=jdbc:mysql://localhost:3306/pm_collegio</w:t>
+      </w:r>
+      <w:r>
+        <w:rPr>
+          <w:rFonts w:ascii="Consolas" w:hAnsi="Consolas" w:cs="Consolas"/>
+          <w:sz w:val="18"/>
+          <w:szCs w:val="18"/>
+        </w:rPr>
+        <w:br/>
+        <w:t>db.user=root</w:t>
+      </w:r>
+      <w:r>
+        <w:rPr>
+          <w:rFonts w:ascii="Consolas" w:hAnsi="Consolas" w:cs="Consolas"/>
+          <w:sz w:val="18"/>
+          <w:szCs w:val="18"/>
+        </w:rPr>
+        <w:br/>
+      </w:r>
+      <w:proofErr w:type="gramStart"/>
+      <w:r>
+        <w:rPr>
+          <w:rFonts w:ascii="Consolas" w:hAnsi="Consolas" w:cs="Consolas"/>
+          <w:sz w:val="18"/>
+          <w:szCs w:val="18"/>
+        </w:rPr>
+        <w:t>db.password</w:t>
+      </w:r>
+      <w:proofErr w:type="gramEnd"/>
+      <w:r>
+        <w:rPr>
+          <w:rFonts w:ascii="Consolas" w:hAnsi="Consolas" w:cs="Consolas"/>
+          <w:sz w:val="18"/>
+          <w:szCs w:val="18"/>
+        </w:rPr>
+        <w:t>=YOUR_PASSWORD</w:t>
+      </w:r>
+    </w:p>
+    <w:p>
+      <w:pPr>
+        <w:rPr>
+          <w:b/>
+          <w:bCs/>
+        </w:rPr>
+      </w:pPr>
+    </w:p>
+    <w:p>
+      <w:pPr>
+        <w:rPr>
+          <w:b/>
+          <w:bCs/>
+        </w:rPr>
+      </w:pPr>
+      <w:r>
+        <w:rPr>
+          <w:b/>
+          <w:bCs/>
+        </w:rPr>
+        <w:t>10.4 Esecuzione</w:t>
+      </w:r>
+    </w:p>
+    <w:p>
+      <w:pPr>
+        <w:numPr>
+          <w:ilvl w:val="0"/>
+          <w:numId w:val="4"/>
+        </w:numPr>
+      </w:pPr>
+      <w:r>
+        <w:t>Aprire il progetto in NetBeans (File → Open Project → PM_Collegiov2)</w:t>
+      </w:r>
+    </w:p>
+    <w:p>
+      <w:pPr>
+        <w:numPr>
+          <w:ilvl w:val="0"/>
+          <w:numId w:val="4"/>
+        </w:numPr>
+      </w:pPr>
+      <w:r>
+        <w:t>Verificare che mysql-connector-j sia nelle Libraries del progetto</w:t>
+      </w:r>
+    </w:p>
+    <w:p>
+      <w:pPr>
+        <w:numPr>
+          <w:ilvl w:val="0"/>
+          <w:numId w:val="4"/>
+        </w:numPr>
+      </w:pPr>
+      <w:r>
+        <w:t>Click destro sul progetto → Clean and Build</w:t>
+      </w:r>
+    </w:p>
+    <w:p>
+      <w:pPr>
+        <w:numPr>
+          <w:ilvl w:val="0"/>
+          <w:numId w:val="4"/>
+        </w:numPr>
+      </w:pPr>
+      <w:r>
+        <w:t>Click destro sul progetto → Run (o F6)</w:t>
+      </w:r>
+    </w:p>
+    <w:p>
+      <w:pPr>
+        <w:numPr>
+          <w:ilvl w:val="0"/>
+          <w:numId w:val="4"/>
+        </w:numPr>
+      </w:pPr>
+      <w:r>
+        <w:t>La main class è LoadingView (splash + progress) → si apre automaticamente LoginView</w:t>
+      </w:r>
+    </w:p>
+    <w:p/>
+    <w:p>
+      <w:pPr>
+        <w:pStyle w:val="Titolo2"/>
+        <w:pBdr>
+          <w:bottom w:val="single" w:sz="6" w:space="8" w:color="D0D7DE"/>
+        </w:pBdr>
+        <w:shd w:val="clear" w:color="auto" w:fill="FFFFFF"/>
+        <w:spacing w:before="0"/>
+        <w:rPr>
+          <w:rFonts w:ascii="Segoe UI" w:hAnsi="Segoe UI" w:cs="Segoe UI"/>
+          <w:color w:val="003366"/>
+          <w:sz w:val="42"/>
+          <w:szCs w:val="42"/>
+        </w:rPr>
+      </w:pPr>
+      <w:r>
+        <w:rPr>
+          <w:rFonts w:ascii="Segoe UI" w:hAnsi="Segoe UI" w:cs="Segoe UI"/>
+          <w:color w:val="003366"/>
+          <w:sz w:val="42"/>
+          <w:szCs w:val="42"/>
+        </w:rPr>
+        <w:t>11. Limiti noti e possibili miglioramenti</w:t>
+      </w:r>
+    </w:p>
+    <w:p>
+      <w:pPr>
+        <w:rPr>
+          <w:b/>
+          <w:bCs/>
+        </w:rPr>
+      </w:pPr>
+      <w:r>
+        <w:rPr>
+          <w:b/>
+          <w:bCs/>
+        </w:rPr>
+        <w:t>11.1 Limiti noti</w:t>
+      </w:r>
+    </w:p>
+    <w:p>
+      <w:pPr>
+        <w:numPr>
+          <w:ilvl w:val="0"/>
+          <w:numId w:val="2"/>
+        </w:numPr>
+      </w:pPr>
+      <w:r>
+        <w:t xml:space="preserve">Race </w:t>
+      </w:r>
+      <w:proofErr w:type="spellStart"/>
+      <w:r>
+        <w:t>condition</w:t>
+      </w:r>
+      <w:proofErr w:type="spellEnd"/>
+      <w:r>
+        <w:t xml:space="preserve"> su </w:t>
+      </w:r>
+      <w:proofErr w:type="spellStart"/>
+      <w:r>
+        <w:t>user_counter</w:t>
+      </w:r>
+      <w:proofErr w:type="spellEnd"/>
+      <w:r>
+        <w:t xml:space="preserve"> e </w:t>
+      </w:r>
+      <w:proofErr w:type="spellStart"/>
+      <w:r>
+        <w:t>codCommittente</w:t>
+      </w:r>
+      <w:proofErr w:type="spellEnd"/>
+      <w:r>
+        <w:t>:</w:t>
+      </w:r>
+      <w:r>
+        <w:t xml:space="preserve"> </w:t>
+      </w:r>
+      <w:proofErr w:type="spellStart"/>
+      <w:proofErr w:type="gramStart"/>
+      <w:r>
+        <w:t>getMaxId</w:t>
+      </w:r>
+      <w:proofErr w:type="spellEnd"/>
+      <w:r>
+        <w:t>(</w:t>
+      </w:r>
+      <w:proofErr w:type="gramEnd"/>
+      <w:r>
+        <w:t xml:space="preserve">) + 1 non è atomico. In ambiente single-user (desktop) </w:t>
+      </w:r>
+      <w:r>
+        <w:t>ok;</w:t>
+      </w:r>
+      <w:r>
+        <w:t xml:space="preserve"> in produzione multi-user serve AUTO_INCREMENT.</w:t>
+      </w:r>
+    </w:p>
+    <w:p>
+      <w:pPr>
+        <w:numPr>
+          <w:ilvl w:val="0"/>
+          <w:numId w:val="2"/>
+        </w:numPr>
+      </w:pPr>
+      <w:r>
+        <w:t>MAX_RETRY_COUNTER = 100 : limite arbitrario sulla generazione del counter univoco. Sopra 100 collisioni il sistema rifiuta. In pratica non si arriva mai.</w:t>
+      </w:r>
+    </w:p>
+    <w:p>
+      <w:pPr>
+        <w:numPr>
+          <w:ilvl w:val="0"/>
+          <w:numId w:val="2"/>
+        </w:numPr>
+      </w:pPr>
+      <w:r>
+        <w:t>Validazioni email : il regex è semplificato, non copre tutti i casi RFC 5322.</w:t>
+      </w:r>
+    </w:p>
+    <w:p>
+      <w:pPr>
+        <w:numPr>
+          <w:ilvl w:val="0"/>
+          <w:numId w:val="2"/>
+        </w:numPr>
+      </w:pPr>
+      <w:r>
+        <w:t xml:space="preserve">Niente test </w:t>
+      </w:r>
+      <w:r>
+        <w:t>unitari:</w:t>
+      </w:r>
+      <w:r>
+        <w:t xml:space="preserve"> il codice è interamente manualmente testabile. </w:t>
+      </w:r>
+      <w:r>
+        <w:t>V</w:t>
+      </w:r>
+      <w:r>
+        <w:t>ale la pena scrivere alcuni JUnit di esempio sui DAO.</w:t>
+      </w:r>
+    </w:p>
+    <w:p>
+      <w:pPr>
+        <w:numPr>
+          <w:ilvl w:val="0"/>
+          <w:numId w:val="2"/>
+        </w:numPr>
+      </w:pPr>
+      <w:r>
+        <w:lastRenderedPageBreak/>
+        <w:t xml:space="preserve">Le date : il model Reservation usa java.util.Date (legacy). Sarebbe meglio </w:t>
+      </w:r>
+      <w:proofErr w:type="spellStart"/>
+      <w:proofErr w:type="gramStart"/>
+      <w:r>
+        <w:t>java.time</w:t>
+      </w:r>
+      <w:proofErr w:type="gramEnd"/>
+      <w:r>
+        <w:t>.LocalDate</w:t>
+      </w:r>
+      <w:proofErr w:type="spellEnd"/>
+      <w:r>
+        <w:t>.</w:t>
+      </w:r>
+    </w:p>
+    <w:p>
+      <w:pPr>
+        <w:ind w:left="720"/>
+      </w:pPr>
+    </w:p>
+    <w:p>
+      <w:pPr>
+        <w:rPr>
+          <w:b/>
+          <w:bCs/>
+        </w:rPr>
+      </w:pPr>
+      <w:r>
+        <w:rPr>
+          <w:b/>
+          <w:bCs/>
+        </w:rPr>
+        <w:t>11.2 Miglioramenti possibili (oltre la consegna)</w:t>
+      </w:r>
+    </w:p>
+    <w:p>
+      <w:pPr>
+        <w:numPr>
+          <w:ilvl w:val="0"/>
+          <w:numId w:val="2"/>
+        </w:numPr>
+      </w:pPr>
+      <w:r>
+        <w:t>Gestire meglio gli indirizzi</w:t>
+      </w:r>
+      <w:r>
+        <w:t>.</w:t>
+      </w:r>
+    </w:p>
+    <w:p>
+      <w:pPr>
+        <w:numPr>
+          <w:ilvl w:val="0"/>
+          <w:numId w:val="2"/>
+        </w:numPr>
+      </w:pPr>
+      <w:r>
+        <w:t>Migliorare la se</w:t>
+      </w:r>
+      <w:r>
+        <w:t xml:space="preserve">ssion per rendere l’app </w:t>
+      </w:r>
+      <w:proofErr w:type="spellStart"/>
+      <w:r>
+        <w:t>multiUser</w:t>
+      </w:r>
+      <w:proofErr w:type="spellEnd"/>
+      <w:r>
+        <w:t>.</w:t>
+      </w:r>
     </w:p>
     <w:p/>
     <w:sectPr>
-      <w:footerReference w:type="default" r:id="rId15"/>
+      <w:footerReference w:type="default" r:id="rId11"/>
       <w:pgSz w:w="11906" w:h="16838"/>
       <w:pgMar w:top="1417" w:right="1134" w:bottom="1134" w:left="1134" w:header="708" w:footer="708" w:gutter="0"/>
       <w:cols w:space="708"/>
@@ -3289,36 +6327,6 @@
 </file>
 
 <file path=word/footer1.xml><?xml version="1.0" encoding="utf-8"?>
-<w:ftr xmlns:wpc="http://schemas.microsoft.com/office/word/2010/wordprocessingCanvas" xmlns:cx="http://schemas.microsoft.com/office/drawing/2014/chartex" xmlns:cx1="http://schemas.microsoft.com/office/drawing/2015/9/8/chartex" xmlns:cx2="http://schemas.microsoft.com/office/drawing/2015/10/21/chartex" xmlns:cx3="http://schemas.microsoft.com/office/drawing/2016/5/9/chartex" xmlns:cx4="http://schemas.microsoft.com/office/drawing/2016/5/10/chartex" xmlns:cx5="http://schemas.microsoft.com/office/drawing/2016/5/11/chartex" xmlns:cx6="http://schemas.microsoft.com/office/drawing/2016/5/12/chartex" xmlns:cx7="http://schemas.microsoft.com/office/drawing/2016/5/13/chartex" xmlns:cx8="http://schemas.microsoft.com/office/drawing/2016/5/14/chartex" xmlns:mc="http://schemas.openxmlformats.org/markup-compatibility/2006" xmlns:aink="http://schemas.microsoft.com/office/drawing/2016/ink" xmlns:am3d="http://schemas.microsoft.com/office/drawing/2017/model3d" xmlns:o="urn:schemas-microsoft-com:office:office" xmlns:oel="http://schemas.microsoft.com/office/2019/extlst" xmlns:r="http://schemas.openxmlformats.org/officeDocument/2006/relationships" xmlns:m="http://schemas.openxmlformats.org/officeDocument/2006/math" xmlns:v="urn:schemas-microsoft-com:vml" xmlns:wp14="http://schemas.microsoft.com/office/word/2010/wordprocessingDrawing" xmlns:wp="http://schemas.openxmlformats.org/drawingml/2006/wordprocessingDrawing" xmlns:w10="urn:schemas-microsoft-com:office:word" xmlns:w="http://schemas.openxmlformats.org/wordprocessingml/2006/main" xmlns:w14="http://schemas.microsoft.com/office/word/2010/wordml" xmlns:w15="http://schemas.microsoft.com/office/word/2012/wordml" xmlns:w16cex="http://schemas.microsoft.com/office/word/2018/wordml/cex" xmlns:w16cid="http://schemas.microsoft.com/office/word/2016/wordml/cid" xmlns:w16="http://schemas.microsoft.com/office/word/2018/wordml" xmlns:w16du="http://schemas.microsoft.com/office/word/2023/wordml/word16du" xmlns:w16sdtdh="http://schemas.microsoft.com/office/word/2020/wordml/sdtdatahash" xmlns:w16sdtfl="http://schemas.microsoft.com/office/word/2024/wordml/sdtformatlock" xmlns:w16se="http://schemas.microsoft.com/office/word/2015/wordml/symex" xmlns:wpg="http://schemas.microsoft.com/office/word/2010/wordprocessingGroup" xmlns:wpi="http://schemas.microsoft.com/office/word/2010/wordprocessingInk" xmlns:wne="http://schemas.microsoft.com/office/word/2006/wordml" xmlns:wps="http://schemas.microsoft.com/office/word/2010/wordprocessingShape" mc:Ignorable="w14 w15 w16se w16cid w16 w16cex w16sdtdh w16sdtfl w16du wp14">
-  <w:p>
-    <w:pPr>
-      <w:pStyle w:val="Pidipagina"/>
-    </w:pPr>
-  </w:p>
-</w:ftr>
-</file>
-
-<file path=word/footer2.xml><?xml version="1.0" encoding="utf-8"?>
-<w:ftr xmlns:wpc="http://schemas.microsoft.com/office/word/2010/wordprocessingCanvas" xmlns:cx="http://schemas.microsoft.com/office/drawing/2014/chartex" xmlns:cx1="http://schemas.microsoft.com/office/drawing/2015/9/8/chartex" xmlns:cx2="http://schemas.microsoft.com/office/drawing/2015/10/21/chartex" xmlns:cx3="http://schemas.microsoft.com/office/drawing/2016/5/9/chartex" xmlns:cx4="http://schemas.microsoft.com/office/drawing/2016/5/10/chartex" xmlns:cx5="http://schemas.microsoft.com/office/drawing/2016/5/11/chartex" xmlns:cx6="http://schemas.microsoft.com/office/drawing/2016/5/12/chartex" xmlns:cx7="http://schemas.microsoft.com/office/drawing/2016/5/13/chartex" xmlns:cx8="http://schemas.microsoft.com/office/drawing/2016/5/14/chartex" xmlns:mc="http://schemas.openxmlformats.org/markup-compatibility/2006" xmlns:aink="http://schemas.microsoft.com/office/drawing/2016/ink" xmlns:am3d="http://schemas.microsoft.com/office/drawing/2017/model3d" xmlns:o="urn:schemas-microsoft-com:office:office" xmlns:oel="http://schemas.microsoft.com/office/2019/extlst" xmlns:r="http://schemas.openxmlformats.org/officeDocument/2006/relationships" xmlns:m="http://schemas.openxmlformats.org/officeDocument/2006/math" xmlns:v="urn:schemas-microsoft-com:vml" xmlns:wp14="http://schemas.microsoft.com/office/word/2010/wordprocessingDrawing" xmlns:wp="http://schemas.openxmlformats.org/drawingml/2006/wordprocessingDrawing" xmlns:w10="urn:schemas-microsoft-com:office:word" xmlns:w="http://schemas.openxmlformats.org/wordprocessingml/2006/main" xmlns:w14="http://schemas.microsoft.com/office/word/2010/wordml" xmlns:w15="http://schemas.microsoft.com/office/word/2012/wordml" xmlns:w16cex="http://schemas.microsoft.com/office/word/2018/wordml/cex" xmlns:w16cid="http://schemas.microsoft.com/office/word/2016/wordml/cid" xmlns:w16="http://schemas.microsoft.com/office/word/2018/wordml" xmlns:w16du="http://schemas.microsoft.com/office/word/2023/wordml/word16du" xmlns:w16sdtdh="http://schemas.microsoft.com/office/word/2020/wordml/sdtdatahash" xmlns:w16sdtfl="http://schemas.microsoft.com/office/word/2024/wordml/sdtformatlock" xmlns:w16se="http://schemas.microsoft.com/office/word/2015/wordml/symex" xmlns:wpg="http://schemas.microsoft.com/office/word/2010/wordprocessingGroup" xmlns:wpi="http://schemas.microsoft.com/office/word/2010/wordprocessingInk" xmlns:wne="http://schemas.microsoft.com/office/word/2006/wordml" xmlns:wps="http://schemas.microsoft.com/office/word/2010/wordprocessingShape" mc:Ignorable="w14 w15 w16se w16cid w16 w16cex w16sdtdh w16sdtfl w16du wp14">
-  <w:p>
-    <w:pPr>
-      <w:pStyle w:val="Pidipagina"/>
-    </w:pPr>
-  </w:p>
-</w:ftr>
-</file>
-
-<file path=word/footer3.xml><?xml version="1.0" encoding="utf-8"?>
-<w:ftr xmlns:wpc="http://schemas.microsoft.com/office/word/2010/wordprocessingCanvas" xmlns:cx="http://schemas.microsoft.com/office/drawing/2014/chartex" xmlns:cx1="http://schemas.microsoft.com/office/drawing/2015/9/8/chartex" xmlns:cx2="http://schemas.microsoft.com/office/drawing/2015/10/21/chartex" xmlns:cx3="http://schemas.microsoft.com/office/drawing/2016/5/9/chartex" xmlns:cx4="http://schemas.microsoft.com/office/drawing/2016/5/10/chartex" xmlns:cx5="http://schemas.microsoft.com/office/drawing/2016/5/11/chartex" xmlns:cx6="http://schemas.microsoft.com/office/drawing/2016/5/12/chartex" xmlns:cx7="http://schemas.microsoft.com/office/drawing/2016/5/13/chartex" xmlns:cx8="http://schemas.microsoft.com/office/drawing/2016/5/14/chartex" xmlns:mc="http://schemas.openxmlformats.org/markup-compatibility/2006" xmlns:aink="http://schemas.microsoft.com/office/drawing/2016/ink" xmlns:am3d="http://schemas.microsoft.com/office/drawing/2017/model3d" xmlns:o="urn:schemas-microsoft-com:office:office" xmlns:oel="http://schemas.microsoft.com/office/2019/extlst" xmlns:r="http://schemas.openxmlformats.org/officeDocument/2006/relationships" xmlns:m="http://schemas.openxmlformats.org/officeDocument/2006/math" xmlns:v="urn:schemas-microsoft-com:vml" xmlns:wp14="http://schemas.microsoft.com/office/word/2010/wordprocessingDrawing" xmlns:wp="http://schemas.openxmlformats.org/drawingml/2006/wordprocessingDrawing" xmlns:w10="urn:schemas-microsoft-com:office:word" xmlns:w="http://schemas.openxmlformats.org/wordprocessingml/2006/main" xmlns:w14="http://schemas.microsoft.com/office/word/2010/wordml" xmlns:w15="http://schemas.microsoft.com/office/word/2012/wordml" xmlns:w16cex="http://schemas.microsoft.com/office/word/2018/wordml/cex" xmlns:w16cid="http://schemas.microsoft.com/office/word/2016/wordml/cid" xmlns:w16="http://schemas.microsoft.com/office/word/2018/wordml" xmlns:w16du="http://schemas.microsoft.com/office/word/2023/wordml/word16du" xmlns:w16sdtdh="http://schemas.microsoft.com/office/word/2020/wordml/sdtdatahash" xmlns:w16sdtfl="http://schemas.microsoft.com/office/word/2024/wordml/sdtformatlock" xmlns:w16se="http://schemas.microsoft.com/office/word/2015/wordml/symex" xmlns:wpg="http://schemas.microsoft.com/office/word/2010/wordprocessingGroup" xmlns:wpi="http://schemas.microsoft.com/office/word/2010/wordprocessingInk" xmlns:wne="http://schemas.microsoft.com/office/word/2006/wordml" xmlns:wps="http://schemas.microsoft.com/office/word/2010/wordprocessingShape" mc:Ignorable="w14 w15 w16se w16cid w16 w16cex w16sdtdh w16sdtfl w16du wp14">
-  <w:p>
-    <w:pPr>
-      <w:pStyle w:val="Pidipagina"/>
-    </w:pPr>
-  </w:p>
-</w:ftr>
-</file>
-
-<file path=word/footer4.xml><?xml version="1.0" encoding="utf-8"?>
 <w:ftr xmlns:wpc="http://schemas.microsoft.com/office/word/2010/wordprocessingCanvas" xmlns:cx="http://schemas.microsoft.com/office/drawing/2014/chartex" xmlns:cx1="http://schemas.microsoft.com/office/drawing/2015/9/8/chartex" xmlns:cx2="http://schemas.microsoft.com/office/drawing/2015/10/21/chartex" xmlns:cx3="http://schemas.microsoft.com/office/drawing/2016/5/9/chartex" xmlns:cx4="http://schemas.microsoft.com/office/drawing/2016/5/10/chartex" xmlns:cx5="http://schemas.microsoft.com/office/drawing/2016/5/11/chartex" xmlns:cx6="http://schemas.microsoft.com/office/drawing/2016/5/12/chartex" xmlns:cx7="http://schemas.microsoft.com/office/drawing/2016/5/13/chartex" xmlns:cx8="http://schemas.microsoft.com/office/drawing/2016/5/14/chartex" xmlns:mc="http://schemas.openxmlformats.org/markup-compatibility/2006" xmlns:aink="http://schemas.microsoft.com/office/drawing/2016/ink" xmlns:am3d="http://schemas.microsoft.com/office/drawing/2017/model3d" xmlns:o="urn:schemas-microsoft-com:office:office" xmlns:oel="http://schemas.microsoft.com/office/2019/extlst" xmlns:r="http://schemas.openxmlformats.org/officeDocument/2006/relationships" xmlns:m="http://schemas.openxmlformats.org/officeDocument/2006/math" xmlns:v="urn:schemas-microsoft-com:vml" xmlns:wp14="http://schemas.microsoft.com/office/word/2010/wordprocessingDrawing" xmlns:wp="http://schemas.openxmlformats.org/drawingml/2006/wordprocessingDrawing" xmlns:w10="urn:schemas-microsoft-com:office:word" xmlns:w="http://schemas.openxmlformats.org/wordprocessingml/2006/main" xmlns:w14="http://schemas.microsoft.com/office/word/2010/wordml" xmlns:w15="http://schemas.microsoft.com/office/word/2012/wordml" xmlns:w16cex="http://schemas.microsoft.com/office/word/2018/wordml/cex" xmlns:w16cid="http://schemas.microsoft.com/office/word/2016/wordml/cid" xmlns:w16="http://schemas.microsoft.com/office/word/2018/wordml" xmlns:w16du="http://schemas.microsoft.com/office/word/2023/wordml/word16du" xmlns:w16sdtdh="http://schemas.microsoft.com/office/word/2020/wordml/sdtdatahash" xmlns:w16sdtfl="http://schemas.microsoft.com/office/word/2024/wordml/sdtformatlock" xmlns:w16se="http://schemas.microsoft.com/office/word/2015/wordml/symex" xmlns:wpg="http://schemas.microsoft.com/office/word/2010/wordprocessingGroup" xmlns:wpi="http://schemas.microsoft.com/office/word/2010/wordprocessingInk" xmlns:wne="http://schemas.microsoft.com/office/word/2006/wordml" xmlns:wps="http://schemas.microsoft.com/office/word/2010/wordprocessingShape" mc:Ignorable="w14 w15 w16se w16cid w16 w16cex w16sdtdh w16sdtfl w16du wp14">
   <w:p>
     <w:pPr>
@@ -3388,36 +6396,6 @@
 </w:footnotes>
 </file>
 
-<file path=word/header1.xml><?xml version="1.0" encoding="utf-8"?>
-<w:hdr xmlns:wpc="http://schemas.microsoft.com/office/word/2010/wordprocessingCanvas" xmlns:cx="http://schemas.microsoft.com/office/drawing/2014/chartex" xmlns:cx1="http://schemas.microsoft.com/office/drawing/2015/9/8/chartex" xmlns:cx2="http://schemas.microsoft.com/office/drawing/2015/10/21/chartex" xmlns:cx3="http://schemas.microsoft.com/office/drawing/2016/5/9/chartex" xmlns:cx4="http://schemas.microsoft.com/office/drawing/2016/5/10/chartex" xmlns:cx5="http://schemas.microsoft.com/office/drawing/2016/5/11/chartex" xmlns:cx6="http://schemas.microsoft.com/office/drawing/2016/5/12/chartex" xmlns:cx7="http://schemas.microsoft.com/office/drawing/2016/5/13/chartex" xmlns:cx8="http://schemas.microsoft.com/office/drawing/2016/5/14/chartex" xmlns:mc="http://schemas.openxmlformats.org/markup-compatibility/2006" xmlns:aink="http://schemas.microsoft.com/office/drawing/2016/ink" xmlns:am3d="http://schemas.microsoft.com/office/drawing/2017/model3d" xmlns:o="urn:schemas-microsoft-com:office:office" xmlns:oel="http://schemas.microsoft.com/office/2019/extlst" xmlns:r="http://schemas.openxmlformats.org/officeDocument/2006/relationships" xmlns:m="http://schemas.openxmlformats.org/officeDocument/2006/math" xmlns:v="urn:schemas-microsoft-com:vml" xmlns:wp14="http://schemas.microsoft.com/office/word/2010/wordprocessingDrawing" xmlns:wp="http://schemas.openxmlformats.org/drawingml/2006/wordprocessingDrawing" xmlns:w10="urn:schemas-microsoft-com:office:word" xmlns:w="http://schemas.openxmlformats.org/wordprocessingml/2006/main" xmlns:w14="http://schemas.microsoft.com/office/word/2010/wordml" xmlns:w15="http://schemas.microsoft.com/office/word/2012/wordml" xmlns:w16cex="http://schemas.microsoft.com/office/word/2018/wordml/cex" xmlns:w16cid="http://schemas.microsoft.com/office/word/2016/wordml/cid" xmlns:w16="http://schemas.microsoft.com/office/word/2018/wordml" xmlns:w16du="http://schemas.microsoft.com/office/word/2023/wordml/word16du" xmlns:w16sdtdh="http://schemas.microsoft.com/office/word/2020/wordml/sdtdatahash" xmlns:w16sdtfl="http://schemas.microsoft.com/office/word/2024/wordml/sdtformatlock" xmlns:w16se="http://schemas.microsoft.com/office/word/2015/wordml/symex" xmlns:wpg="http://schemas.microsoft.com/office/word/2010/wordprocessingGroup" xmlns:wpi="http://schemas.microsoft.com/office/word/2010/wordprocessingInk" xmlns:wne="http://schemas.microsoft.com/office/word/2006/wordml" xmlns:wps="http://schemas.microsoft.com/office/word/2010/wordprocessingShape" mc:Ignorable="w14 w15 w16se w16cid w16 w16cex w16sdtdh w16sdtfl w16du wp14">
-  <w:p>
-    <w:pPr>
-      <w:pStyle w:val="Intestazione"/>
-    </w:pPr>
-  </w:p>
-</w:hdr>
-</file>
-
-<file path=word/header2.xml><?xml version="1.0" encoding="utf-8"?>
-<w:hdr xmlns:wpc="http://schemas.microsoft.com/office/word/2010/wordprocessingCanvas" xmlns:cx="http://schemas.microsoft.com/office/drawing/2014/chartex" xmlns:cx1="http://schemas.microsoft.com/office/drawing/2015/9/8/chartex" xmlns:cx2="http://schemas.microsoft.com/office/drawing/2015/10/21/chartex" xmlns:cx3="http://schemas.microsoft.com/office/drawing/2016/5/9/chartex" xmlns:cx4="http://schemas.microsoft.com/office/drawing/2016/5/10/chartex" xmlns:cx5="http://schemas.microsoft.com/office/drawing/2016/5/11/chartex" xmlns:cx6="http://schemas.microsoft.com/office/drawing/2016/5/12/chartex" xmlns:cx7="http://schemas.microsoft.com/office/drawing/2016/5/13/chartex" xmlns:cx8="http://schemas.microsoft.com/office/drawing/2016/5/14/chartex" xmlns:mc="http://schemas.openxmlformats.org/markup-compatibility/2006" xmlns:aink="http://schemas.microsoft.com/office/drawing/2016/ink" xmlns:am3d="http://schemas.microsoft.com/office/drawing/2017/model3d" xmlns:o="urn:schemas-microsoft-com:office:office" xmlns:oel="http://schemas.microsoft.com/office/2019/extlst" xmlns:r="http://schemas.openxmlformats.org/officeDocument/2006/relationships" xmlns:m="http://schemas.openxmlformats.org/officeDocument/2006/math" xmlns:v="urn:schemas-microsoft-com:vml" xmlns:wp14="http://schemas.microsoft.com/office/word/2010/wordprocessingDrawing" xmlns:wp="http://schemas.openxmlformats.org/drawingml/2006/wordprocessingDrawing" xmlns:w10="urn:schemas-microsoft-com:office:word" xmlns:w="http://schemas.openxmlformats.org/wordprocessingml/2006/main" xmlns:w14="http://schemas.microsoft.com/office/word/2010/wordml" xmlns:w15="http://schemas.microsoft.com/office/word/2012/wordml" xmlns:w16cex="http://schemas.microsoft.com/office/word/2018/wordml/cex" xmlns:w16cid="http://schemas.microsoft.com/office/word/2016/wordml/cid" xmlns:w16="http://schemas.microsoft.com/office/word/2018/wordml" xmlns:w16du="http://schemas.microsoft.com/office/word/2023/wordml/word16du" xmlns:w16sdtdh="http://schemas.microsoft.com/office/word/2020/wordml/sdtdatahash" xmlns:w16sdtfl="http://schemas.microsoft.com/office/word/2024/wordml/sdtformatlock" xmlns:w16se="http://schemas.microsoft.com/office/word/2015/wordml/symex" xmlns:wpg="http://schemas.microsoft.com/office/word/2010/wordprocessingGroup" xmlns:wpi="http://schemas.microsoft.com/office/word/2010/wordprocessingInk" xmlns:wne="http://schemas.microsoft.com/office/word/2006/wordml" xmlns:wps="http://schemas.microsoft.com/office/word/2010/wordprocessingShape" mc:Ignorable="w14 w15 w16se w16cid w16 w16cex w16sdtdh w16sdtfl w16du wp14">
-  <w:p>
-    <w:pPr>
-      <w:pStyle w:val="Intestazione"/>
-    </w:pPr>
-  </w:p>
-</w:hdr>
-</file>
-
-<file path=word/header3.xml><?xml version="1.0" encoding="utf-8"?>
-<w:hdr xmlns:wpc="http://schemas.microsoft.com/office/word/2010/wordprocessingCanvas" xmlns:cx="http://schemas.microsoft.com/office/drawing/2014/chartex" xmlns:cx1="http://schemas.microsoft.com/office/drawing/2015/9/8/chartex" xmlns:cx2="http://schemas.microsoft.com/office/drawing/2015/10/21/chartex" xmlns:cx3="http://schemas.microsoft.com/office/drawing/2016/5/9/chartex" xmlns:cx4="http://schemas.microsoft.com/office/drawing/2016/5/10/chartex" xmlns:cx5="http://schemas.microsoft.com/office/drawing/2016/5/11/chartex" xmlns:cx6="http://schemas.microsoft.com/office/drawing/2016/5/12/chartex" xmlns:cx7="http://schemas.microsoft.com/office/drawing/2016/5/13/chartex" xmlns:cx8="http://schemas.microsoft.com/office/drawing/2016/5/14/chartex" xmlns:mc="http://schemas.openxmlformats.org/markup-compatibility/2006" xmlns:aink="http://schemas.microsoft.com/office/drawing/2016/ink" xmlns:am3d="http://schemas.microsoft.com/office/drawing/2017/model3d" xmlns:o="urn:schemas-microsoft-com:office:office" xmlns:oel="http://schemas.microsoft.com/office/2019/extlst" xmlns:r="http://schemas.openxmlformats.org/officeDocument/2006/relationships" xmlns:m="http://schemas.openxmlformats.org/officeDocument/2006/math" xmlns:v="urn:schemas-microsoft-com:vml" xmlns:wp14="http://schemas.microsoft.com/office/word/2010/wordprocessingDrawing" xmlns:wp="http://schemas.openxmlformats.org/drawingml/2006/wordprocessingDrawing" xmlns:w10="urn:schemas-microsoft-com:office:word" xmlns:w="http://schemas.openxmlformats.org/wordprocessingml/2006/main" xmlns:w14="http://schemas.microsoft.com/office/word/2010/wordml" xmlns:w15="http://schemas.microsoft.com/office/word/2012/wordml" xmlns:w16cex="http://schemas.microsoft.com/office/word/2018/wordml/cex" xmlns:w16cid="http://schemas.microsoft.com/office/word/2016/wordml/cid" xmlns:w16="http://schemas.microsoft.com/office/word/2018/wordml" xmlns:w16du="http://schemas.microsoft.com/office/word/2023/wordml/word16du" xmlns:w16sdtdh="http://schemas.microsoft.com/office/word/2020/wordml/sdtdatahash" xmlns:w16sdtfl="http://schemas.microsoft.com/office/word/2024/wordml/sdtformatlock" xmlns:w16se="http://schemas.microsoft.com/office/word/2015/wordml/symex" xmlns:wpg="http://schemas.microsoft.com/office/word/2010/wordprocessingGroup" xmlns:wpi="http://schemas.microsoft.com/office/word/2010/wordprocessingInk" xmlns:wne="http://schemas.microsoft.com/office/word/2006/wordml" xmlns:wps="http://schemas.microsoft.com/office/word/2010/wordprocessingShape" mc:Ignorable="w14 w15 w16se w16cid w16 w16cex w16sdtdh w16sdtfl w16du wp14">
-  <w:p>
-    <w:pPr>
-      <w:pStyle w:val="Intestazione"/>
-    </w:pPr>
-  </w:p>
-</w:hdr>
-</file>
-
 <file path=word/numbering.xml><?xml version="1.0" encoding="utf-8"?>
 <w:numbering xmlns:wpc="http://schemas.microsoft.com/office/word/2010/wordprocessingCanvas" xmlns:cx="http://schemas.microsoft.com/office/drawing/2014/chartex" xmlns:cx1="http://schemas.microsoft.com/office/drawing/2015/9/8/chartex" xmlns:cx2="http://schemas.microsoft.com/office/drawing/2015/10/21/chartex" xmlns:cx3="http://schemas.microsoft.com/office/drawing/2016/5/9/chartex" xmlns:cx4="http://schemas.microsoft.com/office/drawing/2016/5/10/chartex" xmlns:cx5="http://schemas.microsoft.com/office/drawing/2016/5/11/chartex" xmlns:cx6="http://schemas.microsoft.com/office/drawing/2016/5/12/chartex" xmlns:cx7="http://schemas.microsoft.com/office/drawing/2016/5/13/chartex" xmlns:cx8="http://schemas.microsoft.com/office/drawing/2016/5/14/chartex" xmlns:mc="http://schemas.openxmlformats.org/markup-compatibility/2006" xmlns:aink="http://schemas.microsoft.com/office/drawing/2016/ink" xmlns:am3d="http://schemas.microsoft.com/office/drawing/2017/model3d" xmlns:o="urn:schemas-microsoft-com:office:office" xmlns:oel="http://schemas.microsoft.com/office/2019/extlst" xmlns:r="http://schemas.openxmlformats.org/officeDocument/2006/relationships" xmlns:m="http://schemas.openxmlformats.org/officeDocument/2006/math" xmlns:v="urn:schemas-microsoft-com:vml" xmlns:wp14="http://schemas.microsoft.com/office/word/2010/wordprocessingDrawing" xmlns:wp="http://schemas.openxmlformats.org/drawingml/2006/wordprocessingDrawing" xmlns:w10="urn:schemas-microsoft-com:office:word" xmlns:w="http://schemas.openxmlformats.org/wordprocessingml/2006/main" xmlns:w14="http://schemas.microsoft.com/office/word/2010/wordml" xmlns:w15="http://schemas.microsoft.com/office/word/2012/wordml" xmlns:w16cex="http://schemas.microsoft.com/office/word/2018/wordml/cex" xmlns:w16cid="http://schemas.microsoft.com/office/word/2016/wordml/cid" xmlns:w16="http://schemas.microsoft.com/office/word/2018/wordml" xmlns:w16du="http://schemas.microsoft.com/office/word/2023/wordml/word16du" xmlns:w16sdtdh="http://schemas.microsoft.com/office/word/2020/wordml/sdtdatahash" xmlns:w16sdtfl="http://schemas.microsoft.com/office/word/2024/wordml/sdtformatlock" xmlns:w16se="http://schemas.microsoft.com/office/word/2015/wordml/symex" xmlns:wpg="http://schemas.microsoft.com/office/word/2010/wordprocessingGroup" xmlns:wpi="http://schemas.microsoft.com/office/word/2010/wordprocessingInk" xmlns:wne="http://schemas.microsoft.com/office/word/2006/wordml" xmlns:wps="http://schemas.microsoft.com/office/word/2010/wordprocessingShape" mc:Ignorable="w14 w15 w16se w16cid w16 w16cex w16sdtdh w16sdtfl w16du wp14">
   <w:abstractNum w:abstractNumId="0" w15:restartNumberingAfterBreak="0">
@@ -3687,6 +6665,18 @@
   </w:num>
   <w:num w:numId="2" w16cid:durableId="130905754">
     <w:abstractNumId w:val="1"/>
+  </w:num>
+  <w:num w:numId="3" w16cid:durableId="2090148757">
+    <w:abstractNumId w:val="0"/>
+    <w:lvlOverride w:ilvl="0">
+      <w:startOverride w:val="1"/>
+    </w:lvlOverride>
+  </w:num>
+  <w:num w:numId="4" w16cid:durableId="1240288027">
+    <w:abstractNumId w:val="0"/>
+    <w:lvlOverride w:ilvl="0">
+      <w:startOverride w:val="1"/>
+    </w:lvlOverride>
   </w:num>
 </w:numbering>
 </file>
@@ -4293,6 +7283,7 @@
   <w:style w:type="character" w:default="1" w:styleId="Carpredefinitoparagrafo">
     <w:name w:val="Default Paragraph Font"/>
     <w:uiPriority w:val="1"/>
+    <w:semiHidden/>
     <w:unhideWhenUsed/>
   </w:style>
   <w:style w:type="table" w:default="1" w:styleId="Tabellanormale">

--- a/PM_Collegio_Documentazione.docx
+++ b/PM_Collegio_Documentazione.docx
@@ -9,21 +9,12 @@
           <w:sz w:val="48"/>
         </w:rPr>
       </w:pPr>
-      <w:proofErr w:type="spellStart"/>
       <w:r>
         <w:rPr>
           <w:b/>
           <w:sz w:val="48"/>
         </w:rPr>
-        <w:t>PM_Collegio</w:t>
-      </w:r>
-      <w:proofErr w:type="spellEnd"/>
-      <w:r>
-        <w:rPr>
-          <w:b/>
-          <w:sz w:val="48"/>
-        </w:rPr>
-        <w:t xml:space="preserve"> - Documentazione Funzionale </w:t>
+        <w:t xml:space="preserve">PM_Collegio - Documentazione Funzionale </w:t>
       </w:r>
     </w:p>
     <w:p>
@@ -67,21 +58,8 @@
       </w:r>
     </w:p>
     <w:p>
-      <w:proofErr w:type="spellStart"/>
-      <w:r>
-        <w:t>PM_Collegio</w:t>
-      </w:r>
-      <w:proofErr w:type="spellEnd"/>
-      <w:r>
-        <w:t xml:space="preserve"> è un sistema desktop sviluppato in Java (Swing/</w:t>
-      </w:r>
-      <w:proofErr w:type="spellStart"/>
-      <w:r>
-        <w:t>JFrame</w:t>
-      </w:r>
-      <w:proofErr w:type="spellEnd"/>
-      <w:r>
-        <w:t xml:space="preserve">) </w:t>
+      <w:r>
+        <w:t xml:space="preserve">PM_Collegio è un sistema desktop sviluppato in Java (Swing/JFrame) </w:t>
       </w:r>
       <w:r>
         <w:t xml:space="preserve">con </w:t>
@@ -105,15 +83,7 @@
         <w:t>P</w:t>
       </w:r>
       <w:r>
-        <w:t xml:space="preserve">er la gestione delle prenotazioni di camere in collegi universitari. L'applicazione supporta uno scenario multi-committente ma nella versione attuale è ottimizzata per un singolo committente. Il database di supporto è MySQL (schema </w:t>
-      </w:r>
-      <w:proofErr w:type="spellStart"/>
-      <w:r>
-        <w:t>pm_collegio</w:t>
-      </w:r>
-      <w:proofErr w:type="spellEnd"/>
-      <w:r>
-        <w:t>). L'applicazione offre un'interfaccia grafica completa che guida l'operatore attraverso tutte le fasi operative: registrazione degli ospiti, assegnazione delle camere, check-in e check-out, generazione e gestione delle fatture, e supervisione amministrativa con controllo degli accessi basato su ruolo.</w:t>
+        <w:t>er la gestione delle prenotazioni di camere in collegi universitari. L'applicazione supporta uno scenario multi-committente ma nella versione attuale è ottimizzata per un singolo committente. Il database di supporto è MySQL (schema pm_collegio). L'applicazione offre un'interfaccia grafica completa che guida l'operatore attraverso tutte le fasi operative: registrazione degli ospiti, assegnazione delle camere, check-in e check-out, generazione e gestione delle fatture, e supervisione amministrativa con controllo degli accessi basato su ruolo.</w:t>
       </w:r>
     </w:p>
     <w:p>
@@ -296,24 +266,47 @@
       <w:pPr>
         <w:spacing w:line="240" w:lineRule="auto"/>
       </w:pPr>
-      <w:proofErr w:type="gramStart"/>
-      <w:r>
-        <w:t>│  (</w:t>
-      </w:r>
-      <w:proofErr w:type="spellStart"/>
-      <w:r>
-        <w:t>JFrame</w:t>
-      </w:r>
-      <w:proofErr w:type="spellEnd"/>
-      <w:r>
-        <w:t xml:space="preserve">)   </w:t>
-      </w:r>
-      <w:proofErr w:type="gramEnd"/>
-      <w:r>
+      <w:r>
+        <w:t>│  (JFrame)   │</w:t>
+      </w:r>
+      <w:r>
+        <w:rPr>
+          <w:rFonts w:ascii="Cambria Math" w:hAnsi="Cambria Math" w:cs="Cambria Math"/>
+        </w:rPr>
+        <w:t>◀</w:t>
+      </w:r>
+      <w:r>
+        <w:rPr>
+          <w:rFonts w:ascii="Aptos" w:hAnsi="Aptos" w:cs="Aptos"/>
+        </w:rPr>
+        <w:t>────────│</w:t>
+      </w:r>
+      <w:r>
+        <w:t xml:space="preserve">  </w:t>
+      </w:r>
+      <w:r>
+        <w:t xml:space="preserve">     </w:t>
+      </w:r>
+      <w:r>
+        <w:t xml:space="preserve">(business)  </w:t>
+      </w:r>
+      <w:r>
+        <w:t xml:space="preserve">   </w:t>
+      </w:r>
+      <w:r>
+        <w:rPr>
+          <w:rFonts w:ascii="Aptos" w:hAnsi="Aptos" w:cs="Aptos"/>
+        </w:rPr>
         <w:t>│</w:t>
       </w:r>
       <w:r>
         <w:rPr>
+          <w:rFonts w:ascii="Aptos" w:hAnsi="Aptos" w:cs="Aptos"/>
+        </w:rPr>
+        <w:t xml:space="preserve"> </w:t>
+      </w:r>
+      <w:r>
+        <w:rPr>
           <w:rFonts w:ascii="Cambria Math" w:hAnsi="Cambria Math" w:cs="Cambria Math"/>
         </w:rPr>
         <w:t>◀</w:t>
@@ -325,24 +318,46 @@
         <w:t>────────│</w:t>
       </w:r>
       <w:r>
-        <w:t xml:space="preserve">  </w:t>
-      </w:r>
-      <w:r>
-        <w:t xml:space="preserve">  </w:t>
-      </w:r>
-      <w:proofErr w:type="gramStart"/>
-      <w:r>
-        <w:t xml:space="preserve">   </w:t>
-      </w:r>
-      <w:r>
-        <w:t xml:space="preserve">(business)  </w:t>
+        <w:t xml:space="preserve">  (JDBC)    </w:t>
+      </w:r>
+      <w:r>
+        <w:t xml:space="preserve">         </w:t>
+      </w:r>
+      <w:r>
+        <w:rPr>
+          <w:rFonts w:ascii="Aptos" w:hAnsi="Aptos" w:cs="Aptos"/>
+        </w:rPr>
+        <w:t>│</w:t>
+      </w:r>
+      <w:r>
+        <w:rPr>
+          <w:rFonts w:ascii="Cambria Math" w:hAnsi="Cambria Math" w:cs="Cambria Math"/>
+        </w:rPr>
+        <w:t>◀</w:t>
+      </w:r>
+      <w:r>
+        <w:rPr>
+          <w:rFonts w:ascii="Aptos" w:hAnsi="Aptos" w:cs="Aptos"/>
+        </w:rPr>
+        <w:t>────────</w:t>
+      </w:r>
+      <w:r>
+        <w:rPr>
+          <w:rFonts w:ascii="Aptos" w:hAnsi="Aptos" w:cs="Aptos"/>
+        </w:rPr>
+        <w:t>│</w:t>
+      </w:r>
+      <w:r>
+        <w:rPr>
+          <w:rFonts w:ascii="Aptos" w:hAnsi="Aptos" w:cs="Aptos"/>
+        </w:rPr>
+        <w:t xml:space="preserve"> MySQL</w:t>
       </w:r>
       <w:r>
         <w:t xml:space="preserve"> </w:t>
       </w:r>
-      <w:proofErr w:type="gramEnd"/>
-      <w:r>
-        <w:t xml:space="preserve">  </w:t>
+      <w:r>
+        <w:t xml:space="preserve"> </w:t>
       </w:r>
       <w:r>
         <w:rPr>
@@ -350,122 +365,124 @@
         </w:rPr>
         <w:t>│</w:t>
       </w:r>
-      <w:r>
-        <w:rPr>
-          <w:rFonts w:ascii="Aptos" w:hAnsi="Aptos" w:cs="Aptos"/>
-        </w:rPr>
+    </w:p>
+    <w:p>
+      <w:pPr>
+        <w:spacing w:line="240" w:lineRule="auto"/>
+      </w:pPr>
+      <w:r>
+        <w:t xml:space="preserve">└─────────┘         </w:t>
+      </w:r>
+      <w:r>
+        <w:t xml:space="preserve">              </w:t>
+      </w:r>
+      <w:r>
         <w:t xml:space="preserve"> </w:t>
       </w:r>
       <w:r>
-        <w:rPr>
-          <w:rFonts w:ascii="Cambria Math" w:hAnsi="Cambria Math" w:cs="Cambria Math"/>
-        </w:rPr>
-        <w:t>◀</w:t>
-      </w:r>
-      <w:r>
-        <w:rPr>
-          <w:rFonts w:ascii="Aptos" w:hAnsi="Aptos" w:cs="Aptos"/>
-        </w:rPr>
-        <w:t>────────</w:t>
-      </w:r>
-      <w:proofErr w:type="gramStart"/>
-      <w:r>
-        <w:rPr>
-          <w:rFonts w:ascii="Aptos" w:hAnsi="Aptos" w:cs="Aptos"/>
-        </w:rPr>
+        <w:t xml:space="preserve">└──────────────┘         </w:t>
+      </w:r>
+      <w:r>
+        <w:t xml:space="preserve">              </w:t>
+      </w:r>
+      <w:r>
+        <w:t xml:space="preserve"> </w:t>
+      </w:r>
+      <w:r>
+        <w:t xml:space="preserve">└────────────┘        </w:t>
+      </w:r>
+      <w:r>
+        <w:t xml:space="preserve">                </w:t>
+      </w:r>
+      <w:r>
+        <w:t>└────────┘</w:t>
+      </w:r>
+    </w:p>
+    <w:p>
+      <w:pPr>
+        <w:spacing w:line="240" w:lineRule="auto"/>
+      </w:pPr>
+      <w:r>
+        <w:t xml:space="preserve">       │                       </w:t>
+      </w:r>
+      <w:r>
+        <w:t xml:space="preserve">                                 </w:t>
+      </w:r>
+      <w:r>
+        <w:t xml:space="preserve"> │                        </w:t>
+      </w:r>
+      <w:r>
+        <w:t xml:space="preserve">                                   </w:t>
+      </w:r>
+      <w:r>
+        <w:t xml:space="preserve"> </w:t>
+      </w:r>
+      <w:r>
         <w:t>│</w:t>
       </w:r>
-      <w:r>
-        <w:t xml:space="preserve">  (JDBC)   </w:t>
-      </w:r>
-      <w:proofErr w:type="gramEnd"/>
+    </w:p>
+    <w:p>
+      <w:pPr>
+        <w:spacing w:line="240" w:lineRule="auto"/>
+      </w:pPr>
+      <w:r>
+        <w:t xml:space="preserve">      </w:t>
+      </w:r>
+      <w:r>
+        <w:rPr>
+          <w:rFonts w:ascii="Arial" w:hAnsi="Arial" w:cs="Arial"/>
+        </w:rPr>
+        <w:t>▼</w:t>
+      </w:r>
+      <w:r>
+        <w:t xml:space="preserve">                        </w:t>
+      </w:r>
+      <w:r>
+        <w:t xml:space="preserve">                              </w:t>
+      </w:r>
+      <w:r>
+        <w:rPr>
+          <w:rFonts w:ascii="Arial" w:hAnsi="Arial" w:cs="Arial"/>
+        </w:rPr>
+        <w:t>▼</w:t>
+      </w:r>
+      <w:r>
+        <w:t xml:space="preserve">                        </w:t>
+      </w:r>
+      <w:r>
+        <w:t xml:space="preserve">                                </w:t>
+      </w:r>
       <w:r>
         <w:t xml:space="preserve"> </w:t>
       </w:r>
       <w:r>
-        <w:t xml:space="preserve">         </w:t>
-      </w:r>
-      <w:r>
-        <w:rPr>
-          <w:rFonts w:ascii="Aptos" w:hAnsi="Aptos" w:cs="Aptos"/>
-        </w:rPr>
-        <w:t>│</w:t>
-      </w:r>
-      <w:r>
-        <w:rPr>
-          <w:rFonts w:ascii="Cambria Math" w:hAnsi="Cambria Math" w:cs="Cambria Math"/>
-        </w:rPr>
-        <w:t>◀</w:t>
-      </w:r>
-      <w:r>
-        <w:rPr>
-          <w:rFonts w:ascii="Aptos" w:hAnsi="Aptos" w:cs="Aptos"/>
-        </w:rPr>
-        <w:t>────────</w:t>
-      </w:r>
-      <w:r>
-        <w:rPr>
-          <w:rFonts w:ascii="Aptos" w:hAnsi="Aptos" w:cs="Aptos"/>
-        </w:rPr>
-        <w:t>│</w:t>
-      </w:r>
-      <w:r>
-        <w:rPr>
-          <w:rFonts w:ascii="Aptos" w:hAnsi="Aptos" w:cs="Aptos"/>
-        </w:rPr>
         <w:t xml:space="preserve"> </w:t>
       </w:r>
-      <w:proofErr w:type="gramStart"/>
-      <w:r>
-        <w:rPr>
-          <w:rFonts w:ascii="Aptos" w:hAnsi="Aptos" w:cs="Aptos"/>
-        </w:rPr>
-        <w:t>MySQL</w:t>
-      </w:r>
-      <w:r>
-        <w:t xml:space="preserve"> </w:t>
-      </w:r>
-      <w:r>
-        <w:t xml:space="preserve"> </w:t>
-      </w:r>
-      <w:r>
-        <w:rPr>
-          <w:rFonts w:ascii="Aptos" w:hAnsi="Aptos" w:cs="Aptos"/>
-        </w:rPr>
-        <w:t>│</w:t>
-      </w:r>
-      <w:proofErr w:type="gramEnd"/>
+      <w:r>
+        <w:rPr>
+          <w:rFonts w:ascii="Arial" w:hAnsi="Arial" w:cs="Arial"/>
+        </w:rPr>
+        <w:t>▼</w:t>
+      </w:r>
     </w:p>
     <w:p>
       <w:pPr>
         <w:spacing w:line="240" w:lineRule="auto"/>
       </w:pPr>
       <w:r>
-        <w:t xml:space="preserve">└─────────┘         </w:t>
-      </w:r>
-      <w:r>
-        <w:t xml:space="preserve">              </w:t>
-      </w:r>
-      <w:r>
-        <w:t xml:space="preserve"> </w:t>
-      </w:r>
-      <w:r>
-        <w:t xml:space="preserve">└──────────────┘         </w:t>
-      </w:r>
-      <w:r>
-        <w:t xml:space="preserve">              </w:t>
-      </w:r>
-      <w:r>
-        <w:t xml:space="preserve"> </w:t>
-      </w:r>
-      <w:r>
-        <w:t xml:space="preserve">└────────────┘        </w:t>
-      </w:r>
-      <w:r>
-        <w:t xml:space="preserve">                </w:t>
-      </w:r>
-      <w:r>
-        <w:t>└────────┘</w:t>
+        <w:t xml:space="preserve">   utility              </w:t>
+      </w:r>
+      <w:r>
+        <w:t xml:space="preserve">                        </w:t>
+      </w:r>
+      <w:r>
+        <w:t xml:space="preserve"> SessionContext          </w:t>
+      </w:r>
+      <w:r>
+        <w:t xml:space="preserve">                     </w:t>
+      </w:r>
+      <w:r>
+        <w:t>QueryContainer</w:t>
       </w:r>
     </w:p>
     <w:p>
@@ -473,151 +490,25 @@
         <w:spacing w:line="240" w:lineRule="auto"/>
       </w:pPr>
       <w:r>
-        <w:t xml:space="preserve">       │                       </w:t>
-      </w:r>
-      <w:r>
-        <w:t xml:space="preserve">                                 </w:t>
-      </w:r>
-      <w:r>
-        <w:t xml:space="preserve"> │                        </w:t>
-      </w:r>
-      <w:r>
-        <w:t xml:space="preserve">                                   </w:t>
-      </w:r>
-      <w:r>
-        <w:t xml:space="preserve"> </w:t>
-      </w:r>
-      <w:r>
-        <w:t>│</w:t>
-      </w:r>
-    </w:p>
-    <w:p>
-      <w:pPr>
-        <w:spacing w:line="240" w:lineRule="auto"/>
-      </w:pPr>
+        <w:t xml:space="preserve"> (</w:t>
+      </w:r>
+      <w:r>
+        <w:t xml:space="preserve">validazioni)  </w:t>
+      </w:r>
       <w:r>
         <w:t xml:space="preserve">      </w:t>
       </w:r>
       <w:r>
-        <w:rPr>
-          <w:rFonts w:ascii="Arial" w:hAnsi="Arial" w:cs="Arial"/>
-        </w:rPr>
-        <w:t>▼</w:t>
-      </w:r>
-      <w:r>
-        <w:t xml:space="preserve">                        </w:t>
-      </w:r>
-      <w:r>
-        <w:t xml:space="preserve">                              </w:t>
-      </w:r>
-      <w:r>
-        <w:rPr>
-          <w:rFonts w:ascii="Arial" w:hAnsi="Arial" w:cs="Arial"/>
-        </w:rPr>
-        <w:t>▼</w:t>
-      </w:r>
-      <w:r>
-        <w:t xml:space="preserve">                        </w:t>
-      </w:r>
-      <w:r>
-        <w:t xml:space="preserve">                                </w:t>
-      </w:r>
-      <w:r>
-        <w:t xml:space="preserve"> </w:t>
-      </w:r>
-      <w:r>
-        <w:t xml:space="preserve"> </w:t>
-      </w:r>
-      <w:r>
-        <w:rPr>
-          <w:rFonts w:ascii="Arial" w:hAnsi="Arial" w:cs="Arial"/>
-        </w:rPr>
-        <w:t>▼</w:t>
-      </w:r>
-    </w:p>
-    <w:p>
-      <w:pPr>
-        <w:spacing w:line="240" w:lineRule="auto"/>
-      </w:pPr>
-      <w:r>
-        <w:t xml:space="preserve">   utility              </w:t>
-      </w:r>
-      <w:r>
-        <w:t xml:space="preserve">                        </w:t>
-      </w:r>
-      <w:r>
-        <w:t xml:space="preserve"> </w:t>
-      </w:r>
-      <w:proofErr w:type="spellStart"/>
-      <w:r>
-        <w:t>SessionContext</w:t>
-      </w:r>
-      <w:proofErr w:type="spellEnd"/>
-      <w:r>
-        <w:t xml:space="preserve">          </w:t>
-      </w:r>
-      <w:r>
-        <w:t xml:space="preserve">                     </w:t>
-      </w:r>
-      <w:proofErr w:type="spellStart"/>
-      <w:r>
-        <w:t>QueryContainer</w:t>
-      </w:r>
-      <w:proofErr w:type="spellEnd"/>
-    </w:p>
-    <w:p>
-      <w:pPr>
-        <w:spacing w:line="240" w:lineRule="auto"/>
-      </w:pPr>
-      <w:r>
-        <w:t xml:space="preserve"> (</w:t>
-      </w:r>
-      <w:proofErr w:type="gramStart"/>
-      <w:r>
-        <w:t xml:space="preserve">validazioni)  </w:t>
-      </w:r>
-      <w:r>
-        <w:t xml:space="preserve"> </w:t>
-      </w:r>
-      <w:proofErr w:type="gramEnd"/>
-      <w:r>
-        <w:t xml:space="preserve">     </w:t>
-      </w:r>
-      <w:r>
-        <w:t xml:space="preserve">                 </w:t>
-      </w:r>
-      <w:proofErr w:type="gramStart"/>
-      <w:r>
-        <w:t xml:space="preserve">   </w:t>
-      </w:r>
-      <w:r>
-        <w:t>(</w:t>
-      </w:r>
-      <w:proofErr w:type="gramEnd"/>
-      <w:r>
-        <w:t xml:space="preserve">stato </w:t>
-      </w:r>
-      <w:proofErr w:type="gramStart"/>
-      <w:r>
-        <w:t xml:space="preserve">globale)   </w:t>
-      </w:r>
-      <w:proofErr w:type="gramEnd"/>
-      <w:r>
-        <w:t xml:space="preserve">        </w:t>
-      </w:r>
-      <w:r>
-        <w:t xml:space="preserve">                   </w:t>
-      </w:r>
-      <w:proofErr w:type="gramStart"/>
-      <w:r>
-        <w:t xml:space="preserve">   </w:t>
-      </w:r>
-      <w:r>
-        <w:t>(</w:t>
-      </w:r>
-      <w:proofErr w:type="gramEnd"/>
-      <w:r>
-        <w:t>query SQL)</w:t>
+        <w:t xml:space="preserve">                    </w:t>
+      </w:r>
+      <w:r>
+        <w:t xml:space="preserve">(stato globale)           </w:t>
+      </w:r>
+      <w:r>
+        <w:t xml:space="preserve">                      </w:t>
+      </w:r>
+      <w:r>
+        <w:t>(query SQL)</w:t>
       </w:r>
     </w:p>
     <w:p/>
@@ -635,31 +526,7 @@
         <w:t>dati: Models</w:t>
       </w:r>
       <w:r>
-        <w:t xml:space="preserve"> (</w:t>
-      </w:r>
-      <w:proofErr w:type="spellStart"/>
-      <w:r>
-        <w:t>entities</w:t>
-      </w:r>
-      <w:proofErr w:type="spellEnd"/>
-      <w:r>
-        <w:t xml:space="preserve">) e </w:t>
-      </w:r>
-      <w:proofErr w:type="spellStart"/>
-      <w:r>
-        <w:t>DTOs</w:t>
-      </w:r>
-      <w:proofErr w:type="spellEnd"/>
-      <w:r>
-        <w:t xml:space="preserve"> (proiezioni </w:t>
-      </w:r>
-      <w:proofErr w:type="spellStart"/>
-      <w:r>
-        <w:t>read-only</w:t>
-      </w:r>
-      <w:proofErr w:type="spellEnd"/>
-      <w:r>
-        <w:t>)</w:t>
+        <w:t xml:space="preserve"> (entities) e DTOs (proiezioni read-only)</w:t>
       </w:r>
     </w:p>
     <w:p/>
@@ -767,47 +634,50 @@
           <w:sz w:val="24"/>
           <w:szCs w:val="24"/>
         </w:rPr>
-        <w:t>. Conosce sia il DAO che gli oggetti applicativi (</w:t>
-      </w:r>
-      <w:proofErr w:type="spellStart"/>
-      <w:r>
+        <w:t>. Conosce sia il DAO che gli oggetti applicativi (SessionContext, ecc.), può gestire transazioni cross-DAO.</w:t>
+      </w:r>
+    </w:p>
+    <w:p>
+      <w:pPr>
+        <w:pStyle w:val="Titolo2"/>
+        <w:numPr>
+          <w:ilvl w:val="0"/>
+          <w:numId w:val="1"/>
+        </w:numPr>
         <w:rPr>
           <w:sz w:val="24"/>
           <w:szCs w:val="24"/>
         </w:rPr>
-        <w:t>SessionContext</w:t>
-      </w:r>
-      <w:proofErr w:type="spellEnd"/>
-      <w:r>
-        <w:rPr>
+      </w:pPr>
+      <w:r>
+        <w:rPr>
+          <w:b/>
+          <w:bCs/>
           <w:sz w:val="24"/>
           <w:szCs w:val="24"/>
         </w:rPr>
-        <w:t>, ecc.), può gestire transazioni cross-DAO.</w:t>
-      </w:r>
-    </w:p>
-    <w:p>
-      <w:pPr>
-        <w:pStyle w:val="Titolo2"/>
-        <w:numPr>
-          <w:ilvl w:val="0"/>
-          <w:numId w:val="1"/>
-        </w:numPr>
+        <w:t>Le query SQL stanno in QueryContainer</w:t>
+      </w:r>
+      <w:r>
         <w:rPr>
           <w:sz w:val="24"/>
           <w:szCs w:val="24"/>
         </w:rPr>
-      </w:pPr>
-      <w:r>
-        <w:rPr>
-          <w:b/>
-          <w:bCs/>
+        <w:t>, non sparse nei DAO.</w:t>
+      </w:r>
+    </w:p>
+    <w:p>
+      <w:pPr>
+        <w:pStyle w:val="Titolo2"/>
+        <w:numPr>
+          <w:ilvl w:val="0"/>
+          <w:numId w:val="1"/>
+        </w:numPr>
+        <w:rPr>
           <w:sz w:val="24"/>
           <w:szCs w:val="24"/>
         </w:rPr>
-        <w:t>Le query SQL stanno in </w:t>
-      </w:r>
-      <w:proofErr w:type="spellStart"/>
+      </w:pPr>
       <w:r>
         <w:rPr>
           <w:b/>
@@ -815,71 +685,14 @@
           <w:sz w:val="24"/>
           <w:szCs w:val="24"/>
         </w:rPr>
-        <w:t>QueryContainer</w:t>
-      </w:r>
-      <w:proofErr w:type="spellEnd"/>
+        <w:t>I DTO sono read-only</w:t>
+      </w:r>
       <w:r>
         <w:rPr>
           <w:sz w:val="24"/>
           <w:szCs w:val="24"/>
         </w:rPr>
-        <w:t>, non sparse nei DAO.</w:t>
-      </w:r>
-    </w:p>
-    <w:p>
-      <w:pPr>
-        <w:pStyle w:val="Titolo2"/>
-        <w:numPr>
-          <w:ilvl w:val="0"/>
-          <w:numId w:val="1"/>
-        </w:numPr>
-        <w:rPr>
-          <w:sz w:val="24"/>
-          <w:szCs w:val="24"/>
-        </w:rPr>
-      </w:pPr>
-      <w:r>
-        <w:rPr>
-          <w:b/>
-          <w:bCs/>
-          <w:sz w:val="24"/>
-          <w:szCs w:val="24"/>
-        </w:rPr>
-        <w:t xml:space="preserve">I DTO sono </w:t>
-      </w:r>
-      <w:proofErr w:type="spellStart"/>
-      <w:r>
-        <w:rPr>
-          <w:b/>
-          <w:bCs/>
-          <w:sz w:val="24"/>
-          <w:szCs w:val="24"/>
-        </w:rPr>
-        <w:t>read-only</w:t>
-      </w:r>
-      <w:proofErr w:type="spellEnd"/>
-      <w:r>
-        <w:rPr>
-          <w:sz w:val="24"/>
-          <w:szCs w:val="24"/>
-        </w:rPr>
-        <w:t xml:space="preserve">, usati quando un'operazione restituisce dati </w:t>
-      </w:r>
-      <w:proofErr w:type="spellStart"/>
-      <w:r>
-        <w:rPr>
-          <w:sz w:val="24"/>
-          <w:szCs w:val="24"/>
-        </w:rPr>
-        <w:t>joinati</w:t>
-      </w:r>
-      <w:proofErr w:type="spellEnd"/>
-      <w:r>
-        <w:rPr>
-          <w:sz w:val="24"/>
-          <w:szCs w:val="24"/>
-        </w:rPr>
-        <w:t xml:space="preserve"> da più tabelle.</w:t>
+        <w:t>, usati quando un'operazione restituisce dati joinati da più tabelle.</w:t>
       </w:r>
     </w:p>
     <w:p/>
@@ -1026,55 +839,7 @@
                 <w:sz w:val="20"/>
                 <w:szCs w:val="20"/>
               </w:rPr>
-              <w:t>UI desktop (</w:t>
-            </w:r>
-            <w:proofErr w:type="spellStart"/>
-            <w:r>
-              <w:rPr>
-                <w:sz w:val="20"/>
-                <w:szCs w:val="20"/>
-              </w:rPr>
-              <w:t>JFrame</w:t>
-            </w:r>
-            <w:proofErr w:type="spellEnd"/>
-            <w:r>
-              <w:rPr>
-                <w:sz w:val="20"/>
-                <w:szCs w:val="20"/>
-              </w:rPr>
-              <w:t>, </w:t>
-            </w:r>
-            <w:proofErr w:type="spellStart"/>
-            <w:r>
-              <w:rPr>
-                <w:sz w:val="20"/>
-                <w:szCs w:val="20"/>
-              </w:rPr>
-              <w:t>JTable</w:t>
-            </w:r>
-            <w:proofErr w:type="spellEnd"/>
-            <w:r>
-              <w:rPr>
-                <w:sz w:val="20"/>
-                <w:szCs w:val="20"/>
-              </w:rPr>
-              <w:t>, </w:t>
-            </w:r>
-            <w:proofErr w:type="spellStart"/>
-            <w:r>
-              <w:rPr>
-                <w:sz w:val="20"/>
-                <w:szCs w:val="20"/>
-              </w:rPr>
-              <w:t>JComboBox</w:t>
-            </w:r>
-            <w:proofErr w:type="spellEnd"/>
-            <w:r>
-              <w:rPr>
-                <w:sz w:val="20"/>
-                <w:szCs w:val="20"/>
-              </w:rPr>
-              <w:t>, ecc.)</w:t>
+              <w:t>UI desktop (JFrame, JTable, JComboBox, ecc.)</w:t>
             </w:r>
           </w:p>
         </w:tc>
@@ -1085,13 +850,8 @@
             <w:tcW w:w="3209" w:type="dxa"/>
           </w:tcPr>
           <w:p>
-            <w:proofErr w:type="spellStart"/>
-            <w:r>
-              <w:t>NetBeans</w:t>
-            </w:r>
-            <w:proofErr w:type="spellEnd"/>
-            <w:r>
-              <w:t xml:space="preserve"> Form Editor</w:t>
+            <w:r>
+              <w:t>NetBeans Form Editor</w:t>
             </w:r>
           </w:p>
         </w:tc>
@@ -1121,48 +881,7 @@
                 <w:sz w:val="20"/>
                 <w:szCs w:val="20"/>
               </w:rPr>
-              <w:t xml:space="preserve">Generazione codice UI </w:t>
-            </w:r>
-            <w:proofErr w:type="gramStart"/>
-            <w:r>
-              <w:rPr>
-                <w:sz w:val="20"/>
-                <w:szCs w:val="20"/>
-              </w:rPr>
-              <w:t>(.form</w:t>
-            </w:r>
-            <w:proofErr w:type="gramEnd"/>
-            <w:r>
-              <w:rPr>
-                <w:sz w:val="20"/>
-                <w:szCs w:val="20"/>
-              </w:rPr>
-              <w:t> ↔ </w:t>
-            </w:r>
-            <w:proofErr w:type="spellStart"/>
-            <w:proofErr w:type="gramStart"/>
-            <w:r>
-              <w:rPr>
-                <w:sz w:val="20"/>
-                <w:szCs w:val="20"/>
-              </w:rPr>
-              <w:t>initComponents</w:t>
-            </w:r>
-            <w:proofErr w:type="spellEnd"/>
-            <w:r>
-              <w:rPr>
-                <w:sz w:val="20"/>
-                <w:szCs w:val="20"/>
-              </w:rPr>
-              <w:t>(</w:t>
-            </w:r>
-            <w:proofErr w:type="gramEnd"/>
-            <w:r>
-              <w:rPr>
-                <w:sz w:val="20"/>
-                <w:szCs w:val="20"/>
-              </w:rPr>
-              <w:t>))</w:t>
+              <w:t>Generazione codice UI (.form ↔ initComponents())</w:t>
             </w:r>
           </w:p>
         </w:tc>
@@ -1221,37 +940,12 @@
                 <w:szCs w:val="20"/>
               </w:rPr>
             </w:pPr>
-            <w:proofErr w:type="spellStart"/>
             <w:r>
               <w:rPr>
                 <w:sz w:val="20"/>
                 <w:szCs w:val="20"/>
               </w:rPr>
-              <w:t>mysql</w:t>
-            </w:r>
-            <w:proofErr w:type="spellEnd"/>
-            <w:r>
-              <w:rPr>
-                <w:sz w:val="20"/>
-                <w:szCs w:val="20"/>
-              </w:rPr>
-              <w:t>-</w:t>
-            </w:r>
-            <w:proofErr w:type="spellStart"/>
-            <w:r>
-              <w:rPr>
-                <w:sz w:val="20"/>
-                <w:szCs w:val="20"/>
-              </w:rPr>
-              <w:t>connector</w:t>
-            </w:r>
-            <w:proofErr w:type="spellEnd"/>
-            <w:r>
-              <w:rPr>
-                <w:sz w:val="20"/>
-                <w:szCs w:val="20"/>
-              </w:rPr>
-              <w:t>-j</w:t>
+              <w:t>mysql-connector-j</w:t>
             </w:r>
           </w:p>
         </w:tc>
@@ -1282,11 +976,9 @@
             <w:tcW w:w="2031" w:type="dxa"/>
           </w:tcPr>
           <w:p>
-            <w:proofErr w:type="spellStart"/>
             <w:r>
               <w:t>NetBeans</w:t>
             </w:r>
-            <w:proofErr w:type="spellEnd"/>
           </w:p>
         </w:tc>
         <w:tc>
@@ -1308,27 +1000,10 @@
           <w:b/>
           <w:bCs/>
         </w:rPr>
-        <w:t xml:space="preserve">Niente framework </w:t>
-      </w:r>
-      <w:proofErr w:type="gramStart"/>
-      <w:r>
-        <w:rPr>
-          <w:b/>
-          <w:bCs/>
-        </w:rPr>
-        <w:t>esterni :</w:t>
-      </w:r>
-      <w:proofErr w:type="gramEnd"/>
-      <w:r>
-        <w:t xml:space="preserve"> il progetto è didattico, deve usare solo JDBC puro + Swing puro per esibire la conoscenza delle API standard. Niente Spring, </w:t>
-      </w:r>
-      <w:proofErr w:type="spellStart"/>
-      <w:r>
-        <w:t>Hibernate</w:t>
-      </w:r>
-      <w:proofErr w:type="spellEnd"/>
-      <w:r>
-        <w:t>, Lombok.</w:t>
+        <w:t>Niente framework esterni :</w:t>
+      </w:r>
+      <w:r>
+        <w:t> il progetto è didattico, deve usare solo JDBC puro + Swing puro per esibire la conoscenza delle API standard. Niente Spring, Hibernate, Lombok.</w:t>
       </w:r>
     </w:p>
     <w:p>
@@ -1436,101 +1111,8 @@
       </w:r>
     </w:p>
     <w:p>
-      <w:proofErr w:type="spellStart"/>
-      <w:r>
-        <w:t>LoginController</w:t>
-      </w:r>
-      <w:proofErr w:type="spellEnd"/>
-      <w:r>
-        <w:t xml:space="preserve">, </w:t>
-      </w:r>
-      <w:proofErr w:type="spellStart"/>
-      <w:r>
-        <w:t>HomeController</w:t>
-      </w:r>
-      <w:proofErr w:type="spellEnd"/>
-      <w:r>
-        <w:t xml:space="preserve">, </w:t>
-      </w:r>
-      <w:proofErr w:type="spellStart"/>
-      <w:r>
-        <w:t>RegistrationController</w:t>
-      </w:r>
-      <w:proofErr w:type="spellEnd"/>
-      <w:r>
-        <w:t xml:space="preserve">, </w:t>
-      </w:r>
-      <w:proofErr w:type="spellStart"/>
-      <w:r>
-        <w:t>PasswordResetController</w:t>
-      </w:r>
-      <w:proofErr w:type="spellEnd"/>
-      <w:r>
-        <w:t xml:space="preserve">, </w:t>
-      </w:r>
-      <w:proofErr w:type="spellStart"/>
-      <w:r>
-        <w:t>ManageUserController</w:t>
-      </w:r>
-      <w:proofErr w:type="spellEnd"/>
-      <w:r>
-        <w:t xml:space="preserve">, </w:t>
-      </w:r>
-      <w:proofErr w:type="spellStart"/>
-      <w:r>
-        <w:t>ManageTenantController</w:t>
-      </w:r>
-      <w:proofErr w:type="spellEnd"/>
-      <w:r>
-        <w:t xml:space="preserve">, </w:t>
-      </w:r>
-      <w:proofErr w:type="spellStart"/>
-      <w:r>
-        <w:t>ManageRoomController</w:t>
-      </w:r>
-      <w:proofErr w:type="spellEnd"/>
-      <w:r>
-        <w:t xml:space="preserve">, </w:t>
-      </w:r>
-      <w:proofErr w:type="spellStart"/>
-      <w:r>
-        <w:t>ReservationController</w:t>
-      </w:r>
-      <w:proofErr w:type="spellEnd"/>
-      <w:r>
-        <w:t xml:space="preserve">, </w:t>
-      </w:r>
-      <w:proofErr w:type="spellStart"/>
-      <w:r>
-        <w:t>CheckInController</w:t>
-      </w:r>
-      <w:proofErr w:type="spellEnd"/>
-      <w:r>
-        <w:t xml:space="preserve">, </w:t>
-      </w:r>
-      <w:proofErr w:type="spellStart"/>
-      <w:r>
-        <w:t>CheckOutController</w:t>
-      </w:r>
-      <w:proofErr w:type="spellEnd"/>
-      <w:r>
-        <w:t xml:space="preserve">, </w:t>
-      </w:r>
-      <w:proofErr w:type="spellStart"/>
-      <w:r>
-        <w:t>FatturaController</w:t>
-      </w:r>
-      <w:proofErr w:type="spellEnd"/>
-      <w:r>
-        <w:t xml:space="preserve">, </w:t>
-      </w:r>
-      <w:proofErr w:type="spellStart"/>
-      <w:r>
-        <w:t>UserController</w:t>
-      </w:r>
-      <w:proofErr w:type="spellEnd"/>
-      <w:r>
-        <w:t>.</w:t>
+      <w:r>
+        <w:t>LoginController, HomeController, RegistrationController, PasswordResetController, ManageUserController, ManageTenantController, ManageRoomController, ReservationController, CheckInController, CheckOutController, FatturaController, UserController.</w:t>
       </w:r>
     </w:p>
     <w:p/>
@@ -1554,109 +1136,8 @@
       </w:r>
     </w:p>
     <w:p>
-      <w:proofErr w:type="spellStart"/>
-      <w:r>
-        <w:t>DatabaseConnection</w:t>
-      </w:r>
-      <w:proofErr w:type="spellEnd"/>
-      <w:r>
-        <w:t xml:space="preserve"> (singleton), </w:t>
-      </w:r>
-      <w:proofErr w:type="spellStart"/>
-      <w:r>
-        <w:t>UserDao</w:t>
-      </w:r>
-      <w:proofErr w:type="spellEnd"/>
-      <w:r>
-        <w:t xml:space="preserve">, </w:t>
-      </w:r>
-      <w:proofErr w:type="spellStart"/>
-      <w:r>
-        <w:t>IndirizzoDao</w:t>
-      </w:r>
-      <w:proofErr w:type="spellEnd"/>
-      <w:r>
-        <w:t xml:space="preserve">, </w:t>
-      </w:r>
-      <w:proofErr w:type="spellStart"/>
-      <w:r>
-        <w:t>MansioneDao</w:t>
-      </w:r>
-      <w:proofErr w:type="spellEnd"/>
-      <w:r>
-        <w:t xml:space="preserve">, </w:t>
-      </w:r>
-      <w:proofErr w:type="spellStart"/>
-      <w:r>
-        <w:t>CommittenteDao</w:t>
-      </w:r>
-      <w:proofErr w:type="spellEnd"/>
-      <w:r>
-        <w:t xml:space="preserve">, </w:t>
-      </w:r>
-      <w:proofErr w:type="spellStart"/>
-      <w:r>
-        <w:t>RoomDao</w:t>
-      </w:r>
-      <w:proofErr w:type="spellEnd"/>
-      <w:r>
-        <w:t xml:space="preserve">, </w:t>
-      </w:r>
-      <w:proofErr w:type="spellStart"/>
-      <w:r>
-        <w:t>ReservationDao</w:t>
-      </w:r>
-      <w:proofErr w:type="spellEnd"/>
-      <w:r>
-        <w:t xml:space="preserve">, </w:t>
-      </w:r>
-      <w:proofErr w:type="spellStart"/>
-      <w:r>
-        <w:t>FatturaDao</w:t>
-      </w:r>
-      <w:proofErr w:type="spellEnd"/>
-      <w:r>
-        <w:t xml:space="preserve">, </w:t>
-      </w:r>
-      <w:proofErr w:type="spellStart"/>
-      <w:r>
-        <w:t>MetodoPagamentoDao</w:t>
-      </w:r>
-      <w:proofErr w:type="spellEnd"/>
-      <w:r>
-        <w:t xml:space="preserve">, </w:t>
-      </w:r>
-      <w:proofErr w:type="spellStart"/>
-      <w:r>
-        <w:t>PagamentoDao</w:t>
-      </w:r>
-      <w:proofErr w:type="spellEnd"/>
-      <w:r>
-        <w:t xml:space="preserve">, </w:t>
-      </w:r>
-      <w:proofErr w:type="spellStart"/>
-      <w:r>
-        <w:t>AccessLogDao</w:t>
-      </w:r>
-      <w:proofErr w:type="spellEnd"/>
-      <w:r>
-        <w:t xml:space="preserve">, </w:t>
-      </w:r>
-      <w:proofErr w:type="spellStart"/>
-      <w:r>
-        <w:t>SessionsDao</w:t>
-      </w:r>
-      <w:proofErr w:type="spellEnd"/>
-      <w:r>
-        <w:t xml:space="preserve">, </w:t>
-      </w:r>
-      <w:proofErr w:type="spellStart"/>
-      <w:r>
-        <w:t>StoricoPrenotazioniDao</w:t>
-      </w:r>
-      <w:proofErr w:type="spellEnd"/>
-      <w:r>
-        <w:t>.</w:t>
+      <w:r>
+        <w:t>DatabaseConnection (singleton), UserDao, IndirizzoDao, MansioneDao, CommittenteDao, RoomDao, ReservationDao, FatturaDao, MetodoPagamentoDao, PagamentoDao, AccessLogDao, SessionsDao, StoricoPrenotazioniDao.</w:t>
       </w:r>
     </w:p>
     <w:p>
@@ -1675,89 +1156,69 @@
           <w:sz w:val="28"/>
           <w:szCs w:val="28"/>
         </w:rPr>
-        <w:t>4.3 Package </w:t>
-      </w:r>
-      <w:proofErr w:type="spellStart"/>
-      <w:r>
+        <w:t>4.3 Package dto</w:t>
+      </w:r>
+    </w:p>
+    <w:p>
+      <w:r>
+        <w:t>LoginResponse, FatturaDettaglio, ReservationDettaglio, CommittenteDettaglio, CheckoutPreview, AccessLogDettaglio.</w:t>
+      </w:r>
+    </w:p>
+    <w:p>
+      <w:pPr>
         <w:rPr>
           <w:b/>
           <w:bCs/>
           <w:sz w:val="28"/>
           <w:szCs w:val="28"/>
         </w:rPr>
-        <w:t>dto</w:t>
-      </w:r>
-      <w:proofErr w:type="spellEnd"/>
-    </w:p>
-    <w:p>
-      <w:proofErr w:type="spellStart"/>
-      <w:r>
-        <w:t>LoginResponse</w:t>
-      </w:r>
-      <w:proofErr w:type="spellEnd"/>
-      <w:r>
-        <w:t xml:space="preserve">, </w:t>
-      </w:r>
-      <w:proofErr w:type="spellStart"/>
-      <w:r>
-        <w:t>FatturaDettaglio</w:t>
-      </w:r>
-      <w:proofErr w:type="spellEnd"/>
-      <w:r>
-        <w:t xml:space="preserve">, </w:t>
-      </w:r>
-      <w:proofErr w:type="spellStart"/>
-      <w:r>
-        <w:t>ReservationDettaglio</w:t>
-      </w:r>
-      <w:proofErr w:type="spellEnd"/>
-      <w:r>
-        <w:t xml:space="preserve">, </w:t>
-      </w:r>
-      <w:proofErr w:type="spellStart"/>
-      <w:r>
-        <w:t>CommittenteDettaglio</w:t>
-      </w:r>
-      <w:proofErr w:type="spellEnd"/>
-      <w:r>
-        <w:t xml:space="preserve">, </w:t>
-      </w:r>
-      <w:proofErr w:type="spellStart"/>
-      <w:r>
-        <w:t>CheckoutPreview</w:t>
-      </w:r>
-      <w:proofErr w:type="spellEnd"/>
-      <w:r>
-        <w:t xml:space="preserve">, </w:t>
-      </w:r>
-      <w:proofErr w:type="spellStart"/>
-      <w:r>
-        <w:t>AccessLogDettaglio</w:t>
-      </w:r>
-      <w:proofErr w:type="spellEnd"/>
-      <w:r>
-        <w:t>.</w:t>
-      </w:r>
-    </w:p>
-    <w:p>
-      <w:pPr>
+      </w:pPr>
+      <w:r>
         <w:rPr>
           <w:b/>
           <w:bCs/>
           <w:sz w:val="28"/>
           <w:szCs w:val="28"/>
         </w:rPr>
-      </w:pPr>
-      <w:r>
+        <w:t>4.4 Package enums</w:t>
+      </w:r>
+    </w:p>
+    <w:p>
+      <w:r>
+        <w:t>UserStatus, Genere, RoomType, RoomStatus, BedType (</w:t>
+      </w:r>
+      <w:r>
+        <w:rPr>
+          <w:i/>
+          <w:iCs/>
+        </w:rPr>
+        <w:t>smart enum</w:t>
+      </w:r>
+      <w:r>
+        <w:t>), ReservationStatus, FatturaStatus (</w:t>
+      </w:r>
+      <w:r>
+        <w:rPr>
+          <w:i/>
+          <w:iCs/>
+        </w:rPr>
+        <w:t>smart enum</w:t>
+      </w:r>
+      <w:r>
+        <w:t>).</w:t>
+      </w:r>
+    </w:p>
+    <w:p/>
+    <w:p/>
+    <w:p>
+      <w:pPr>
         <w:rPr>
           <w:b/>
           <w:bCs/>
           <w:sz w:val="28"/>
           <w:szCs w:val="28"/>
         </w:rPr>
-        <w:t>4.4 Package </w:t>
-      </w:r>
-      <w:proofErr w:type="spellStart"/>
+      </w:pPr>
       <w:r>
         <w:rPr>
           <w:b/>
@@ -1765,109 +1226,17 @@
           <w:sz w:val="28"/>
           <w:szCs w:val="28"/>
         </w:rPr>
-        <w:t>enums</w:t>
-      </w:r>
-      <w:proofErr w:type="spellEnd"/>
-    </w:p>
-    <w:p>
-      <w:proofErr w:type="spellStart"/>
-      <w:r>
-        <w:t>UserStatus</w:t>
-      </w:r>
-      <w:proofErr w:type="spellEnd"/>
-      <w:r>
-        <w:t xml:space="preserve">, Genere, </w:t>
-      </w:r>
-      <w:proofErr w:type="spellStart"/>
-      <w:r>
-        <w:t>RoomType</w:t>
-      </w:r>
-      <w:proofErr w:type="spellEnd"/>
-      <w:r>
-        <w:t xml:space="preserve">, </w:t>
-      </w:r>
-      <w:proofErr w:type="spellStart"/>
-      <w:r>
-        <w:t>RoomStatus</w:t>
-      </w:r>
-      <w:proofErr w:type="spellEnd"/>
-      <w:r>
-        <w:t xml:space="preserve">, </w:t>
-      </w:r>
-      <w:proofErr w:type="spellStart"/>
-      <w:r>
-        <w:t>BedType</w:t>
-      </w:r>
-      <w:proofErr w:type="spellEnd"/>
-      <w:r>
-        <w:t xml:space="preserve"> (</w:t>
-      </w:r>
-      <w:r>
-        <w:rPr>
-          <w:i/>
-          <w:iCs/>
-        </w:rPr>
-        <w:t xml:space="preserve">smart </w:t>
-      </w:r>
-      <w:proofErr w:type="spellStart"/>
-      <w:r>
-        <w:rPr>
-          <w:i/>
-          <w:iCs/>
-        </w:rPr>
-        <w:t>enum</w:t>
-      </w:r>
-      <w:proofErr w:type="spellEnd"/>
-      <w:r>
-        <w:t xml:space="preserve">), </w:t>
-      </w:r>
-      <w:proofErr w:type="spellStart"/>
-      <w:r>
-        <w:t>ReservationStatus</w:t>
-      </w:r>
-      <w:proofErr w:type="spellEnd"/>
-      <w:r>
-        <w:t xml:space="preserve">, </w:t>
-      </w:r>
-      <w:proofErr w:type="spellStart"/>
-      <w:r>
-        <w:t>FatturaStatus</w:t>
-      </w:r>
-      <w:proofErr w:type="spellEnd"/>
-      <w:r>
-        <w:t xml:space="preserve"> (</w:t>
-      </w:r>
-      <w:r>
-        <w:rPr>
-          <w:i/>
-          <w:iCs/>
-        </w:rPr>
-        <w:t xml:space="preserve">smart </w:t>
-      </w:r>
-      <w:proofErr w:type="spellStart"/>
-      <w:r>
-        <w:rPr>
-          <w:i/>
-          <w:iCs/>
-        </w:rPr>
-        <w:t>enum</w:t>
-      </w:r>
-      <w:proofErr w:type="spellEnd"/>
-      <w:r>
-        <w:t>).</w:t>
-      </w:r>
-    </w:p>
-    <w:p/>
-    <w:p/>
-    <w:p>
-      <w:pPr>
+        <w:t>4.</w:t>
+      </w:r>
+      <w:r>
         <w:rPr>
           <w:b/>
           <w:bCs/>
           <w:sz w:val="28"/>
           <w:szCs w:val="28"/>
         </w:rPr>
-      </w:pPr>
+        <w:t>5</w:t>
+      </w:r>
       <w:r>
         <w:rPr>
           <w:b/>
@@ -1875,7 +1244,7 @@
           <w:sz w:val="28"/>
           <w:szCs w:val="28"/>
         </w:rPr>
-        <w:t>4.</w:t>
+        <w:t xml:space="preserve"> Package </w:t>
       </w:r>
       <w:r>
         <w:rPr>
@@ -1884,18 +1253,24 @@
           <w:sz w:val="28"/>
           <w:szCs w:val="28"/>
         </w:rPr>
-        <w:t>5</w:t>
-      </w:r>
-      <w:r>
+        <w:t>config</w:t>
+      </w:r>
+    </w:p>
+    <w:p>
+      <w:r>
+        <w:t>Db.properties</w:t>
+      </w:r>
+    </w:p>
+    <w:p/>
+    <w:p>
+      <w:pPr>
         <w:rPr>
           <w:b/>
           <w:bCs/>
           <w:sz w:val="28"/>
           <w:szCs w:val="28"/>
         </w:rPr>
-        <w:t xml:space="preserve"> Package </w:t>
-      </w:r>
-      <w:proofErr w:type="spellStart"/>
+      </w:pPr>
       <w:r>
         <w:rPr>
           <w:b/>
@@ -1903,29 +1278,17 @@
           <w:sz w:val="28"/>
           <w:szCs w:val="28"/>
         </w:rPr>
-        <w:t>config</w:t>
-      </w:r>
-      <w:proofErr w:type="spellEnd"/>
-    </w:p>
-    <w:p>
-      <w:proofErr w:type="spellStart"/>
-      <w:proofErr w:type="gramStart"/>
-      <w:r>
-        <w:t>Db.properties</w:t>
-      </w:r>
-      <w:proofErr w:type="spellEnd"/>
-      <w:proofErr w:type="gramEnd"/>
-    </w:p>
-    <w:p/>
-    <w:p>
-      <w:pPr>
+        <w:t>4.</w:t>
+      </w:r>
+      <w:r>
         <w:rPr>
           <w:b/>
           <w:bCs/>
           <w:sz w:val="28"/>
           <w:szCs w:val="28"/>
         </w:rPr>
-      </w:pPr>
+        <w:t>6</w:t>
+      </w:r>
       <w:r>
         <w:rPr>
           <w:b/>
@@ -1933,17 +1296,23 @@
           <w:sz w:val="28"/>
           <w:szCs w:val="28"/>
         </w:rPr>
-        <w:t>4.</w:t>
-      </w:r>
-      <w:r>
+        <w:t xml:space="preserve"> Package models</w:t>
+      </w:r>
+    </w:p>
+    <w:p>
+      <w:r>
+        <w:t>User, Indirizzo, Mansione, Committente, Room, Reservation, Fattura, MetodoPagamento, Pagamento, AccessLog, Sessions, StoricoPrenotazioni.</w:t>
+      </w:r>
+    </w:p>
+    <w:p>
+      <w:pPr>
         <w:rPr>
           <w:b/>
           <w:bCs/>
           <w:sz w:val="28"/>
           <w:szCs w:val="28"/>
         </w:rPr>
-        <w:t>6</w:t>
-      </w:r>
+      </w:pPr>
       <w:r>
         <w:rPr>
           <w:b/>
@@ -1951,55 +1320,17 @@
           <w:sz w:val="28"/>
           <w:szCs w:val="28"/>
         </w:rPr>
-        <w:t xml:space="preserve"> Package models</w:t>
-      </w:r>
-    </w:p>
-    <w:p>
-      <w:r>
-        <w:t xml:space="preserve">User, Indirizzo, Mansione, Committente, Room, </w:t>
-      </w:r>
-      <w:proofErr w:type="spellStart"/>
-      <w:r>
-        <w:t>Reservation</w:t>
-      </w:r>
-      <w:proofErr w:type="spellEnd"/>
-      <w:r>
-        <w:t xml:space="preserve">, Fattura, </w:t>
-      </w:r>
-      <w:proofErr w:type="spellStart"/>
-      <w:r>
-        <w:t>MetodoPagamento</w:t>
-      </w:r>
-      <w:proofErr w:type="spellEnd"/>
-      <w:r>
-        <w:t xml:space="preserve">, Pagamento, </w:t>
-      </w:r>
-      <w:proofErr w:type="spellStart"/>
-      <w:r>
-        <w:t>AccessLog</w:t>
-      </w:r>
-      <w:proofErr w:type="spellEnd"/>
-      <w:r>
-        <w:t xml:space="preserve">, Sessions, </w:t>
-      </w:r>
-      <w:proofErr w:type="spellStart"/>
-      <w:r>
-        <w:t>StoricoPrenotazioni</w:t>
-      </w:r>
-      <w:proofErr w:type="spellEnd"/>
-      <w:r>
-        <w:t>.</w:t>
-      </w:r>
-    </w:p>
-    <w:p>
-      <w:pPr>
+        <w:t>4.</w:t>
+      </w:r>
+      <w:r>
         <w:rPr>
           <w:b/>
           <w:bCs/>
           <w:sz w:val="28"/>
           <w:szCs w:val="28"/>
         </w:rPr>
-      </w:pPr>
+        <w:t>7</w:t>
+      </w:r>
       <w:r>
         <w:rPr>
           <w:b/>
@@ -2007,150 +1338,12 @@
           <w:sz w:val="28"/>
           <w:szCs w:val="28"/>
         </w:rPr>
-        <w:t>4.</w:t>
-      </w:r>
-      <w:r>
-        <w:rPr>
-          <w:b/>
-          <w:bCs/>
-          <w:sz w:val="28"/>
-          <w:szCs w:val="28"/>
-        </w:rPr>
-        <w:t>7</w:t>
-      </w:r>
-      <w:r>
-        <w:rPr>
-          <w:b/>
-          <w:bCs/>
-          <w:sz w:val="28"/>
-          <w:szCs w:val="28"/>
-        </w:rPr>
-        <w:t xml:space="preserve"> Package </w:t>
-      </w:r>
-      <w:proofErr w:type="spellStart"/>
-      <w:r>
-        <w:rPr>
-          <w:b/>
-          <w:bCs/>
-          <w:sz w:val="28"/>
-          <w:szCs w:val="28"/>
-        </w:rPr>
-        <w:t>views</w:t>
-      </w:r>
-      <w:proofErr w:type="spellEnd"/>
-    </w:p>
-    <w:p>
-      <w:proofErr w:type="spellStart"/>
-      <w:r>
-        <w:t>LoginView</w:t>
-      </w:r>
-      <w:proofErr w:type="spellEnd"/>
-      <w:r>
-        <w:t xml:space="preserve">, </w:t>
-      </w:r>
-      <w:proofErr w:type="spellStart"/>
-      <w:r>
-        <w:t>LoadingView</w:t>
-      </w:r>
-      <w:proofErr w:type="spellEnd"/>
-      <w:r>
-        <w:t xml:space="preserve">, Loading1View, </w:t>
-      </w:r>
-      <w:proofErr w:type="spellStart"/>
-      <w:r>
-        <w:t>RegistrationView</w:t>
-      </w:r>
-      <w:proofErr w:type="spellEnd"/>
-      <w:r>
-        <w:t xml:space="preserve">, </w:t>
-      </w:r>
-      <w:proofErr w:type="spellStart"/>
-      <w:r>
-        <w:t>PassWordView</w:t>
-      </w:r>
-      <w:proofErr w:type="spellEnd"/>
-      <w:r>
-        <w:t xml:space="preserve">, </w:t>
-      </w:r>
-      <w:proofErr w:type="spellStart"/>
-      <w:r>
-        <w:t>HomeView</w:t>
-      </w:r>
-      <w:proofErr w:type="spellEnd"/>
-      <w:r>
-        <w:t xml:space="preserve">, </w:t>
-      </w:r>
-      <w:proofErr w:type="spellStart"/>
-      <w:r>
-        <w:t>ManageRiservationView</w:t>
-      </w:r>
-      <w:proofErr w:type="spellEnd"/>
-      <w:r>
-        <w:t xml:space="preserve">, </w:t>
-      </w:r>
-      <w:proofErr w:type="spellStart"/>
-      <w:r>
-        <w:t>ManageRoomView</w:t>
-      </w:r>
-      <w:proofErr w:type="spellEnd"/>
-      <w:r>
-        <w:t xml:space="preserve">, </w:t>
-      </w:r>
-      <w:proofErr w:type="spellStart"/>
-      <w:r>
-        <w:t>ManageUserView</w:t>
-      </w:r>
-      <w:proofErr w:type="spellEnd"/>
-      <w:r>
-        <w:t xml:space="preserve">, </w:t>
-      </w:r>
-      <w:proofErr w:type="spellStart"/>
-      <w:r>
-        <w:t>ManageTenantView</w:t>
-      </w:r>
-      <w:proofErr w:type="spellEnd"/>
-      <w:r>
-        <w:t xml:space="preserve">, </w:t>
-      </w:r>
-      <w:proofErr w:type="spellStart"/>
-      <w:r>
-        <w:t>CheckInView</w:t>
-      </w:r>
-      <w:proofErr w:type="spellEnd"/>
-      <w:r>
-        <w:t xml:space="preserve">, </w:t>
-      </w:r>
-      <w:proofErr w:type="spellStart"/>
-      <w:r>
-        <w:t>CheckOutView</w:t>
-      </w:r>
-      <w:proofErr w:type="spellEnd"/>
-      <w:r>
-        <w:t xml:space="preserve">, </w:t>
-      </w:r>
-      <w:proofErr w:type="spellStart"/>
-      <w:r>
-        <w:t>FatturaView</w:t>
-      </w:r>
-      <w:proofErr w:type="spellEnd"/>
-      <w:r>
-        <w:t xml:space="preserve">, </w:t>
-      </w:r>
-      <w:proofErr w:type="spellStart"/>
-      <w:r>
-        <w:t>GestioneFattureView</w:t>
-      </w:r>
-      <w:proofErr w:type="spellEnd"/>
-      <w:r>
-        <w:t xml:space="preserve">, </w:t>
-      </w:r>
-      <w:proofErr w:type="spellStart"/>
-      <w:r>
-        <w:t>LogsView</w:t>
-      </w:r>
-      <w:proofErr w:type="spellEnd"/>
-      <w:r>
-        <w:t>.</w:t>
+        <w:t xml:space="preserve"> Package views</w:t>
+      </w:r>
+    </w:p>
+    <w:p>
+      <w:r>
+        <w:t>LoginView, LoadingView, Loading1View, RegistrationView, PassWordView, HomeView, ManageRiservationView, ManageRoomView, ManageUserView, ManageTenantView, CheckInView, CheckOutView, FatturaView, GestioneFattureView, LogsView.</w:t>
       </w:r>
     </w:p>
     <w:p/>
@@ -2214,58 +1407,51 @@
           <w:sz w:val="22"/>
           <w:szCs w:val="22"/>
         </w:rPr>
-        <w:t>(</w:t>
-      </w:r>
-      <w:proofErr w:type="spellStart"/>
+        <w:t>(indirizzo_id, paese, provincia, citta, via, cap)</w:t>
+      </w:r>
+    </w:p>
+    <w:p>
+      <w:r>
+        <w:rPr>
+          <w:b/>
+          <w:bCs/>
+          <w:i/>
+          <w:iCs/>
+        </w:rPr>
+        <w:t>Mansione</w:t>
+      </w:r>
+      <w:r>
+        <w:t xml:space="preserve"> </w:t>
+      </w:r>
+      <w:r>
+        <w:t>(role_id, role_type, role_nome)</w:t>
+      </w:r>
+    </w:p>
+    <w:p>
+      <w:r>
+        <w:rPr>
+          <w:b/>
+          <w:bCs/>
+          <w:i/>
+          <w:iCs/>
+        </w:rPr>
+        <w:t>Committente</w:t>
+      </w:r>
+      <w:r>
+        <w:t xml:space="preserve"> </w:t>
+      </w:r>
       <w:r>
         <w:rPr>
           <w:sz w:val="22"/>
           <w:szCs w:val="22"/>
         </w:rPr>
-        <w:t>indirizzo_id</w:t>
-      </w:r>
-      <w:proofErr w:type="spellEnd"/>
-      <w:r>
-        <w:rPr>
-          <w:sz w:val="22"/>
-          <w:szCs w:val="22"/>
-        </w:rPr>
-        <w:t xml:space="preserve">, paese, provincia, </w:t>
-      </w:r>
-      <w:proofErr w:type="gramStart"/>
-      <w:r>
-        <w:rPr>
-          <w:sz w:val="22"/>
-          <w:szCs w:val="22"/>
-        </w:rPr>
-        <w:t>citta</w:t>
-      </w:r>
-      <w:proofErr w:type="gramEnd"/>
-      <w:r>
-        <w:rPr>
-          <w:sz w:val="22"/>
-          <w:szCs w:val="22"/>
-        </w:rPr>
-        <w:t xml:space="preserve">, via, </w:t>
-      </w:r>
-      <w:proofErr w:type="spellStart"/>
-      <w:r>
-        <w:rPr>
-          <w:sz w:val="22"/>
-          <w:szCs w:val="22"/>
-        </w:rPr>
-        <w:t>cap</w:t>
-      </w:r>
-      <w:proofErr w:type="spellEnd"/>
-      <w:r>
-        <w:rPr>
-          <w:sz w:val="22"/>
-          <w:szCs w:val="22"/>
-        </w:rPr>
-        <w:t>)</w:t>
-      </w:r>
-    </w:p>
-    <w:p>
+        <w:t>(codCommittente, ragione_Sociale, gestore→User, email, telefono, indirizzo_id)</w:t>
+      </w:r>
+    </w:p>
+    <w:p>
+      <w:pPr>
+        <w:spacing w:line="240" w:lineRule="auto"/>
+      </w:pPr>
       <w:r>
         <w:rPr>
           <w:b/>
@@ -2273,40 +1459,25 @@
           <w:i/>
           <w:iCs/>
         </w:rPr>
-        <w:t>Mansione</w:t>
+        <w:t>User</w:t>
       </w:r>
       <w:r>
         <w:t xml:space="preserve"> </w:t>
       </w:r>
       <w:r>
-        <w:t>(</w:t>
-      </w:r>
-      <w:proofErr w:type="spellStart"/>
-      <w:r>
-        <w:t>role_id</w:t>
-      </w:r>
-      <w:proofErr w:type="spellEnd"/>
-      <w:r>
-        <w:t xml:space="preserve">, </w:t>
-      </w:r>
-      <w:proofErr w:type="spellStart"/>
-      <w:r>
-        <w:t>role_type</w:t>
-      </w:r>
-      <w:proofErr w:type="spellEnd"/>
-      <w:r>
-        <w:t xml:space="preserve">, </w:t>
-      </w:r>
-      <w:proofErr w:type="spellStart"/>
-      <w:r>
-        <w:t>role_nome</w:t>
-      </w:r>
-      <w:proofErr w:type="spellEnd"/>
-      <w:r>
-        <w:t>)</w:t>
-      </w:r>
-    </w:p>
-    <w:p>
+        <w:t>(user_counter VARCHAR PK, nome, cognome, email, access [password], ruolo→Mansione, committente_id→Committente,</w:t>
+      </w:r>
+      <w:r>
+        <w:t xml:space="preserve"> </w:t>
+      </w:r>
+      <w:r>
+        <w:t>stato ENUM('attivo','disattivato','attesa'), telefono, indirizzo_id, recupero, response, genere)</w:t>
+      </w:r>
+    </w:p>
+    <w:p>
+      <w:pPr>
+        <w:spacing w:line="240" w:lineRule="auto"/>
+      </w:pPr>
       <w:r>
         <w:rPr>
           <w:b/>
@@ -2314,103 +1485,41 @@
           <w:i/>
           <w:iCs/>
         </w:rPr>
-        <w:t>Committente</w:t>
+        <w:t>Room</w:t>
       </w:r>
       <w:r>
         <w:t xml:space="preserve"> </w:t>
       </w:r>
       <w:r>
-        <w:rPr>
-          <w:sz w:val="22"/>
-          <w:szCs w:val="22"/>
-        </w:rPr>
-        <w:t>(</w:t>
-      </w:r>
-      <w:proofErr w:type="spellStart"/>
-      <w:r>
-        <w:rPr>
-          <w:sz w:val="22"/>
-          <w:szCs w:val="22"/>
-        </w:rPr>
-        <w:t>codCommittente</w:t>
-      </w:r>
-      <w:proofErr w:type="spellEnd"/>
-      <w:r>
-        <w:rPr>
-          <w:sz w:val="22"/>
-          <w:szCs w:val="22"/>
-        </w:rPr>
-        <w:t xml:space="preserve">, </w:t>
-      </w:r>
-      <w:proofErr w:type="spellStart"/>
-      <w:r>
-        <w:rPr>
-          <w:sz w:val="22"/>
-          <w:szCs w:val="22"/>
-        </w:rPr>
-        <w:t>ragione_Sociale</w:t>
-      </w:r>
-      <w:proofErr w:type="spellEnd"/>
-      <w:r>
-        <w:rPr>
-          <w:sz w:val="22"/>
-          <w:szCs w:val="22"/>
-        </w:rPr>
-        <w:t xml:space="preserve">, </w:t>
-      </w:r>
-      <w:proofErr w:type="spellStart"/>
-      <w:r>
-        <w:rPr>
-          <w:sz w:val="22"/>
-          <w:szCs w:val="22"/>
-        </w:rPr>
-        <w:t>gestore→User</w:t>
-      </w:r>
-      <w:proofErr w:type="spellEnd"/>
-      <w:r>
-        <w:rPr>
-          <w:sz w:val="22"/>
-          <w:szCs w:val="22"/>
-        </w:rPr>
-        <w:t xml:space="preserve">, </w:t>
-      </w:r>
-      <w:proofErr w:type="gramStart"/>
-      <w:r>
-        <w:rPr>
-          <w:sz w:val="22"/>
-          <w:szCs w:val="22"/>
-        </w:rPr>
-        <w:t>email</w:t>
-      </w:r>
-      <w:proofErr w:type="gramEnd"/>
-      <w:r>
-        <w:rPr>
-          <w:sz w:val="22"/>
-          <w:szCs w:val="22"/>
-        </w:rPr>
-        <w:t xml:space="preserve">, telefono, </w:t>
-      </w:r>
-      <w:proofErr w:type="spellStart"/>
-      <w:r>
-        <w:rPr>
-          <w:sz w:val="22"/>
-          <w:szCs w:val="22"/>
-        </w:rPr>
-        <w:t>indirizzo_id</w:t>
-      </w:r>
-      <w:proofErr w:type="spellEnd"/>
-      <w:r>
-        <w:rPr>
-          <w:sz w:val="22"/>
-          <w:szCs w:val="22"/>
-        </w:rPr>
-        <w:t>)</w:t>
+        <w:t>(room_id, committente_id, numero_stanza,</w:t>
+      </w:r>
+      <w:r>
+        <w:t xml:space="preserve"> </w:t>
+      </w:r>
+      <w:r>
+        <w:t>tipo ENUM('singola','doppia','suite'), prezzo,</w:t>
       </w:r>
     </w:p>
     <w:p>
       <w:pPr>
         <w:spacing w:line="240" w:lineRule="auto"/>
-      </w:pPr>
+        <w:rPr>
+          <w:u w:val="single"/>
+        </w:rPr>
+      </w:pPr>
+      <w:r>
+        <w:t xml:space="preserve">      letto_tipo ENUM('matrimoniale','singolo','king-size'),</w:t>
+      </w:r>
+    </w:p>
+    <w:p>
+      <w:pPr>
+        <w:spacing w:line="240" w:lineRule="auto"/>
+      </w:pPr>
+      <w:r>
+        <w:t xml:space="preserve">      stato ENUM('disponibile','occupata','manutenzione'))</w:t>
+      </w:r>
+    </w:p>
+    <w:p>
       <w:r>
         <w:rPr>
           <w:b/>
@@ -2418,81 +1527,23 @@
           <w:i/>
           <w:iCs/>
         </w:rPr>
-        <w:t>User</w:t>
-      </w:r>
-      <w:r>
-        <w:t xml:space="preserve"> </w:t>
-      </w:r>
-      <w:r>
-        <w:t>(</w:t>
-      </w:r>
-      <w:proofErr w:type="spellStart"/>
-      <w:r>
-        <w:t>user_counter</w:t>
-      </w:r>
-      <w:proofErr w:type="spellEnd"/>
-      <w:r>
-        <w:t xml:space="preserve"> VARCHAR PK, nome, cognome, </w:t>
-      </w:r>
-      <w:proofErr w:type="gramStart"/>
-      <w:r>
-        <w:t>email</w:t>
-      </w:r>
-      <w:proofErr w:type="gramEnd"/>
-      <w:r>
-        <w:t xml:space="preserve">, access [password], </w:t>
-      </w:r>
-      <w:proofErr w:type="spellStart"/>
-      <w:r>
-        <w:t>ruolo→Mansione</w:t>
-      </w:r>
-      <w:proofErr w:type="spellEnd"/>
-      <w:r>
-        <w:t xml:space="preserve">, </w:t>
-      </w:r>
-      <w:proofErr w:type="spellStart"/>
-      <w:r>
-        <w:t>committente_id→Committente</w:t>
-      </w:r>
-      <w:proofErr w:type="spellEnd"/>
-      <w:r>
-        <w:t>,</w:t>
-      </w:r>
-      <w:r>
-        <w:t xml:space="preserve"> </w:t>
-      </w:r>
-      <w:r>
-        <w:t>stato ENUM('</w:t>
-      </w:r>
-      <w:proofErr w:type="spellStart"/>
-      <w:r>
-        <w:t>attivo','disattivato','attesa</w:t>
-      </w:r>
-      <w:proofErr w:type="spellEnd"/>
-      <w:r>
-        <w:t xml:space="preserve">'), telefono, </w:t>
-      </w:r>
-      <w:proofErr w:type="spellStart"/>
-      <w:r>
-        <w:t>indirizzo_id</w:t>
-      </w:r>
-      <w:proofErr w:type="spellEnd"/>
-      <w:r>
-        <w:t xml:space="preserve">, recupero, </w:t>
-      </w:r>
-      <w:proofErr w:type="spellStart"/>
-      <w:r>
-        <w:t>response</w:t>
-      </w:r>
-      <w:proofErr w:type="spellEnd"/>
-      <w:r>
-        <w:t>, genere)</w:t>
-      </w:r>
-    </w:p>
-    <w:p>
-      <w:pPr>
-        <w:spacing w:line="240" w:lineRule="auto"/>
-      </w:pPr>
+        <w:t>Reservation</w:t>
+      </w:r>
+      <w:r>
+        <w:t xml:space="preserve"> (reservation_id, user_id, committente_id, room_id,</w:t>
+      </w:r>
+    </w:p>
+    <w:p>
+      <w:r>
+        <w:t xml:space="preserve">             check_in DATE, check_out DATE, giorni INT,</w:t>
+      </w:r>
+    </w:p>
+    <w:p>
+      <w:r>
+        <w:t xml:space="preserve">             status ENUM('attiva','cancellata','completata'), note)</w:t>
+      </w:r>
+    </w:p>
+    <w:p>
       <w:r>
         <w:rPr>
           <w:b/>
@@ -2500,98 +1551,19 @@
           <w:i/>
           <w:iCs/>
         </w:rPr>
-        <w:t>Room</w:t>
-      </w:r>
-      <w:r>
-        <w:t xml:space="preserve"> </w:t>
-      </w:r>
-      <w:r>
-        <w:t>(</w:t>
-      </w:r>
-      <w:proofErr w:type="spellStart"/>
-      <w:r>
-        <w:t>room_id</w:t>
-      </w:r>
-      <w:proofErr w:type="spellEnd"/>
-      <w:r>
-        <w:t xml:space="preserve">, </w:t>
-      </w:r>
-      <w:proofErr w:type="spellStart"/>
-      <w:r>
-        <w:t>committente_id</w:t>
-      </w:r>
-      <w:proofErr w:type="spellEnd"/>
-      <w:r>
-        <w:t xml:space="preserve">, </w:t>
-      </w:r>
-      <w:proofErr w:type="spellStart"/>
-      <w:r>
-        <w:t>numero_stanza</w:t>
-      </w:r>
-      <w:proofErr w:type="spellEnd"/>
-      <w:r>
-        <w:t>,</w:t>
-      </w:r>
-      <w:r>
-        <w:t xml:space="preserve"> </w:t>
-      </w:r>
-      <w:r>
-        <w:t>tipo ENUM('</w:t>
-      </w:r>
-      <w:proofErr w:type="spellStart"/>
-      <w:r>
-        <w:t>singola','doppia','suite</w:t>
-      </w:r>
-      <w:proofErr w:type="spellEnd"/>
-      <w:r>
-        <w:t>'), prezzo,</w:t>
-      </w:r>
-    </w:p>
-    <w:p>
-      <w:pPr>
-        <w:spacing w:line="240" w:lineRule="auto"/>
-        <w:rPr>
-          <w:u w:val="single"/>
-        </w:rPr>
-      </w:pPr>
-      <w:r>
-        <w:t xml:space="preserve">      </w:t>
-      </w:r>
-      <w:proofErr w:type="spellStart"/>
-      <w:r>
-        <w:t>letto_tipo</w:t>
-      </w:r>
-      <w:proofErr w:type="spellEnd"/>
-      <w:r>
-        <w:t xml:space="preserve"> ENUM('</w:t>
-      </w:r>
-      <w:proofErr w:type="spellStart"/>
-      <w:r>
-        <w:t>matrimoniale','singolo','king</w:t>
-      </w:r>
-      <w:proofErr w:type="spellEnd"/>
-      <w:r>
-        <w:t>-size'),</w:t>
-      </w:r>
-    </w:p>
-    <w:p>
-      <w:pPr>
-        <w:spacing w:line="240" w:lineRule="auto"/>
-      </w:pPr>
-      <w:r>
-        <w:t xml:space="preserve">      stato ENUM('</w:t>
-      </w:r>
-      <w:proofErr w:type="spellStart"/>
-      <w:r>
-        <w:t>disponibile','occupata','manutenzione</w:t>
-      </w:r>
-      <w:proofErr w:type="spellEnd"/>
-      <w:r>
-        <w:t>'))</w:t>
-      </w:r>
-    </w:p>
-    <w:p>
-      <w:proofErr w:type="spellStart"/>
+        <w:t>Fattura</w:t>
+      </w:r>
+      <w:r>
+        <w:t xml:space="preserve"> (fattura_id, reservation_id, importo, data_emissione DATETIME,</w:t>
+      </w:r>
+    </w:p>
+    <w:p>
+      <w:r>
+        <w:lastRenderedPageBreak/>
+        <w:t xml:space="preserve">         stato ENUM('pagato','non pagato','in attesa'))</w:t>
+      </w:r>
+    </w:p>
+    <w:p>
       <w:r>
         <w:rPr>
           <w:b/>
@@ -2599,77 +1571,10 @@
           <w:i/>
           <w:iCs/>
         </w:rPr>
-        <w:t>Reservation</w:t>
-      </w:r>
-      <w:proofErr w:type="spellEnd"/>
-      <w:r>
-        <w:t xml:space="preserve"> (</w:t>
-      </w:r>
-      <w:proofErr w:type="spellStart"/>
-      <w:r>
-        <w:t>reservation_id</w:t>
-      </w:r>
-      <w:proofErr w:type="spellEnd"/>
-      <w:r>
-        <w:t xml:space="preserve">, </w:t>
-      </w:r>
-      <w:proofErr w:type="spellStart"/>
-      <w:r>
-        <w:t>user_id</w:t>
-      </w:r>
-      <w:proofErr w:type="spellEnd"/>
-      <w:r>
-        <w:t xml:space="preserve">, </w:t>
-      </w:r>
-      <w:proofErr w:type="spellStart"/>
-      <w:r>
-        <w:t>committente_id</w:t>
-      </w:r>
-      <w:proofErr w:type="spellEnd"/>
-      <w:r>
-        <w:t xml:space="preserve">, </w:t>
-      </w:r>
-      <w:proofErr w:type="spellStart"/>
-      <w:r>
-        <w:t>room_id</w:t>
-      </w:r>
-      <w:proofErr w:type="spellEnd"/>
-      <w:r>
-        <w:t>,</w:t>
-      </w:r>
-    </w:p>
-    <w:p>
-      <w:r>
-        <w:t xml:space="preserve">             </w:t>
-      </w:r>
-      <w:proofErr w:type="spellStart"/>
-      <w:r>
-        <w:t>check_in</w:t>
-      </w:r>
-      <w:proofErr w:type="spellEnd"/>
-      <w:r>
-        <w:t xml:space="preserve"> DATE, </w:t>
-      </w:r>
-      <w:proofErr w:type="spellStart"/>
-      <w:r>
-        <w:t>check_out</w:t>
-      </w:r>
-      <w:proofErr w:type="spellEnd"/>
-      <w:r>
-        <w:t xml:space="preserve"> DATE, giorni INT,</w:t>
-      </w:r>
-    </w:p>
-    <w:p>
-      <w:r>
-        <w:t xml:space="preserve">             status ENUM('</w:t>
-      </w:r>
-      <w:proofErr w:type="spellStart"/>
-      <w:r>
-        <w:t>attiva','cancellata','completata</w:t>
-      </w:r>
-      <w:proofErr w:type="spellEnd"/>
-      <w:r>
-        <w:t>'), note)</w:t>
+        <w:t>MetodoPagamento</w:t>
+      </w:r>
+      <w:r>
+        <w:t xml:space="preserve"> (metodo_id, nome, descrizione)</w:t>
       </w:r>
     </w:p>
     <w:p>
@@ -2680,68 +1585,13 @@
           <w:i/>
           <w:iCs/>
         </w:rPr>
-        <w:t>Fattura</w:t>
-      </w:r>
-      <w:r>
-        <w:t xml:space="preserve"> (</w:t>
-      </w:r>
-      <w:proofErr w:type="spellStart"/>
-      <w:r>
-        <w:t>fattura_id</w:t>
-      </w:r>
-      <w:proofErr w:type="spellEnd"/>
-      <w:r>
-        <w:t xml:space="preserve">, </w:t>
-      </w:r>
-      <w:proofErr w:type="spellStart"/>
-      <w:r>
-        <w:t>reservation_id</w:t>
-      </w:r>
-      <w:proofErr w:type="spellEnd"/>
-      <w:r>
-        <w:t xml:space="preserve">, importo, </w:t>
-      </w:r>
-      <w:proofErr w:type="spellStart"/>
-      <w:r>
-        <w:t>data_emissione</w:t>
-      </w:r>
-      <w:proofErr w:type="spellEnd"/>
-      <w:r>
-        <w:t xml:space="preserve"> DATETIME,</w:t>
-      </w:r>
-    </w:p>
-    <w:p>
-      <w:r>
-        <w:lastRenderedPageBreak/>
-        <w:t xml:space="preserve">         stato </w:t>
-      </w:r>
-      <w:proofErr w:type="gramStart"/>
-      <w:r>
-        <w:t>ENUM(</w:t>
-      </w:r>
-      <w:proofErr w:type="gramEnd"/>
-      <w:r>
-        <w:t>'</w:t>
-      </w:r>
-      <w:proofErr w:type="spellStart"/>
-      <w:r>
-        <w:t>pagato','non</w:t>
-      </w:r>
-      <w:proofErr w:type="spellEnd"/>
-      <w:r>
-        <w:t xml:space="preserve"> </w:t>
-      </w:r>
-      <w:proofErr w:type="spellStart"/>
-      <w:r>
-        <w:t>pagato','in</w:t>
-      </w:r>
-      <w:proofErr w:type="spellEnd"/>
-      <w:r>
-        <w:t xml:space="preserve"> attesa'))</w:t>
-      </w:r>
-    </w:p>
-    <w:p>
-      <w:proofErr w:type="spellStart"/>
+        <w:t>Pagamento</w:t>
+      </w:r>
+      <w:r>
+        <w:t xml:space="preserve"> (pagamento_id, fattura_id, metodo_id, importo, data_pagamento)</w:t>
+      </w:r>
+    </w:p>
+    <w:p>
       <w:r>
         <w:rPr>
           <w:b/>
@@ -2749,19 +1599,15 @@
           <w:i/>
           <w:iCs/>
         </w:rPr>
-        <w:t>MetodoPagamento</w:t>
-      </w:r>
-      <w:proofErr w:type="spellEnd"/>
-      <w:r>
-        <w:t xml:space="preserve"> (</w:t>
-      </w:r>
-      <w:proofErr w:type="spellStart"/>
-      <w:r>
-        <w:t>metodo_id</w:t>
-      </w:r>
-      <w:proofErr w:type="spellEnd"/>
-      <w:r>
-        <w:t>, nome, descrizione)</w:t>
+        <w:t>AccessLog</w:t>
+      </w:r>
+      <w:r>
+        <w:t xml:space="preserve"> (log_id AUTO_INCREMENT, user_id, ip_address, note,</w:t>
+      </w:r>
+    </w:p>
+    <w:p>
+      <w:r>
+        <w:t xml:space="preserve">           login_time DEFAULT NOW(), logout_time NULL)</w:t>
       </w:r>
     </w:p>
     <w:p>
@@ -2772,46 +1618,18 @@
           <w:i/>
           <w:iCs/>
         </w:rPr>
-        <w:t>Pagamento</w:t>
-      </w:r>
-      <w:r>
-        <w:t xml:space="preserve"> (</w:t>
-      </w:r>
-      <w:proofErr w:type="spellStart"/>
-      <w:r>
-        <w:t>pagamento_id</w:t>
-      </w:r>
-      <w:proofErr w:type="spellEnd"/>
-      <w:r>
-        <w:t xml:space="preserve">, </w:t>
-      </w:r>
-      <w:proofErr w:type="spellStart"/>
-      <w:r>
-        <w:t>fattura_id</w:t>
-      </w:r>
-      <w:proofErr w:type="spellEnd"/>
-      <w:r>
-        <w:t xml:space="preserve">, </w:t>
-      </w:r>
-      <w:proofErr w:type="spellStart"/>
-      <w:r>
-        <w:t>metodo_id</w:t>
-      </w:r>
-      <w:proofErr w:type="spellEnd"/>
-      <w:r>
-        <w:t xml:space="preserve">, importo, </w:t>
-      </w:r>
-      <w:proofErr w:type="spellStart"/>
-      <w:r>
-        <w:t>data_pagamento</w:t>
-      </w:r>
-      <w:proofErr w:type="spellEnd"/>
-      <w:r>
-        <w:t>)</w:t>
-      </w:r>
-    </w:p>
-    <w:p>
-      <w:proofErr w:type="spellStart"/>
+        <w:t>sessions</w:t>
+      </w:r>
+      <w:r>
+        <w:t xml:space="preserve"> (session_id, user_id, committente_id, role_id,</w:t>
+      </w:r>
+    </w:p>
+    <w:p>
+      <w:r>
+        <w:t xml:space="preserve">          token CHAR(64), expires DATETIME, created_at)</w:t>
+      </w:r>
+    </w:p>
+    <w:p>
       <w:r>
         <w:rPr>
           <w:b/>
@@ -2819,229 +1637,20 @@
           <w:i/>
           <w:iCs/>
         </w:rPr>
-        <w:t>AccessLog</w:t>
-      </w:r>
-      <w:proofErr w:type="spellEnd"/>
-      <w:r>
-        <w:t xml:space="preserve"> (</w:t>
-      </w:r>
-      <w:proofErr w:type="spellStart"/>
-      <w:r>
-        <w:t>log_id</w:t>
-      </w:r>
-      <w:proofErr w:type="spellEnd"/>
-      <w:r>
-        <w:t xml:space="preserve"> AUTO_INCREMENT, </w:t>
-      </w:r>
-      <w:proofErr w:type="spellStart"/>
-      <w:r>
-        <w:t>user_id</w:t>
-      </w:r>
-      <w:proofErr w:type="spellEnd"/>
-      <w:r>
-        <w:t xml:space="preserve">, </w:t>
-      </w:r>
-      <w:proofErr w:type="spellStart"/>
-      <w:r>
-        <w:t>ip_address</w:t>
-      </w:r>
-      <w:proofErr w:type="spellEnd"/>
-      <w:r>
-        <w:t>, note,</w:t>
-      </w:r>
-    </w:p>
-    <w:p>
-      <w:r>
-        <w:t xml:space="preserve">           </w:t>
-      </w:r>
-      <w:proofErr w:type="spellStart"/>
-      <w:r>
-        <w:t>login_time</w:t>
-      </w:r>
-      <w:proofErr w:type="spellEnd"/>
-      <w:r>
-        <w:t xml:space="preserve"> DEFAULT </w:t>
-      </w:r>
-      <w:proofErr w:type="gramStart"/>
-      <w:r>
-        <w:t>NOW(</w:t>
-      </w:r>
-      <w:proofErr w:type="gramEnd"/>
-      <w:r>
-        <w:t xml:space="preserve">), </w:t>
-      </w:r>
-      <w:proofErr w:type="spellStart"/>
-      <w:r>
-        <w:t>logout_time</w:t>
-      </w:r>
-      <w:proofErr w:type="spellEnd"/>
-      <w:r>
-        <w:t xml:space="preserve"> NULL)</w:t>
-      </w:r>
-    </w:p>
-    <w:p>
-      <w:r>
-        <w:rPr>
-          <w:b/>
-          <w:bCs/>
-          <w:i/>
-          <w:iCs/>
-        </w:rPr>
-        <w:t>sessions</w:t>
-      </w:r>
-      <w:r>
-        <w:t xml:space="preserve"> (</w:t>
-      </w:r>
-      <w:proofErr w:type="spellStart"/>
-      <w:r>
-        <w:t>session_id</w:t>
-      </w:r>
-      <w:proofErr w:type="spellEnd"/>
-      <w:r>
-        <w:t xml:space="preserve">, </w:t>
-      </w:r>
-      <w:proofErr w:type="spellStart"/>
-      <w:r>
-        <w:t>user_id</w:t>
-      </w:r>
-      <w:proofErr w:type="spellEnd"/>
-      <w:r>
-        <w:t xml:space="preserve">, </w:t>
-      </w:r>
-      <w:proofErr w:type="spellStart"/>
-      <w:r>
-        <w:t>committente_id</w:t>
-      </w:r>
-      <w:proofErr w:type="spellEnd"/>
-      <w:r>
-        <w:t xml:space="preserve">, </w:t>
-      </w:r>
-      <w:proofErr w:type="spellStart"/>
-      <w:r>
-        <w:t>role_id</w:t>
-      </w:r>
-      <w:proofErr w:type="spellEnd"/>
-      <w:r>
-        <w:t>,</w:t>
-      </w:r>
-    </w:p>
-    <w:p>
-      <w:r>
-        <w:t xml:space="preserve">          token </w:t>
-      </w:r>
-      <w:proofErr w:type="gramStart"/>
-      <w:r>
-        <w:t>CHAR(</w:t>
-      </w:r>
-      <w:proofErr w:type="gramEnd"/>
-      <w:r>
-        <w:t xml:space="preserve">64), </w:t>
-      </w:r>
-      <w:proofErr w:type="spellStart"/>
-      <w:r>
-        <w:t>expires</w:t>
-      </w:r>
-      <w:proofErr w:type="spellEnd"/>
-      <w:r>
-        <w:t xml:space="preserve"> DATETIME, </w:t>
-      </w:r>
-      <w:proofErr w:type="spellStart"/>
-      <w:r>
-        <w:t>created_at</w:t>
-      </w:r>
-      <w:proofErr w:type="spellEnd"/>
-      <w:r>
-        <w:t>)</w:t>
-      </w:r>
-    </w:p>
-    <w:p>
-      <w:proofErr w:type="spellStart"/>
-      <w:r>
-        <w:rPr>
-          <w:b/>
-          <w:bCs/>
-          <w:i/>
-          <w:iCs/>
-        </w:rPr>
         <w:t>StoricoPrenotazioni</w:t>
       </w:r>
-      <w:proofErr w:type="spellEnd"/>
-      <w:r>
-        <w:t xml:space="preserve"> (</w:t>
-      </w:r>
-      <w:proofErr w:type="spellStart"/>
-      <w:r>
-        <w:t>storico_id</w:t>
-      </w:r>
-      <w:proofErr w:type="spellEnd"/>
-      <w:r>
-        <w:t xml:space="preserve">, </w:t>
-      </w:r>
-      <w:proofErr w:type="spellStart"/>
-      <w:r>
-        <w:t>reservation_id</w:t>
-      </w:r>
-      <w:proofErr w:type="spellEnd"/>
-      <w:r>
-        <w:t xml:space="preserve">, </w:t>
-      </w:r>
-      <w:proofErr w:type="spellStart"/>
-      <w:r>
-        <w:t>user_id</w:t>
-      </w:r>
-      <w:proofErr w:type="spellEnd"/>
-      <w:r>
-        <w:t>,</w:t>
-      </w:r>
-    </w:p>
-    <w:p>
-      <w:r>
-        <w:t xml:space="preserve">                     </w:t>
-      </w:r>
-      <w:proofErr w:type="spellStart"/>
-      <w:r>
-        <w:t>check_in_precedente</w:t>
-      </w:r>
-      <w:proofErr w:type="spellEnd"/>
-      <w:r>
-        <w:t xml:space="preserve">, </w:t>
-      </w:r>
-      <w:proofErr w:type="spellStart"/>
-      <w:r>
-        <w:t>check_out_precedente</w:t>
-      </w:r>
-      <w:proofErr w:type="spellEnd"/>
-      <w:r>
-        <w:t>,</w:t>
-      </w:r>
-    </w:p>
-    <w:p>
-      <w:r>
-        <w:t xml:space="preserve">                     </w:t>
-      </w:r>
-      <w:proofErr w:type="spellStart"/>
-      <w:r>
-        <w:t>nuovo_check_in</w:t>
-      </w:r>
-      <w:proofErr w:type="spellEnd"/>
-      <w:r>
-        <w:t xml:space="preserve">, </w:t>
-      </w:r>
-      <w:proofErr w:type="spellStart"/>
-      <w:r>
-        <w:t>nuovo_check_out</w:t>
-      </w:r>
-      <w:proofErr w:type="spellEnd"/>
-      <w:r>
-        <w:t xml:space="preserve">, </w:t>
-      </w:r>
-      <w:proofErr w:type="spellStart"/>
-      <w:r>
-        <w:t>data_modifica</w:t>
-      </w:r>
-      <w:proofErr w:type="spellEnd"/>
-      <w:r>
-        <w:t>)</w:t>
+      <w:r>
+        <w:t xml:space="preserve"> (storico_id, reservation_id, user_id,</w:t>
+      </w:r>
+    </w:p>
+    <w:p>
+      <w:r>
+        <w:t xml:space="preserve">                     check_in_precedente, check_out_precedente,</w:t>
+      </w:r>
+    </w:p>
+    <w:p>
+      <w:r>
+        <w:t xml:space="preserve">                     nuovo_check_in, nuovo_check_out, data_modifica)</w:t>
       </w:r>
     </w:p>
     <w:p/>
@@ -3069,147 +1678,47 @@
           <w:numId w:val="2"/>
         </w:numPr>
       </w:pPr>
-      <w:proofErr w:type="spellStart"/>
-      <w:r>
-        <w:t>User.user_counter</w:t>
-      </w:r>
-      <w:proofErr w:type="spellEnd"/>
-      <w:r>
-        <w:t> è </w:t>
+      <w:r>
+        <w:t>User.user_counter è </w:t>
       </w:r>
       <w:r>
         <w:t>VARCHAR (</w:t>
       </w:r>
       <w:r>
-        <w:t xml:space="preserve">100), non </w:t>
-      </w:r>
-      <w:proofErr w:type="spellStart"/>
-      <w:r>
-        <w:t>int</w:t>
-      </w:r>
-      <w:proofErr w:type="spellEnd"/>
-      <w:r>
-        <w:t xml:space="preserve"> </w:t>
-      </w:r>
-      <w:proofErr w:type="spellStart"/>
-      <w:r>
-        <w:t>autoincrementale</w:t>
-      </w:r>
-      <w:proofErr w:type="spellEnd"/>
-      <w:r>
-        <w:t>. Generazione applicativa via </w:t>
-      </w:r>
-      <w:proofErr w:type="spellStart"/>
-      <w:r>
-        <w:t>UserDao.generateUniqueCounter</w:t>
-      </w:r>
-      <w:proofErr w:type="spellEnd"/>
-      <w:r>
-        <w:t>() con pattern "</w:t>
-      </w:r>
-      <w:proofErr w:type="gramStart"/>
-      <w:r>
-        <w:t>XXX{</w:t>
-      </w:r>
-      <w:proofErr w:type="gramEnd"/>
-      <w:r>
-        <w:t>id}{NOME}".</w:t>
-      </w:r>
-    </w:p>
-    <w:p>
-      <w:pPr>
-        <w:numPr>
-          <w:ilvl w:val="0"/>
-          <w:numId w:val="2"/>
-        </w:numPr>
-      </w:pPr>
-      <w:proofErr w:type="spellStart"/>
-      <w:r>
-        <w:t>Fattura.stato</w:t>
-      </w:r>
-      <w:proofErr w:type="spellEnd"/>
-      <w:r>
-        <w:t> ha valori con spazi ("non pagato", "in attesa"), gestiti via smart-</w:t>
-      </w:r>
-      <w:proofErr w:type="spellStart"/>
-      <w:r>
-        <w:t>enum</w:t>
-      </w:r>
-      <w:proofErr w:type="spellEnd"/>
-      <w:r>
-        <w:t> </w:t>
-      </w:r>
-      <w:proofErr w:type="spellStart"/>
-      <w:r>
-        <w:t>FatturaStatus</w:t>
-      </w:r>
-      <w:proofErr w:type="spellEnd"/>
-      <w:r>
-        <w:t>.</w:t>
-      </w:r>
-    </w:p>
-    <w:p>
-      <w:pPr>
-        <w:numPr>
-          <w:ilvl w:val="0"/>
-          <w:numId w:val="2"/>
-        </w:numPr>
-      </w:pPr>
-      <w:proofErr w:type="spellStart"/>
-      <w:r>
-        <w:t>Room.letto_tipo</w:t>
-      </w:r>
-      <w:proofErr w:type="spellEnd"/>
-      <w:r>
-        <w:t> ha il trattino ("king-size"), gestito via smart-</w:t>
-      </w:r>
-      <w:proofErr w:type="spellStart"/>
-      <w:r>
-        <w:t>enum</w:t>
-      </w:r>
-      <w:proofErr w:type="spellEnd"/>
-      <w:r>
-        <w:t> </w:t>
-      </w:r>
-      <w:proofErr w:type="spellStart"/>
-      <w:r>
-        <w:t>BedType</w:t>
-      </w:r>
-      <w:proofErr w:type="spellEnd"/>
-      <w:r>
-        <w:t>.</w:t>
-      </w:r>
-    </w:p>
-    <w:p>
-      <w:pPr>
-        <w:numPr>
-          <w:ilvl w:val="0"/>
-          <w:numId w:val="2"/>
-        </w:numPr>
-      </w:pPr>
-      <w:proofErr w:type="spellStart"/>
-      <w:r>
-        <w:t>Reservation.check_in</w:t>
-      </w:r>
-      <w:proofErr w:type="spellEnd"/>
-      <w:r>
-        <w:t>/</w:t>
-      </w:r>
-      <w:proofErr w:type="spellStart"/>
-      <w:r>
-        <w:t>check_out</w:t>
-      </w:r>
-      <w:proofErr w:type="spellEnd"/>
-      <w:r>
-        <w:t xml:space="preserve"> sono DATE (giorno solo, non </w:t>
-      </w:r>
-      <w:proofErr w:type="spellStart"/>
-      <w:r>
-        <w:t>timestamp</w:t>
-      </w:r>
-      <w:proofErr w:type="spellEnd"/>
-      <w:r>
-        <w:t>).</w:t>
+        <w:t>100), non int autoincrementale. Generazione applicativa via UserDao.generateUniqueCounter() con pattern "XXX{id}{NOME}".</w:t>
+      </w:r>
+    </w:p>
+    <w:p>
+      <w:pPr>
+        <w:numPr>
+          <w:ilvl w:val="0"/>
+          <w:numId w:val="2"/>
+        </w:numPr>
+      </w:pPr>
+      <w:r>
+        <w:t>Fattura.stato ha valori con spazi ("non pagato", "in attesa"), gestiti via smart-enum FatturaStatus.</w:t>
+      </w:r>
+    </w:p>
+    <w:p>
+      <w:pPr>
+        <w:numPr>
+          <w:ilvl w:val="0"/>
+          <w:numId w:val="2"/>
+        </w:numPr>
+      </w:pPr>
+      <w:r>
+        <w:t>Room.letto_tipo ha il trattino ("king-size"), gestito via smart-enum BedType.</w:t>
+      </w:r>
+    </w:p>
+    <w:p>
+      <w:pPr>
+        <w:numPr>
+          <w:ilvl w:val="0"/>
+          <w:numId w:val="2"/>
+        </w:numPr>
+      </w:pPr>
+      <w:r>
+        <w:t>Reservation.check_in/check_out sono DATE (giorno solo, non timestamp).</w:t>
       </w:r>
     </w:p>
     <w:p/>
@@ -4908,10 +3417,7 @@
     </w:p>
     <w:p>
       <w:r>
-        <w:t>Scenario:</w:t>
-      </w:r>
-      <w:r>
-        <w:t xml:space="preserve"> utente cliente prenota una camera e paga la fattura.</w:t>
+        <w:t>Scenario: utente cliente prenota una camera e paga la fattura.</w:t>
       </w:r>
     </w:p>
     <w:p/>
@@ -5703,40 +4209,19 @@
         </w:numPr>
       </w:pPr>
       <w:r>
-        <w:t xml:space="preserve">Niente rate </w:t>
-      </w:r>
-      <w:proofErr w:type="gramStart"/>
-      <w:r>
-        <w:t>limiting :</w:t>
-      </w:r>
-      <w:proofErr w:type="gramEnd"/>
-      <w:r>
-        <w:t xml:space="preserve"> su login e reset password un attaccante può provare migliaia di volte.</w:t>
-      </w:r>
-    </w:p>
-    <w:p>
-      <w:pPr>
-        <w:numPr>
-          <w:ilvl w:val="0"/>
-          <w:numId w:val="2"/>
-        </w:numPr>
-      </w:pPr>
-      <w:r>
-        <w:t xml:space="preserve">Domanda di sicurezza è notoriamente </w:t>
-      </w:r>
-      <w:proofErr w:type="gramStart"/>
-      <w:r>
-        <w:t>debole :</w:t>
-      </w:r>
-      <w:proofErr w:type="gramEnd"/>
-      <w:r>
-        <w:t xml:space="preserve"> un domain expert dell'utente la </w:t>
-      </w:r>
-      <w:proofErr w:type="gramStart"/>
-      <w:r>
-        <w:t>trova .</w:t>
-      </w:r>
-      <w:proofErr w:type="gramEnd"/>
+        <w:t>Niente rate limiting : su login e reset password un attaccante può provare migliaia di volte.</w:t>
+      </w:r>
+    </w:p>
+    <w:p>
+      <w:pPr>
+        <w:numPr>
+          <w:ilvl w:val="0"/>
+          <w:numId w:val="2"/>
+        </w:numPr>
+      </w:pPr>
+      <w:r>
+        <w:t>Domanda di sicurezza è notoriamente debole : un domain expert dell'utente la trova .</w:t>
+      </w:r>
     </w:p>
     <w:p>
       <w:pPr>
@@ -5907,21 +4392,11 @@
       <w:r>
         <w:t xml:space="preserve">In </w:t>
       </w:r>
-      <w:proofErr w:type="spellStart"/>
       <w:r>
         <w:t>config</w:t>
       </w:r>
-      <w:proofErr w:type="spellEnd"/>
-      <w:r>
-        <w:t>/</w:t>
-      </w:r>
-      <w:proofErr w:type="spellStart"/>
-      <w:r>
-        <w:t>db.properties</w:t>
-      </w:r>
-      <w:proofErr w:type="spellEnd"/>
-      <w:r>
-        <w:t xml:space="preserve"> (creare se non esiste</w:t>
+      <w:r>
+        <w:t>/db.properties (creare se non esiste</w:t>
       </w:r>
       <w:r>
         <w:t>):</w:t>
@@ -5967,24 +4442,7 @@
           <w:szCs w:val="18"/>
         </w:rPr>
         <w:br/>
-      </w:r>
-      <w:proofErr w:type="gramStart"/>
-      <w:r>
-        <w:rPr>
-          <w:rFonts w:ascii="Consolas" w:hAnsi="Consolas" w:cs="Consolas"/>
-          <w:sz w:val="18"/>
-          <w:szCs w:val="18"/>
-        </w:rPr>
-        <w:t>db.password</w:t>
-      </w:r>
-      <w:proofErr w:type="gramEnd"/>
-      <w:r>
-        <w:rPr>
-          <w:rFonts w:ascii="Consolas" w:hAnsi="Consolas" w:cs="Consolas"/>
-          <w:sz w:val="18"/>
-          <w:szCs w:val="18"/>
-        </w:rPr>
-        <w:t>=YOUR_PASSWORD</w:t>
+        <w:t>db.password=YOUR_PASSWORD</w:t>
       </w:r>
     </w:p>
     <w:p>
@@ -6114,47 +4572,13 @@
         </w:numPr>
       </w:pPr>
       <w:r>
-        <w:t xml:space="preserve">Race </w:t>
-      </w:r>
-      <w:proofErr w:type="spellStart"/>
-      <w:r>
-        <w:t>condition</w:t>
-      </w:r>
-      <w:proofErr w:type="spellEnd"/>
-      <w:r>
-        <w:t xml:space="preserve"> su </w:t>
-      </w:r>
-      <w:proofErr w:type="spellStart"/>
-      <w:r>
-        <w:t>user_counter</w:t>
-      </w:r>
-      <w:proofErr w:type="spellEnd"/>
-      <w:r>
-        <w:t xml:space="preserve"> e </w:t>
-      </w:r>
-      <w:proofErr w:type="spellStart"/>
-      <w:r>
-        <w:t>codCommittente</w:t>
-      </w:r>
-      <w:proofErr w:type="spellEnd"/>
-      <w:r>
-        <w:t>:</w:t>
-      </w:r>
-      <w:r>
-        <w:t xml:space="preserve"> </w:t>
-      </w:r>
-      <w:proofErr w:type="spellStart"/>
-      <w:proofErr w:type="gramStart"/>
-      <w:r>
-        <w:t>getMaxId</w:t>
-      </w:r>
-      <w:proofErr w:type="spellEnd"/>
-      <w:r>
-        <w:t>(</w:t>
-      </w:r>
-      <w:proofErr w:type="gramEnd"/>
-      <w:r>
-        <w:t xml:space="preserve">) + 1 non è atomico. In ambiente single-user (desktop) </w:t>
+        <w:t xml:space="preserve">Race condition su user_counter e </w:t>
+      </w:r>
+      <w:r>
+        <w:t>codCommittente:</w:t>
+      </w:r>
+      <w:r>
+        <w:t xml:space="preserve"> getMaxId() + 1 non è atomico. In ambiente single-user (desktop) </w:t>
       </w:r>
       <w:r>
         <w:t>ok;</w:t>
@@ -6171,7 +4595,30 @@
         </w:numPr>
       </w:pPr>
       <w:r>
-        <w:t>MAX_RETRY_COUNTER = 100 : limite arbitrario sulla generazione del counter univoco. Sopra 100 collisioni il sistema rifiuta. In pratica non si arriva mai.</w:t>
+        <w:t>AC potrebbe</w:t>
+      </w:r>
+      <w:r>
+        <w:t xml:space="preserve"> svolgere opera</w:t>
+      </w:r>
+      <w:r>
+        <w:t>zione anche in committente diverso dal suo</w:t>
+      </w:r>
+    </w:p>
+    <w:p>
+      <w:pPr>
+        <w:numPr>
+          <w:ilvl w:val="0"/>
+          <w:numId w:val="2"/>
+        </w:numPr>
+      </w:pPr>
+      <w:r>
+        <w:t xml:space="preserve">MAX_RETRY_COUNTER = </w:t>
+      </w:r>
+      <w:r>
+        <w:t>100:</w:t>
+      </w:r>
+      <w:r>
+        <w:t xml:space="preserve"> limite arbitrario sulla generazione del counter univoco. Sopra 100 collisioni il sistema rifiuta. In pratica non si arriva mai.</w:t>
       </w:r>
     </w:p>
     <w:p>
@@ -6193,6 +4640,7 @@
         </w:numPr>
       </w:pPr>
       <w:r>
+        <w:lastRenderedPageBreak/>
         <w:t xml:space="preserve">Niente test </w:t>
       </w:r>
       <w:r>
@@ -6216,77 +4664,98 @@
         </w:numPr>
       </w:pPr>
       <w:r>
-        <w:lastRenderedPageBreak/>
-        <w:t xml:space="preserve">Le date : il model Reservation usa java.util.Date (legacy). Sarebbe meglio </w:t>
-      </w:r>
-      <w:proofErr w:type="spellStart"/>
-      <w:proofErr w:type="gramStart"/>
-      <w:r>
-        <w:t>java.time</w:t>
-      </w:r>
-      <w:proofErr w:type="gramEnd"/>
-      <w:r>
-        <w:t>.LocalDate</w:t>
-      </w:r>
-      <w:proofErr w:type="spellEnd"/>
+        <w:t>Le date : il model Reservation usa java.util.Date (legacy). Sarebbe meglio java.time.LocalDate.</w:t>
+      </w:r>
+    </w:p>
+    <w:p>
+      <w:pPr>
+        <w:ind w:left="720"/>
+      </w:pPr>
+    </w:p>
+    <w:p>
+      <w:pPr>
+        <w:rPr>
+          <w:b/>
+          <w:bCs/>
+        </w:rPr>
+      </w:pPr>
+      <w:r>
+        <w:rPr>
+          <w:b/>
+          <w:bCs/>
+        </w:rPr>
+        <w:t>11.2 Miglioramenti possibili (oltre la consegna)</w:t>
+      </w:r>
+    </w:p>
+    <w:p>
+      <w:pPr>
+        <w:numPr>
+          <w:ilvl w:val="0"/>
+          <w:numId w:val="2"/>
+        </w:numPr>
+      </w:pPr>
+      <w:r>
+        <w:t>Gestire meglio gli indirizzi</w:t>
+      </w:r>
+      <w:r>
+        <w:t>, usando possibilmente una libreria</w:t>
+      </w:r>
+    </w:p>
+    <w:p>
+      <w:pPr>
+        <w:numPr>
+          <w:ilvl w:val="0"/>
+          <w:numId w:val="2"/>
+        </w:numPr>
+      </w:pPr>
+      <w:r>
+        <w:t>Migliorare la se</w:t>
+      </w:r>
+      <w:r>
+        <w:t>ssion per rendere l’app multiUser</w:t>
+      </w:r>
       <w:r>
         <w:t>.</w:t>
       </w:r>
     </w:p>
     <w:p>
       <w:pPr>
-        <w:ind w:left="720"/>
-      </w:pPr>
-    </w:p>
-    <w:p>
-      <w:pPr>
-        <w:rPr>
-          <w:b/>
-          <w:bCs/>
-        </w:rPr>
-      </w:pPr>
-      <w:r>
-        <w:rPr>
-          <w:b/>
-          <w:bCs/>
-        </w:rPr>
-        <w:t>11.2 Miglioramenti possibili (oltre la consegna)</w:t>
-      </w:r>
-    </w:p>
-    <w:p>
-      <w:pPr>
-        <w:numPr>
-          <w:ilvl w:val="0"/>
-          <w:numId w:val="2"/>
-        </w:numPr>
-      </w:pPr>
-      <w:r>
-        <w:t>Gestire meglio gli indirizzi</w:t>
-      </w:r>
-      <w:r>
-        <w:t>.</w:t>
-      </w:r>
-    </w:p>
-    <w:p>
-      <w:pPr>
-        <w:numPr>
-          <w:ilvl w:val="0"/>
-          <w:numId w:val="2"/>
-        </w:numPr>
-      </w:pPr>
-      <w:r>
-        <w:t>Migliorare la se</w:t>
-      </w:r>
-      <w:r>
-        <w:t xml:space="preserve">ssion per rendere l’app </w:t>
-      </w:r>
-      <w:proofErr w:type="spellStart"/>
-      <w:r>
-        <w:t>multiUser</w:t>
-      </w:r>
-      <w:proofErr w:type="spellEnd"/>
-      <w:r>
-        <w:t>.</w:t>
+        <w:numPr>
+          <w:ilvl w:val="0"/>
+          <w:numId w:val="2"/>
+        </w:numPr>
+      </w:pPr>
+      <w:r>
+        <w:t xml:space="preserve">Filtrare </w:t>
+      </w:r>
+      <w:r>
+        <w:t xml:space="preserve">le funzionalità in base al committente in modo da limitare </w:t>
+      </w:r>
+      <w:r>
+        <w:t>le azioni</w:t>
+      </w:r>
+      <w:r>
+        <w:t xml:space="preserve"> del AC al proprio</w:t>
+      </w:r>
+      <w:r>
+        <w:t xml:space="preserve"> committente</w:t>
+      </w:r>
+    </w:p>
+    <w:p>
+      <w:pPr>
+        <w:numPr>
+          <w:ilvl w:val="0"/>
+          <w:numId w:val="2"/>
+        </w:numPr>
+      </w:pPr>
+      <w:r>
+        <w:t xml:space="preserve">Aggiungere una dropdownList alla Registration </w:t>
+      </w:r>
+      <w:r>
+        <w:t xml:space="preserve">con l’elenco dei committenti, in modo da consentire a l’utente </w:t>
+      </w:r>
+      <w:r>
+        <w:t>la scelta del committente dove registrarsi</w:t>
       </w:r>
     </w:p>
     <w:p/>
